--- a/binodcv/Binod-cv.docx
+++ b/binodcv/Binod-cv.docx
@@ -136,7 +136,16 @@
           <w:sz w:val="24"/>
           <w:szCs w:val="24"/>
         </w:rPr>
-        <w:t xml:space="preserve">      09/07/2016</w:t>
+        <w:t xml:space="preserve">      09/10</w:t>
+      </w:r>
+      <w:r>
+        <w:rPr>
+          <w:rFonts w:ascii="Times New Roman" w:hAnsi="Times New Roman"/>
+          <w:color w:val="000000"/>
+          <w:sz w:val="24"/>
+          <w:szCs w:val="24"/>
+        </w:rPr>
+        <w:t>/2017</w:t>
       </w:r>
     </w:p>
     <w:p>
@@ -214,6 +223,15 @@
         </w:rPr>
         <w:t xml:space="preserve"> software Engineer in Java programming</w:t>
       </w:r>
+      <w:r>
+        <w:rPr>
+          <w:rFonts w:ascii="Times New Roman" w:hAnsi="Times New Roman"/>
+          <w:color w:val="000000"/>
+          <w:sz w:val="24"/>
+          <w:szCs w:val="24"/>
+        </w:rPr>
+        <w:t>.</w:t>
+      </w:r>
     </w:p>
     <w:p>
       <w:pPr>
@@ -237,6 +255,31 @@
           <w:sz w:val="24"/>
           <w:szCs w:val="24"/>
         </w:rPr>
+        <w:t>Good Communication skill.</w:t>
+      </w:r>
+    </w:p>
+    <w:p>
+      <w:pPr>
+        <w:pStyle w:val="ListParagraph"/>
+        <w:numPr>
+          <w:ilvl w:val="0"/>
+          <w:numId w:val="2"/>
+        </w:numPr>
+        <w:spacing w:after="0" w:line="360" w:lineRule="auto"/>
+        <w:rPr>
+          <w:rFonts w:ascii="Times New Roman" w:hAnsi="Times New Roman"/>
+          <w:color w:val="000000"/>
+          <w:sz w:val="24"/>
+          <w:szCs w:val="24"/>
+        </w:rPr>
+      </w:pPr>
+      <w:r>
+        <w:rPr>
+          <w:rFonts w:ascii="Times New Roman" w:hAnsi="Times New Roman"/>
+          <w:color w:val="000000"/>
+          <w:sz w:val="24"/>
+          <w:szCs w:val="24"/>
+        </w:rPr>
         <w:t>One and half year</w:t>
       </w:r>
       <w:r>
@@ -267,6 +310,15 @@
           <w:szCs w:val="24"/>
         </w:rPr>
         <w:t xml:space="preserve"> Campus</w:t>
+      </w:r>
+      <w:r>
+        <w:rPr>
+          <w:rFonts w:ascii="Times New Roman" w:hAnsi="Times New Roman"/>
+          <w:color w:val="000000"/>
+          <w:sz w:val="24"/>
+          <w:szCs w:val="24"/>
+        </w:rPr>
+        <w:t>.</w:t>
       </w:r>
     </w:p>
     <w:p>
@@ -340,7 +392,50 @@
           <w:sz w:val="24"/>
           <w:szCs w:val="24"/>
         </w:rPr>
-        <w:t xml:space="preserve"> Spring-boot</w:t>
+        <w:t xml:space="preserve"> </w:t>
+      </w:r>
+    </w:p>
+    <w:p>
+      <w:pPr>
+        <w:pStyle w:val="ListParagraph"/>
+        <w:numPr>
+          <w:ilvl w:val="0"/>
+          <w:numId w:val="9"/>
+        </w:numPr>
+        <w:spacing w:after="0" w:line="360" w:lineRule="auto"/>
+        <w:rPr>
+          <w:rFonts w:ascii="Times New Roman" w:hAnsi="Times New Roman"/>
+          <w:color w:val="000000"/>
+          <w:sz w:val="24"/>
+          <w:szCs w:val="24"/>
+        </w:rPr>
+      </w:pPr>
+      <w:r>
+        <w:rPr>
+          <w:rFonts w:ascii="Times New Roman" w:hAnsi="Times New Roman"/>
+          <w:color w:val="000000"/>
+          <w:sz w:val="24"/>
+          <w:szCs w:val="24"/>
+        </w:rPr>
+        <w:t>Hands-On</w:t>
+      </w:r>
+      <w:r>
+        <w:rPr>
+          <w:rFonts w:ascii="Times New Roman" w:hAnsi="Times New Roman"/>
+          <w:color w:val="000000"/>
+          <w:sz w:val="24"/>
+          <w:szCs w:val="24"/>
+        </w:rPr>
+        <w:t xml:space="preserve"> knowledge on </w:t>
+      </w:r>
+      <w:r>
+        <w:rPr>
+          <w:rFonts w:ascii="Times New Roman" w:hAnsi="Times New Roman"/>
+          <w:color w:val="000000"/>
+          <w:sz w:val="24"/>
+          <w:szCs w:val="24"/>
+        </w:rPr>
+        <w:t>Spring-boot</w:t>
       </w:r>
       <w:r>
         <w:rPr>
@@ -358,10 +453,71 @@
           <w:sz w:val="24"/>
           <w:szCs w:val="24"/>
         </w:rPr>
-        <w:t xml:space="preserve"> spring data,</w:t>
-      </w:r>
-      <w:bookmarkStart w:id="0" w:name="_GoBack"/>
-      <w:bookmarkEnd w:id="0"/>
+        <w:t xml:space="preserve"> spring data</w:t>
+      </w:r>
+      <w:r>
+        <w:rPr>
+          <w:rFonts w:ascii="Times New Roman" w:hAnsi="Times New Roman"/>
+          <w:color w:val="000000"/>
+          <w:sz w:val="24"/>
+          <w:szCs w:val="24"/>
+        </w:rPr>
+        <w:t xml:space="preserve"> JPA</w:t>
+      </w:r>
+      <w:r>
+        <w:rPr>
+          <w:rFonts w:ascii="Times New Roman" w:hAnsi="Times New Roman"/>
+          <w:color w:val="000000"/>
+          <w:sz w:val="24"/>
+          <w:szCs w:val="24"/>
+        </w:rPr>
+        <w:t>,</w:t>
+      </w:r>
+      <w:r>
+        <w:rPr>
+          <w:rFonts w:ascii="Times New Roman" w:hAnsi="Times New Roman"/>
+          <w:color w:val="000000"/>
+          <w:sz w:val="24"/>
+          <w:szCs w:val="24"/>
+        </w:rPr>
+        <w:t xml:space="preserve"> JMS,</w:t>
+      </w:r>
+      <w:r>
+        <w:rPr>
+          <w:rFonts w:ascii="Times New Roman" w:hAnsi="Times New Roman"/>
+          <w:color w:val="000000"/>
+          <w:sz w:val="24"/>
+          <w:szCs w:val="24"/>
+        </w:rPr>
+        <w:t xml:space="preserve"> B</w:t>
+      </w:r>
+      <w:r>
+        <w:rPr>
+          <w:rFonts w:ascii="Times New Roman" w:hAnsi="Times New Roman"/>
+          <w:color w:val="000000"/>
+          <w:sz w:val="24"/>
+          <w:szCs w:val="24"/>
+        </w:rPr>
+        <w:t>ash script, micro</w:t>
+      </w:r>
+      <w:r>
+        <w:rPr>
+          <w:rFonts w:ascii="Times New Roman" w:hAnsi="Times New Roman"/>
+          <w:color w:val="000000"/>
+          <w:sz w:val="24"/>
+          <w:szCs w:val="24"/>
+        </w:rPr>
+        <w:t>-services, Jenkins, D</w:t>
+      </w:r>
+      <w:r>
+        <w:rPr>
+          <w:rFonts w:ascii="Times New Roman" w:hAnsi="Times New Roman"/>
+          <w:color w:val="000000"/>
+          <w:sz w:val="24"/>
+          <w:szCs w:val="24"/>
+        </w:rPr>
+        <w:t>ocker,</w:t>
+      </w:r>
       <w:r>
         <w:rPr>
           <w:rFonts w:ascii="Times New Roman" w:hAnsi="Times New Roman"/>
@@ -371,15 +527,208 @@
         </w:rPr>
         <w:t xml:space="preserve"> </w:t>
       </w:r>
-      <w:r>
-        <w:rPr>
-          <w:rFonts w:ascii="Times New Roman" w:hAnsi="Times New Roman"/>
-          <w:color w:val="000000"/>
-          <w:sz w:val="24"/>
-          <w:szCs w:val="24"/>
-        </w:rPr>
-        <w:t>Machine learning, Spark, Hadoop</w:t>
-      </w:r>
+      <w:proofErr w:type="spellStart"/>
+      <w:r>
+        <w:rPr>
+          <w:rFonts w:ascii="Times New Roman" w:hAnsi="Times New Roman"/>
+          <w:color w:val="000000"/>
+          <w:sz w:val="24"/>
+          <w:szCs w:val="24"/>
+        </w:rPr>
+        <w:t>G</w:t>
+      </w:r>
+      <w:r>
+        <w:rPr>
+          <w:rFonts w:ascii="Times New Roman" w:hAnsi="Times New Roman"/>
+          <w:color w:val="000000"/>
+          <w:sz w:val="24"/>
+          <w:szCs w:val="24"/>
+        </w:rPr>
+        <w:t>it</w:t>
+      </w:r>
+      <w:proofErr w:type="spellEnd"/>
+      <w:r>
+        <w:rPr>
+          <w:rFonts w:ascii="Times New Roman" w:hAnsi="Times New Roman"/>
+          <w:color w:val="000000"/>
+          <w:sz w:val="24"/>
+          <w:szCs w:val="24"/>
+        </w:rPr>
+        <w:t xml:space="preserve"> etc</w:t>
+      </w:r>
+      <w:r>
+        <w:rPr>
+          <w:rFonts w:ascii="Times New Roman" w:hAnsi="Times New Roman"/>
+          <w:color w:val="000000"/>
+          <w:sz w:val="24"/>
+          <w:szCs w:val="24"/>
+        </w:rPr>
+        <w:t>.</w:t>
+      </w:r>
+    </w:p>
+    <w:p>
+      <w:pPr>
+        <w:pStyle w:val="ListParagraph"/>
+        <w:numPr>
+          <w:ilvl w:val="0"/>
+          <w:numId w:val="9"/>
+        </w:numPr>
+        <w:spacing w:after="0" w:line="360" w:lineRule="auto"/>
+        <w:rPr>
+          <w:rFonts w:ascii="Times New Roman" w:hAnsi="Times New Roman"/>
+          <w:color w:val="000000"/>
+          <w:sz w:val="24"/>
+          <w:szCs w:val="24"/>
+        </w:rPr>
+      </w:pPr>
+      <w:r>
+        <w:rPr>
+          <w:rFonts w:ascii="Times New Roman" w:hAnsi="Times New Roman"/>
+          <w:color w:val="000000"/>
+          <w:sz w:val="24"/>
+          <w:szCs w:val="24"/>
+        </w:rPr>
+        <w:t>Developing enterprise application in agile methodology</w:t>
+      </w:r>
+      <w:r>
+        <w:rPr>
+          <w:rFonts w:ascii="Times New Roman" w:hAnsi="Times New Roman"/>
+          <w:color w:val="000000"/>
+          <w:sz w:val="24"/>
+          <w:szCs w:val="24"/>
+        </w:rPr>
+        <w:t xml:space="preserve"> (Kanban and Scrum)</w:t>
+      </w:r>
+      <w:r>
+        <w:rPr>
+          <w:rFonts w:ascii="Times New Roman" w:hAnsi="Times New Roman"/>
+          <w:color w:val="000000"/>
+          <w:sz w:val="24"/>
+          <w:szCs w:val="24"/>
+        </w:rPr>
+        <w:t xml:space="preserve">. </w:t>
+      </w:r>
+    </w:p>
+    <w:p>
+      <w:pPr>
+        <w:pStyle w:val="ListParagraph"/>
+        <w:numPr>
+          <w:ilvl w:val="0"/>
+          <w:numId w:val="9"/>
+        </w:numPr>
+        <w:spacing w:after="0" w:line="360" w:lineRule="auto"/>
+      </w:pPr>
+      <w:r>
+        <w:rPr>
+          <w:rFonts w:ascii="Times New Roman" w:hAnsi="Times New Roman"/>
+          <w:color w:val="000000"/>
+          <w:sz w:val="24"/>
+          <w:szCs w:val="24"/>
+        </w:rPr>
+        <w:t>Strong object ori</w:t>
+      </w:r>
+      <w:r>
+        <w:t>ented concept and rich knowledge on Design Patterns.</w:t>
+      </w:r>
+    </w:p>
+    <w:p>
+      <w:pPr>
+        <w:pStyle w:val="ListParagraph"/>
+        <w:numPr>
+          <w:ilvl w:val="0"/>
+          <w:numId w:val="9"/>
+        </w:numPr>
+        <w:spacing w:after="0" w:line="360" w:lineRule="auto"/>
+      </w:pPr>
+      <w:r>
+        <w:t>Familiar</w:t>
+      </w:r>
+      <w:r>
+        <w:t xml:space="preserve"> with Jira (for issue tracking)</w:t>
+      </w:r>
+      <w:r>
+        <w:t>, Confluence (for documentation), crucible (code review)</w:t>
+      </w:r>
+      <w:r>
+        <w:t xml:space="preserve"> etc</w:t>
+      </w:r>
+      <w:r>
+        <w:t>.</w:t>
+      </w:r>
+    </w:p>
+    <w:p>
+      <w:pPr>
+        <w:pStyle w:val="ListParagraph"/>
+        <w:numPr>
+          <w:ilvl w:val="0"/>
+          <w:numId w:val="9"/>
+        </w:numPr>
+        <w:spacing w:after="0" w:line="360" w:lineRule="auto"/>
+        <w:rPr>
+          <w:rFonts w:ascii="Times New Roman" w:hAnsi="Times New Roman"/>
+          <w:color w:val="000000"/>
+          <w:sz w:val="24"/>
+          <w:szCs w:val="24"/>
+        </w:rPr>
+      </w:pPr>
+      <w:r>
+        <w:rPr>
+          <w:rFonts w:ascii="Times New Roman" w:hAnsi="Times New Roman"/>
+          <w:color w:val="000000"/>
+          <w:sz w:val="24"/>
+          <w:szCs w:val="24"/>
+        </w:rPr>
+        <w:t xml:space="preserve">Sound knowledge on </w:t>
+      </w:r>
+      <w:r>
+        <w:rPr>
+          <w:rFonts w:ascii="Times New Roman" w:hAnsi="Times New Roman"/>
+          <w:color w:val="000000"/>
+          <w:sz w:val="24"/>
+          <w:szCs w:val="24"/>
+        </w:rPr>
+        <w:t>Machine learning, Spark, Hadoop etc.</w:t>
+      </w:r>
+    </w:p>
+    <w:p>
+      <w:pPr>
+        <w:pStyle w:val="ListParagraph"/>
+        <w:numPr>
+          <w:ilvl w:val="0"/>
+          <w:numId w:val="9"/>
+        </w:numPr>
+        <w:spacing w:after="0" w:line="360" w:lineRule="auto"/>
+        <w:rPr>
+          <w:rFonts w:ascii="Times New Roman" w:hAnsi="Times New Roman"/>
+          <w:color w:val="000000"/>
+          <w:sz w:val="24"/>
+          <w:szCs w:val="24"/>
+        </w:rPr>
+      </w:pPr>
+      <w:r>
+        <w:rPr>
+          <w:rFonts w:ascii="Times New Roman" w:hAnsi="Times New Roman"/>
+          <w:color w:val="000000"/>
+          <w:sz w:val="24"/>
+          <w:szCs w:val="24"/>
+        </w:rPr>
+        <w:t xml:space="preserve"> </w:t>
+      </w:r>
+      <w:r>
+        <w:rPr>
+          <w:rFonts w:ascii="Times New Roman" w:hAnsi="Times New Roman"/>
+          <w:color w:val="000000"/>
+          <w:sz w:val="24"/>
+          <w:szCs w:val="24"/>
+        </w:rPr>
+        <w:t>Good Communication skill.</w:t>
+      </w:r>
+    </w:p>
+    <w:p>
+      <w:pPr>
+        <w:pStyle w:val="ListParagraph"/>
+        <w:spacing w:after="0" w:line="360" w:lineRule="auto"/>
+      </w:pPr>
     </w:p>
     <w:p>
       <w:pPr>
@@ -416,6 +765,15 @@
           <w:sz w:val="24"/>
           <w:szCs w:val="24"/>
         </w:rPr>
+        <w:t xml:space="preserve"> python,</w:t>
+      </w:r>
+      <w:r>
+        <w:rPr>
+          <w:rFonts w:ascii="Times New Roman" w:hAnsi="Times New Roman"/>
+          <w:color w:val="000000"/>
+          <w:sz w:val="24"/>
+          <w:szCs w:val="24"/>
+        </w:rPr>
         <w:t xml:space="preserve"> C++, C, MATLAB</w:t>
       </w:r>
     </w:p>
@@ -436,8 +794,18 @@
           <w:sz w:val="24"/>
           <w:szCs w:val="24"/>
         </w:rPr>
-        <w:t>Front-End</w:t>
-      </w:r>
+        <w:t xml:space="preserve">Front-End: </w:t>
+      </w:r>
+      <w:r>
+        <w:rPr>
+          <w:rFonts w:ascii="Times New Roman" w:hAnsi="Times New Roman"/>
+          <w:color w:val="000000"/>
+          <w:sz w:val="24"/>
+          <w:szCs w:val="24"/>
+        </w:rPr>
+        <w:t xml:space="preserve">Angular2, </w:t>
+      </w:r>
+      <w:proofErr w:type="spellStart"/>
       <w:proofErr w:type="gramStart"/>
       <w:r>
         <w:rPr>
@@ -446,7 +814,17 @@
           <w:sz w:val="24"/>
           <w:szCs w:val="24"/>
         </w:rPr>
-        <w:t>: ,</w:t>
+        <w:t>Primefaces</w:t>
+      </w:r>
+      <w:proofErr w:type="spellEnd"/>
+      <w:r>
+        <w:rPr>
+          <w:rFonts w:ascii="Times New Roman" w:hAnsi="Times New Roman"/>
+          <w:color w:val="000000"/>
+          <w:sz w:val="24"/>
+          <w:szCs w:val="24"/>
+        </w:rPr>
+        <w:t xml:space="preserve"> ,</w:t>
       </w:r>
       <w:proofErr w:type="gramEnd"/>
       <w:r>
@@ -456,7 +834,36 @@
           <w:sz w:val="24"/>
           <w:szCs w:val="24"/>
         </w:rPr>
-        <w:t xml:space="preserve">Angular2, </w:t>
+        <w:t xml:space="preserve"> CSS-Bootstrap, J</w:t>
+      </w:r>
+      <w:r>
+        <w:rPr>
+          <w:rFonts w:ascii="Times New Roman" w:hAnsi="Times New Roman"/>
+          <w:color w:val="000000"/>
+          <w:sz w:val="24"/>
+          <w:szCs w:val="24"/>
+        </w:rPr>
+        <w:t>SP,  JavaScript and JQuery etc.</w:t>
+      </w:r>
+    </w:p>
+    <w:p>
+      <w:pPr>
+        <w:spacing w:after="0" w:line="360" w:lineRule="auto"/>
+        <w:rPr>
+          <w:rFonts w:ascii="Times New Roman" w:hAnsi="Times New Roman"/>
+          <w:color w:val="000000"/>
+          <w:sz w:val="24"/>
+          <w:szCs w:val="24"/>
+        </w:rPr>
+      </w:pPr>
+      <w:r>
+        <w:rPr>
+          <w:rFonts w:ascii="Times New Roman" w:hAnsi="Times New Roman"/>
+          <w:color w:val="000000"/>
+          <w:sz w:val="24"/>
+          <w:szCs w:val="24"/>
+        </w:rPr>
+        <w:t xml:space="preserve">Test API: Junit, Selenium, Cucumber, </w:t>
       </w:r>
       <w:proofErr w:type="spellStart"/>
       <w:r>
@@ -466,7 +873,7 @@
           <w:sz w:val="24"/>
           <w:szCs w:val="24"/>
         </w:rPr>
-        <w:t>Primefaces</w:t>
+        <w:t>Jmock</w:t>
       </w:r>
       <w:proofErr w:type="spellEnd"/>
       <w:r>
@@ -476,27 +883,7 @@
           <w:sz w:val="24"/>
           <w:szCs w:val="24"/>
         </w:rPr>
-        <w:t xml:space="preserve"> , CSS-Bootstrap, JSP,  JavaScript and JQuery etc..</w:t>
-      </w:r>
-    </w:p>
-    <w:p>
-      <w:pPr>
-        <w:spacing w:after="0" w:line="360" w:lineRule="auto"/>
-        <w:rPr>
-          <w:rFonts w:ascii="Times New Roman" w:hAnsi="Times New Roman"/>
-          <w:color w:val="000000"/>
-          <w:sz w:val="24"/>
-          <w:szCs w:val="24"/>
-        </w:rPr>
-      </w:pPr>
-      <w:r>
-        <w:rPr>
-          <w:rFonts w:ascii="Times New Roman" w:hAnsi="Times New Roman"/>
-          <w:color w:val="000000"/>
-          <w:sz w:val="24"/>
-          <w:szCs w:val="24"/>
-        </w:rPr>
-        <w:t xml:space="preserve">Test API: Junit, Selenium, Cucumber, </w:t>
+        <w:t xml:space="preserve">, </w:t>
       </w:r>
       <w:proofErr w:type="spellStart"/>
       <w:r>
@@ -506,7 +893,7 @@
           <w:sz w:val="24"/>
           <w:szCs w:val="24"/>
         </w:rPr>
-        <w:t>Jmock</w:t>
+        <w:t>mockito</w:t>
       </w:r>
       <w:proofErr w:type="spellEnd"/>
       <w:r>
@@ -526,7 +913,7 @@
           <w:sz w:val="24"/>
           <w:szCs w:val="24"/>
         </w:rPr>
-        <w:t>mockito</w:t>
+        <w:t>TestNG</w:t>
       </w:r>
       <w:proofErr w:type="spellEnd"/>
       <w:r>
@@ -536,8 +923,280 @@
           <w:sz w:val="24"/>
           <w:szCs w:val="24"/>
         </w:rPr>
+        <w:t xml:space="preserve"> etc.</w:t>
+      </w:r>
+    </w:p>
+    <w:p>
+      <w:pPr>
+        <w:spacing w:after="0" w:line="360" w:lineRule="auto"/>
+        <w:rPr>
+          <w:rFonts w:ascii="Times New Roman" w:hAnsi="Times New Roman"/>
+          <w:color w:val="000000"/>
+          <w:sz w:val="24"/>
+          <w:szCs w:val="24"/>
+        </w:rPr>
+      </w:pPr>
+      <w:r>
+        <w:rPr>
+          <w:rFonts w:ascii="Times New Roman" w:hAnsi="Times New Roman"/>
+          <w:color w:val="000000"/>
+          <w:sz w:val="24"/>
+          <w:szCs w:val="24"/>
+        </w:rPr>
+        <w:t xml:space="preserve">Building Tools: Maven, </w:t>
+      </w:r>
+      <w:proofErr w:type="spellStart"/>
+      <w:r>
+        <w:rPr>
+          <w:rFonts w:ascii="Times New Roman" w:hAnsi="Times New Roman"/>
+          <w:color w:val="000000"/>
+          <w:sz w:val="24"/>
+          <w:szCs w:val="24"/>
+        </w:rPr>
+        <w:t>Gradle</w:t>
+      </w:r>
+      <w:proofErr w:type="spellEnd"/>
+      <w:r>
+        <w:rPr>
+          <w:rFonts w:ascii="Times New Roman" w:hAnsi="Times New Roman"/>
+          <w:color w:val="000000"/>
+          <w:sz w:val="24"/>
+          <w:szCs w:val="24"/>
+        </w:rPr>
+        <w:t>, ANT</w:t>
+      </w:r>
+    </w:p>
+    <w:p>
+      <w:pPr>
+        <w:spacing w:after="0" w:line="360" w:lineRule="auto"/>
+        <w:rPr>
+          <w:rFonts w:ascii="Times New Roman" w:hAnsi="Times New Roman"/>
+          <w:color w:val="000000"/>
+          <w:sz w:val="24"/>
+          <w:szCs w:val="24"/>
+        </w:rPr>
+      </w:pPr>
+      <w:r>
+        <w:rPr>
+          <w:rFonts w:ascii="Times New Roman" w:hAnsi="Times New Roman"/>
+          <w:color w:val="000000"/>
+          <w:sz w:val="24"/>
+          <w:szCs w:val="24"/>
+        </w:rPr>
+        <w:t xml:space="preserve">Databases: </w:t>
+      </w:r>
+      <w:r>
+        <w:rPr>
+          <w:rFonts w:ascii="Times New Roman" w:hAnsi="Times New Roman"/>
+          <w:color w:val="000000"/>
+          <w:sz w:val="24"/>
+          <w:szCs w:val="24"/>
+        </w:rPr>
+        <w:t>My-</w:t>
+      </w:r>
+      <w:proofErr w:type="gramStart"/>
+      <w:r>
+        <w:rPr>
+          <w:rFonts w:ascii="Times New Roman" w:hAnsi="Times New Roman"/>
+          <w:color w:val="000000"/>
+          <w:sz w:val="24"/>
+          <w:szCs w:val="24"/>
+        </w:rPr>
+        <w:t>SQL(</w:t>
+      </w:r>
+      <w:proofErr w:type="gramEnd"/>
+      <w:r>
+        <w:rPr>
+          <w:rFonts w:ascii="Times New Roman" w:hAnsi="Times New Roman"/>
+          <w:color w:val="000000"/>
+          <w:sz w:val="24"/>
+          <w:szCs w:val="24"/>
+        </w:rPr>
+        <w:t xml:space="preserve"> </w:t>
+      </w:r>
+      <w:proofErr w:type="spellStart"/>
+      <w:r>
+        <w:rPr>
+          <w:rFonts w:ascii="Times New Roman" w:hAnsi="Times New Roman"/>
+          <w:color w:val="000000"/>
+          <w:sz w:val="24"/>
+          <w:szCs w:val="24"/>
+        </w:rPr>
+        <w:t>MariaDB</w:t>
+      </w:r>
+      <w:proofErr w:type="spellEnd"/>
+      <w:r>
+        <w:rPr>
+          <w:rFonts w:ascii="Times New Roman" w:hAnsi="Times New Roman"/>
+          <w:color w:val="000000"/>
+          <w:sz w:val="24"/>
+          <w:szCs w:val="24"/>
+        </w:rPr>
+        <w:t>)</w:t>
+      </w:r>
+      <w:r>
+        <w:rPr>
+          <w:rFonts w:ascii="Times New Roman" w:hAnsi="Times New Roman"/>
+          <w:color w:val="000000"/>
+          <w:sz w:val="24"/>
+          <w:szCs w:val="24"/>
+        </w:rPr>
+        <w:t>, NoSQL(Cassandra)</w:t>
+      </w:r>
+    </w:p>
+    <w:p>
+      <w:pPr>
+        <w:spacing w:after="0" w:line="360" w:lineRule="auto"/>
+        <w:rPr>
+          <w:rFonts w:ascii="Times New Roman" w:hAnsi="Times New Roman"/>
+          <w:color w:val="000000"/>
+          <w:sz w:val="24"/>
+          <w:szCs w:val="24"/>
+        </w:rPr>
+      </w:pPr>
+      <w:r>
+        <w:rPr>
+          <w:rFonts w:ascii="Times New Roman" w:hAnsi="Times New Roman"/>
+          <w:color w:val="000000"/>
+          <w:sz w:val="24"/>
+          <w:szCs w:val="24"/>
+        </w:rPr>
+        <w:t xml:space="preserve">IDE: </w:t>
+      </w:r>
+      <w:r>
+        <w:rPr>
+          <w:rFonts w:ascii="Times New Roman" w:hAnsi="Times New Roman"/>
+          <w:color w:val="000000"/>
+          <w:sz w:val="24"/>
+          <w:szCs w:val="24"/>
+        </w:rPr>
+        <w:t xml:space="preserve">Eclipse, Net-beans, </w:t>
+      </w:r>
+      <w:r>
+        <w:rPr>
+          <w:rFonts w:ascii="Times New Roman" w:hAnsi="Times New Roman"/>
+          <w:color w:val="000000"/>
+          <w:sz w:val="24"/>
+          <w:szCs w:val="24"/>
+        </w:rPr>
+        <w:t>S</w:t>
+      </w:r>
+      <w:r>
+        <w:rPr>
+          <w:rFonts w:ascii="Times New Roman" w:hAnsi="Times New Roman"/>
+          <w:color w:val="000000"/>
+          <w:sz w:val="24"/>
+          <w:szCs w:val="24"/>
+        </w:rPr>
+        <w:t xml:space="preserve">cala-ide, visual-studio-code, </w:t>
+      </w:r>
+      <w:proofErr w:type="spellStart"/>
+      <w:r>
+        <w:rPr>
+          <w:rFonts w:ascii="Times New Roman" w:hAnsi="Times New Roman"/>
+          <w:color w:val="000000"/>
+          <w:sz w:val="24"/>
+          <w:szCs w:val="24"/>
+        </w:rPr>
+        <w:t>Anypoint</w:t>
+      </w:r>
+      <w:proofErr w:type="spellEnd"/>
+      <w:r>
+        <w:rPr>
+          <w:rFonts w:ascii="Times New Roman" w:hAnsi="Times New Roman"/>
+          <w:color w:val="000000"/>
+          <w:sz w:val="24"/>
+          <w:szCs w:val="24"/>
+        </w:rPr>
+        <w:t xml:space="preserve"> studio, </w:t>
+      </w:r>
+      <w:proofErr w:type="spellStart"/>
+      <w:r>
+        <w:rPr>
+          <w:rFonts w:ascii="Times New Roman" w:hAnsi="Times New Roman"/>
+          <w:color w:val="000000"/>
+          <w:sz w:val="24"/>
+          <w:szCs w:val="24"/>
+        </w:rPr>
+        <w:t>Codeblock</w:t>
+      </w:r>
+      <w:proofErr w:type="spellEnd"/>
+      <w:r>
+        <w:rPr>
+          <w:rFonts w:ascii="Times New Roman" w:hAnsi="Times New Roman"/>
+          <w:color w:val="000000"/>
+          <w:sz w:val="24"/>
+          <w:szCs w:val="24"/>
+        </w:rPr>
+        <w:t>, Notepad++, sublime text, Atom etc.</w:t>
+      </w:r>
+    </w:p>
+    <w:p>
+      <w:pPr>
+        <w:spacing w:after="0" w:line="360" w:lineRule="auto"/>
+        <w:rPr>
+          <w:rFonts w:ascii="Times New Roman" w:hAnsi="Times New Roman"/>
+          <w:color w:val="000000"/>
+          <w:sz w:val="24"/>
+          <w:szCs w:val="24"/>
+        </w:rPr>
+      </w:pPr>
+      <w:r>
+        <w:rPr>
+          <w:rFonts w:ascii="Times New Roman" w:hAnsi="Times New Roman"/>
+          <w:color w:val="000000"/>
+          <w:sz w:val="24"/>
+          <w:szCs w:val="24"/>
+        </w:rPr>
+        <w:t xml:space="preserve">Tools: </w:t>
+      </w:r>
+      <w:r>
+        <w:rPr>
+          <w:rFonts w:ascii="Times New Roman" w:hAnsi="Times New Roman"/>
+          <w:color w:val="000000"/>
+          <w:sz w:val="24"/>
+          <w:szCs w:val="24"/>
+        </w:rPr>
+        <w:t xml:space="preserve">FileZilla, </w:t>
+      </w:r>
+      <w:r>
+        <w:rPr>
+          <w:rFonts w:ascii="Times New Roman" w:hAnsi="Times New Roman"/>
+          <w:color w:val="000000"/>
+          <w:sz w:val="24"/>
+          <w:szCs w:val="24"/>
+        </w:rPr>
+        <w:t xml:space="preserve">Putty, </w:t>
+      </w:r>
+      <w:proofErr w:type="spellStart"/>
+      <w:r>
+        <w:rPr>
+          <w:rFonts w:ascii="Times New Roman" w:hAnsi="Times New Roman"/>
+          <w:color w:val="000000"/>
+          <w:sz w:val="24"/>
+          <w:szCs w:val="24"/>
+        </w:rPr>
+        <w:t>Git</w:t>
+      </w:r>
+      <w:proofErr w:type="spellEnd"/>
+      <w:r>
+        <w:rPr>
+          <w:rFonts w:ascii="Times New Roman" w:hAnsi="Times New Roman"/>
+          <w:color w:val="000000"/>
+          <w:sz w:val="24"/>
+          <w:szCs w:val="24"/>
+        </w:rPr>
         <w:t xml:space="preserve">, </w:t>
       </w:r>
+      <w:r>
+        <w:rPr>
+          <w:rFonts w:ascii="Times New Roman" w:hAnsi="Times New Roman"/>
+          <w:color w:val="000000"/>
+          <w:sz w:val="24"/>
+          <w:szCs w:val="24"/>
+        </w:rPr>
+        <w:t xml:space="preserve">Cygwin, </w:t>
+      </w:r>
       <w:proofErr w:type="spellStart"/>
       <w:r>
         <w:rPr>
@@ -546,68 +1205,26 @@
           <w:sz w:val="24"/>
           <w:szCs w:val="24"/>
         </w:rPr>
-        <w:t>TestNG</w:t>
+        <w:t>Conemu</w:t>
       </w:r>
       <w:proofErr w:type="spellEnd"/>
-    </w:p>
-    <w:p>
-      <w:pPr>
-        <w:spacing w:after="0" w:line="360" w:lineRule="auto"/>
-        <w:rPr>
-          <w:rFonts w:ascii="Times New Roman" w:hAnsi="Times New Roman"/>
-          <w:color w:val="000000"/>
-          <w:sz w:val="24"/>
-          <w:szCs w:val="24"/>
-        </w:rPr>
-      </w:pPr>
-      <w:r>
-        <w:rPr>
-          <w:rFonts w:ascii="Times New Roman" w:hAnsi="Times New Roman"/>
-          <w:color w:val="000000"/>
-          <w:sz w:val="24"/>
-          <w:szCs w:val="24"/>
-        </w:rPr>
-        <w:t xml:space="preserve">Building Tools: Maven, </w:t>
-      </w:r>
-      <w:proofErr w:type="spellStart"/>
-      <w:r>
-        <w:rPr>
-          <w:rFonts w:ascii="Times New Roman" w:hAnsi="Times New Roman"/>
-          <w:color w:val="000000"/>
-          <w:sz w:val="24"/>
-          <w:szCs w:val="24"/>
-        </w:rPr>
-        <w:t>Gradle</w:t>
-      </w:r>
-      <w:proofErr w:type="spellEnd"/>
-      <w:r>
-        <w:rPr>
-          <w:rFonts w:ascii="Times New Roman" w:hAnsi="Times New Roman"/>
-          <w:color w:val="000000"/>
-          <w:sz w:val="24"/>
-          <w:szCs w:val="24"/>
-        </w:rPr>
-        <w:t>, ANT</w:t>
-      </w:r>
-    </w:p>
-    <w:p>
-      <w:pPr>
-        <w:spacing w:after="0" w:line="360" w:lineRule="auto"/>
-        <w:rPr>
-          <w:rFonts w:ascii="Times New Roman" w:hAnsi="Times New Roman"/>
-          <w:color w:val="000000"/>
-          <w:sz w:val="24"/>
-          <w:szCs w:val="24"/>
-        </w:rPr>
-      </w:pPr>
-      <w:r>
-        <w:rPr>
-          <w:rFonts w:ascii="Times New Roman" w:hAnsi="Times New Roman"/>
-          <w:color w:val="000000"/>
-          <w:sz w:val="24"/>
-          <w:szCs w:val="24"/>
-        </w:rPr>
-        <w:t>Databases: - My-</w:t>
+      <w:r>
+        <w:rPr>
+          <w:rFonts w:ascii="Times New Roman" w:hAnsi="Times New Roman"/>
+          <w:color w:val="000000"/>
+          <w:sz w:val="24"/>
+          <w:szCs w:val="24"/>
+        </w:rPr>
+        <w:t>, Commander</w:t>
+      </w:r>
+      <w:r>
+        <w:rPr>
+          <w:rFonts w:ascii="Times New Roman" w:hAnsi="Times New Roman"/>
+          <w:color w:val="000000"/>
+          <w:sz w:val="24"/>
+          <w:szCs w:val="24"/>
+        </w:rPr>
+        <w:t xml:space="preserve"> </w:t>
       </w:r>
       <w:proofErr w:type="gramStart"/>
       <w:r>
@@ -617,7 +1234,7 @@
           <w:sz w:val="24"/>
           <w:szCs w:val="24"/>
         </w:rPr>
-        <w:t>SQL(</w:t>
+        <w:t>etc</w:t>
       </w:r>
       <w:proofErr w:type="gramEnd"/>
       <w:r>
@@ -627,136 +1244,7 @@
           <w:sz w:val="24"/>
           <w:szCs w:val="24"/>
         </w:rPr>
-        <w:t xml:space="preserve"> </w:t>
-      </w:r>
-      <w:proofErr w:type="spellStart"/>
-      <w:r>
-        <w:rPr>
-          <w:rFonts w:ascii="Times New Roman" w:hAnsi="Times New Roman"/>
-          <w:color w:val="000000"/>
-          <w:sz w:val="24"/>
-          <w:szCs w:val="24"/>
-        </w:rPr>
-        <w:t>MariaDB</w:t>
-      </w:r>
-      <w:proofErr w:type="spellEnd"/>
-      <w:r>
-        <w:rPr>
-          <w:rFonts w:ascii="Times New Roman" w:hAnsi="Times New Roman"/>
-          <w:color w:val="000000"/>
-          <w:sz w:val="24"/>
-          <w:szCs w:val="24"/>
-        </w:rPr>
-        <w:t>)</w:t>
-      </w:r>
-      <w:r>
-        <w:rPr>
-          <w:rFonts w:ascii="Times New Roman" w:hAnsi="Times New Roman"/>
-          <w:color w:val="000000"/>
-          <w:sz w:val="24"/>
-          <w:szCs w:val="24"/>
-        </w:rPr>
-        <w:t>, NoSQL(Cassandra)</w:t>
-      </w:r>
-    </w:p>
-    <w:p>
-      <w:pPr>
-        <w:spacing w:after="0" w:line="360" w:lineRule="auto"/>
-        <w:rPr>
-          <w:rFonts w:ascii="Times New Roman" w:hAnsi="Times New Roman"/>
-          <w:color w:val="000000"/>
-          <w:sz w:val="24"/>
-          <w:szCs w:val="24"/>
-        </w:rPr>
-      </w:pPr>
-      <w:r>
-        <w:rPr>
-          <w:rFonts w:ascii="Times New Roman" w:hAnsi="Times New Roman"/>
-          <w:color w:val="000000"/>
-          <w:sz w:val="24"/>
-          <w:szCs w:val="24"/>
-        </w:rPr>
-        <w:t xml:space="preserve">IDE: - Eclipse, Net-beans, </w:t>
-      </w:r>
-      <w:proofErr w:type="spellStart"/>
-      <w:r>
-        <w:rPr>
-          <w:rFonts w:ascii="Times New Roman" w:hAnsi="Times New Roman"/>
-          <w:color w:val="000000"/>
-          <w:sz w:val="24"/>
-          <w:szCs w:val="24"/>
-        </w:rPr>
-        <w:t>scala</w:t>
-      </w:r>
-      <w:proofErr w:type="spellEnd"/>
-      <w:r>
-        <w:rPr>
-          <w:rFonts w:ascii="Times New Roman" w:hAnsi="Times New Roman"/>
-          <w:color w:val="000000"/>
-          <w:sz w:val="24"/>
-          <w:szCs w:val="24"/>
-        </w:rPr>
-        <w:t xml:space="preserve">-ide, visual-studio-code, </w:t>
-      </w:r>
-      <w:proofErr w:type="spellStart"/>
-      <w:r>
-        <w:rPr>
-          <w:rFonts w:ascii="Times New Roman" w:hAnsi="Times New Roman"/>
-          <w:color w:val="000000"/>
-          <w:sz w:val="24"/>
-          <w:szCs w:val="24"/>
-        </w:rPr>
-        <w:t>Codeblock</w:t>
-      </w:r>
-      <w:proofErr w:type="spellEnd"/>
-      <w:r>
-        <w:rPr>
-          <w:rFonts w:ascii="Times New Roman" w:hAnsi="Times New Roman"/>
-          <w:color w:val="000000"/>
-          <w:sz w:val="24"/>
-          <w:szCs w:val="24"/>
-        </w:rPr>
-        <w:t>, Notepad++, sublime text, Atom etc.</w:t>
-      </w:r>
-    </w:p>
-    <w:p>
-      <w:pPr>
-        <w:spacing w:after="0" w:line="360" w:lineRule="auto"/>
-        <w:rPr>
-          <w:rFonts w:ascii="Times New Roman" w:hAnsi="Times New Roman"/>
-          <w:color w:val="000000"/>
-          <w:sz w:val="24"/>
-          <w:szCs w:val="24"/>
-        </w:rPr>
-      </w:pPr>
-      <w:r>
-        <w:rPr>
-          <w:rFonts w:ascii="Times New Roman" w:hAnsi="Times New Roman"/>
-          <w:color w:val="000000"/>
-          <w:sz w:val="24"/>
-          <w:szCs w:val="24"/>
-        </w:rPr>
-        <w:t xml:space="preserve">Tools:-Putty, Cygwin, </w:t>
-      </w:r>
-      <w:proofErr w:type="spellStart"/>
-      <w:r>
-        <w:rPr>
-          <w:rFonts w:ascii="Times New Roman" w:hAnsi="Times New Roman"/>
-          <w:color w:val="000000"/>
-          <w:sz w:val="24"/>
-          <w:szCs w:val="24"/>
-        </w:rPr>
-        <w:t>Conemu</w:t>
-      </w:r>
-      <w:proofErr w:type="spellEnd"/>
-      <w:r>
-        <w:rPr>
-          <w:rFonts w:ascii="Times New Roman" w:hAnsi="Times New Roman"/>
-          <w:color w:val="000000"/>
-          <w:sz w:val="24"/>
-          <w:szCs w:val="24"/>
-        </w:rPr>
-        <w:t>, Commander</w:t>
+        <w:t>.</w:t>
       </w:r>
     </w:p>
     <w:p>
@@ -798,22 +1286,32 @@
         </w:rPr>
         <w:t>Boot, EJB, JSF</w:t>
       </w:r>
-    </w:p>
-    <w:p>
-      <w:pPr>
-        <w:spacing w:after="0" w:line="360" w:lineRule="auto"/>
-        <w:rPr>
-          <w:rFonts w:ascii="Times New Roman" w:hAnsi="Times New Roman"/>
-          <w:sz w:val="24"/>
-          <w:szCs w:val="24"/>
-        </w:rPr>
-      </w:pPr>
-      <w:r>
-        <w:rPr>
-          <w:rFonts w:ascii="Times New Roman" w:hAnsi="Times New Roman"/>
-          <w:sz w:val="24"/>
-          <w:szCs w:val="24"/>
-        </w:rPr>
+      <w:r>
+        <w:rPr>
+          <w:rFonts w:ascii="Times New Roman" w:hAnsi="Times New Roman"/>
+          <w:color w:val="000000"/>
+          <w:sz w:val="24"/>
+          <w:szCs w:val="24"/>
+        </w:rPr>
+        <w:t xml:space="preserve"> etc.</w:t>
+      </w:r>
+    </w:p>
+    <w:p>
+      <w:pPr>
+        <w:spacing w:after="0" w:line="360" w:lineRule="auto"/>
+        <w:rPr>
+          <w:rFonts w:ascii="Times New Roman" w:hAnsi="Times New Roman"/>
+          <w:sz w:val="24"/>
+          <w:szCs w:val="24"/>
+        </w:rPr>
+      </w:pPr>
+      <w:r>
+        <w:rPr>
+          <w:rFonts w:ascii="Times New Roman" w:hAnsi="Times New Roman"/>
+          <w:sz w:val="24"/>
+          <w:szCs w:val="24"/>
+        </w:rPr>
+        <w:lastRenderedPageBreak/>
         <w:t>ORM: - JPA/Hibernate</w:t>
       </w:r>
     </w:p>
@@ -912,7 +1410,7 @@
           <w:sz w:val="24"/>
           <w:szCs w:val="24"/>
         </w:rPr>
-        <w:t>Thapathali</w:t>
+        <w:t>Fusemachines</w:t>
       </w:r>
       <w:proofErr w:type="spellEnd"/>
       <w:r>
@@ -924,6 +1422,173 @@
           <w:sz w:val="24"/>
           <w:szCs w:val="24"/>
         </w:rPr>
+        <w:t xml:space="preserve"> Nepal</w:t>
+      </w:r>
+      <w:r>
+        <w:rPr>
+          <w:rFonts w:ascii="Times New Roman" w:hAnsi="Times New Roman"/>
+          <w:color w:val="000000"/>
+          <w:sz w:val="24"/>
+          <w:szCs w:val="24"/>
+        </w:rPr>
+        <w:t>, 4/2016 – Current</w:t>
+      </w:r>
+    </w:p>
+    <w:p>
+      <w:pPr>
+        <w:spacing w:after="0" w:line="360" w:lineRule="auto"/>
+        <w:rPr>
+          <w:rFonts w:ascii="Times New Roman" w:hAnsi="Times New Roman"/>
+          <w:color w:val="000000"/>
+          <w:sz w:val="24"/>
+          <w:szCs w:val="24"/>
+        </w:rPr>
+      </w:pPr>
+      <w:r>
+        <w:rPr>
+          <w:rFonts w:ascii="Times New Roman" w:hAnsi="Times New Roman"/>
+          <w:color w:val="000000"/>
+          <w:sz w:val="24"/>
+          <w:szCs w:val="24"/>
+        </w:rPr>
+        <w:t xml:space="preserve">Address: </w:t>
+      </w:r>
+      <w:proofErr w:type="spellStart"/>
+      <w:r>
+        <w:rPr>
+          <w:rFonts w:ascii="Times New Roman" w:hAnsi="Times New Roman"/>
+          <w:color w:val="000000"/>
+          <w:sz w:val="24"/>
+          <w:szCs w:val="24"/>
+        </w:rPr>
+        <w:t>Hattisar</w:t>
+      </w:r>
+      <w:proofErr w:type="spellEnd"/>
+      <w:r>
+        <w:rPr>
+          <w:rFonts w:ascii="Times New Roman" w:hAnsi="Times New Roman"/>
+          <w:color w:val="000000"/>
+          <w:sz w:val="24"/>
+          <w:szCs w:val="24"/>
+        </w:rPr>
+        <w:t>,</w:t>
+      </w:r>
+      <w:r>
+        <w:rPr>
+          <w:rFonts w:ascii="Times New Roman" w:hAnsi="Times New Roman"/>
+          <w:color w:val="000000"/>
+          <w:sz w:val="24"/>
+          <w:szCs w:val="24"/>
+        </w:rPr>
+        <w:t xml:space="preserve"> </w:t>
+      </w:r>
+      <w:proofErr w:type="spellStart"/>
+      <w:r>
+        <w:rPr>
+          <w:rFonts w:ascii="Times New Roman" w:hAnsi="Times New Roman"/>
+          <w:color w:val="000000"/>
+          <w:sz w:val="24"/>
+          <w:szCs w:val="24"/>
+        </w:rPr>
+        <w:t>Kamaladi</w:t>
+      </w:r>
+      <w:proofErr w:type="spellEnd"/>
+      <w:r>
+        <w:rPr>
+          <w:rFonts w:ascii="Times New Roman" w:hAnsi="Times New Roman"/>
+          <w:color w:val="000000"/>
+          <w:sz w:val="24"/>
+          <w:szCs w:val="24"/>
+        </w:rPr>
+        <w:t>, Kathmandu.</w:t>
+      </w:r>
+      <w:r>
+        <w:t xml:space="preserve"> </w:t>
+      </w:r>
+      <w:r>
+        <w:rPr>
+          <w:rFonts w:ascii="Times New Roman" w:hAnsi="Times New Roman"/>
+          <w:color w:val="000000"/>
+          <w:sz w:val="24"/>
+          <w:szCs w:val="24"/>
+        </w:rPr>
+        <w:t>http://fusemachines.com.np/</w:t>
+      </w:r>
+    </w:p>
+    <w:p>
+      <w:pPr>
+        <w:spacing w:after="0" w:line="360" w:lineRule="auto"/>
+        <w:rPr>
+          <w:rFonts w:ascii="Times New Roman" w:hAnsi="Times New Roman"/>
+          <w:color w:val="000000"/>
+          <w:sz w:val="24"/>
+          <w:szCs w:val="24"/>
+        </w:rPr>
+      </w:pPr>
+      <w:r>
+        <w:rPr>
+          <w:rFonts w:ascii="Times New Roman" w:hAnsi="Times New Roman"/>
+          <w:color w:val="000000"/>
+          <w:sz w:val="24"/>
+          <w:szCs w:val="24"/>
+        </w:rPr>
+        <w:t xml:space="preserve">Position: </w:t>
+      </w:r>
+      <w:r>
+        <w:rPr>
+          <w:rFonts w:ascii="Times New Roman" w:hAnsi="Times New Roman"/>
+          <w:color w:val="000000"/>
+          <w:sz w:val="24"/>
+          <w:szCs w:val="24"/>
+        </w:rPr>
+        <w:t>Software Engineer</w:t>
+      </w:r>
+    </w:p>
+    <w:p>
+      <w:pPr>
+        <w:spacing w:after="0" w:line="360" w:lineRule="auto"/>
+        <w:rPr>
+          <w:rFonts w:ascii="Times New Roman" w:hAnsi="Times New Roman"/>
+          <w:b/>
+          <w:bCs/>
+          <w:color w:val="000000"/>
+          <w:sz w:val="36"/>
+          <w:szCs w:val="36"/>
+        </w:rPr>
+      </w:pPr>
+    </w:p>
+    <w:p>
+      <w:pPr>
+        <w:spacing w:after="0" w:line="360" w:lineRule="auto"/>
+        <w:rPr>
+          <w:rFonts w:ascii="Times New Roman" w:hAnsi="Times New Roman"/>
+          <w:color w:val="000000"/>
+          <w:sz w:val="24"/>
+          <w:szCs w:val="24"/>
+        </w:rPr>
+      </w:pPr>
+      <w:proofErr w:type="spellStart"/>
+      <w:r>
+        <w:rPr>
+          <w:rFonts w:ascii="Times New Roman" w:hAnsi="Times New Roman"/>
+          <w:b/>
+          <w:bCs/>
+          <w:color w:val="000000"/>
+          <w:sz w:val="24"/>
+          <w:szCs w:val="24"/>
+        </w:rPr>
+        <w:t>Thapathali</w:t>
+      </w:r>
+      <w:proofErr w:type="spellEnd"/>
+      <w:r>
+        <w:rPr>
+          <w:rFonts w:ascii="Times New Roman" w:hAnsi="Times New Roman"/>
+          <w:b/>
+          <w:bCs/>
+          <w:color w:val="000000"/>
+          <w:sz w:val="24"/>
+          <w:szCs w:val="24"/>
+        </w:rPr>
         <w:t xml:space="preserve"> Engineering College</w:t>
       </w:r>
       <w:r>
@@ -933,7 +1598,7 @@
           <w:sz w:val="24"/>
           <w:szCs w:val="24"/>
         </w:rPr>
-        <w:t>, 10/2014 – 07/2015</w:t>
+        <w:t>, 10/2014 – 04/2016</w:t>
       </w:r>
     </w:p>
     <w:p>
@@ -1071,7 +1736,6 @@
           <w:sz w:val="24"/>
           <w:szCs w:val="24"/>
         </w:rPr>
-        <w:lastRenderedPageBreak/>
         <w:t xml:space="preserve">Address: </w:t>
       </w:r>
       <w:proofErr w:type="spellStart"/>
@@ -1150,33 +1814,6 @@
         <w:spacing w:after="0" w:line="360" w:lineRule="auto"/>
         <w:rPr>
           <w:rFonts w:ascii="Times New Roman" w:hAnsi="Times New Roman"/>
-          <w:bCs/>
-          <w:color w:val="111111"/>
-          <w:spacing w:val="15"/>
-          <w:sz w:val="24"/>
-          <w:szCs w:val="24"/>
-          <w:shd w:val="clear" w:color="auto" w:fill="FFFFFF"/>
-        </w:rPr>
-      </w:pPr>
-    </w:p>
-    <w:p>
-      <w:pPr>
-        <w:spacing w:after="0" w:line="360" w:lineRule="auto"/>
-        <w:rPr>
-          <w:rFonts w:ascii="Times New Roman" w:hAnsi="Times New Roman"/>
-          <w:b/>
-          <w:bCs/>
-          <w:color w:val="000000"/>
-          <w:sz w:val="24"/>
-          <w:szCs w:val="24"/>
-        </w:rPr>
-      </w:pPr>
-    </w:p>
-    <w:p>
-      <w:pPr>
-        <w:spacing w:after="0" w:line="360" w:lineRule="auto"/>
-        <w:rPr>
-          <w:rFonts w:ascii="Times New Roman" w:hAnsi="Times New Roman"/>
           <w:color w:val="000000"/>
           <w:sz w:val="24"/>
           <w:szCs w:val="24"/>
@@ -1298,149 +1935,43 @@
         </w:rPr>
         <w:t xml:space="preserve"> especially designed for Insurance Company for the premium</w:t>
       </w:r>
-    </w:p>
-    <w:p>
-      <w:pPr>
-        <w:spacing w:after="0" w:line="360" w:lineRule="auto"/>
-        <w:rPr>
-          <w:rFonts w:ascii="Times New Roman" w:hAnsi="Times New Roman"/>
-          <w:color w:val="000000"/>
-          <w:sz w:val="24"/>
-          <w:szCs w:val="24"/>
-        </w:rPr>
-      </w:pPr>
-      <w:r>
-        <w:rPr>
-          <w:rFonts w:ascii="Times New Roman" w:hAnsi="Times New Roman"/>
-          <w:b/>
+      <w:r>
+        <w:rPr>
+          <w:rFonts w:ascii="Times New Roman" w:hAnsi="Times New Roman"/>
           <w:color w:val="000000"/>
           <w:sz w:val="28"/>
           <w:szCs w:val="28"/>
         </w:rPr>
-        <w:t>Project Duration:</w:t>
-      </w:r>
-      <w:r>
-        <w:rPr>
-          <w:rFonts w:ascii="Times New Roman" w:hAnsi="Times New Roman"/>
+        <w:t>.</w:t>
+      </w:r>
+    </w:p>
+    <w:p>
+      <w:pPr>
+        <w:spacing w:after="0" w:line="360" w:lineRule="auto"/>
+        <w:rPr>
+          <w:rFonts w:ascii="Times New Roman" w:hAnsi="Times New Roman"/>
+          <w:color w:val="000000"/>
+          <w:sz w:val="24"/>
+          <w:szCs w:val="24"/>
+        </w:rPr>
+      </w:pPr>
+      <w:r>
+        <w:rPr>
+          <w:rFonts w:ascii="Times New Roman" w:hAnsi="Times New Roman"/>
+          <w:b/>
           <w:color w:val="000000"/>
           <w:sz w:val="28"/>
           <w:szCs w:val="28"/>
         </w:rPr>
-        <w:t xml:space="preserve"> </w:t>
-      </w:r>
-      <w:r>
-        <w:rPr>
-          <w:rFonts w:ascii="Times New Roman" w:hAnsi="Times New Roman"/>
-          <w:color w:val="000000"/>
-          <w:sz w:val="24"/>
-          <w:szCs w:val="24"/>
-        </w:rPr>
-        <w:t xml:space="preserve">involvement:  </w:t>
-      </w:r>
-      <w:proofErr w:type="spellStart"/>
-      <w:r>
-        <w:rPr>
-          <w:rFonts w:ascii="Times New Roman" w:hAnsi="Times New Roman"/>
-          <w:color w:val="000000"/>
-          <w:sz w:val="24"/>
-          <w:szCs w:val="24"/>
-        </w:rPr>
-        <w:t>may</w:t>
-      </w:r>
-      <w:proofErr w:type="spellEnd"/>
-      <w:r>
-        <w:rPr>
-          <w:rFonts w:ascii="Times New Roman" w:hAnsi="Times New Roman"/>
-          <w:color w:val="000000"/>
-          <w:sz w:val="24"/>
-          <w:szCs w:val="24"/>
-        </w:rPr>
-        <w:t xml:space="preserve"> 201</w:t>
-      </w:r>
-      <w:r>
-        <w:rPr>
-          <w:rFonts w:ascii="Times New Roman" w:hAnsi="Times New Roman"/>
-          <w:color w:val="000000"/>
-          <w:sz w:val="24"/>
-          <w:szCs w:val="24"/>
-        </w:rPr>
-        <w:t xml:space="preserve">6 – </w:t>
-      </w:r>
-      <w:proofErr w:type="gramStart"/>
-      <w:r>
-        <w:rPr>
-          <w:rFonts w:ascii="Times New Roman" w:hAnsi="Times New Roman"/>
-          <w:color w:val="000000"/>
-          <w:sz w:val="24"/>
-          <w:szCs w:val="24"/>
-        </w:rPr>
-        <w:t xml:space="preserve">now </w:t>
-      </w:r>
-      <w:r>
-        <w:rPr>
-          <w:rFonts w:ascii="Times New Roman" w:hAnsi="Times New Roman"/>
-          <w:color w:val="000000"/>
-          <w:sz w:val="24"/>
-          <w:szCs w:val="24"/>
-        </w:rPr>
-        <w:t xml:space="preserve"> (</w:t>
-      </w:r>
-      <w:proofErr w:type="gramEnd"/>
-      <w:r>
-        <w:rPr>
-          <w:rFonts w:ascii="Times New Roman" w:hAnsi="Times New Roman"/>
-          <w:color w:val="000000"/>
-          <w:sz w:val="24"/>
-          <w:szCs w:val="24"/>
-        </w:rPr>
-        <w:t>sti</w:t>
-      </w:r>
-      <w:r>
-        <w:rPr>
-          <w:rFonts w:ascii="Times New Roman" w:hAnsi="Times New Roman"/>
-          <w:color w:val="000000"/>
-          <w:sz w:val="24"/>
-          <w:szCs w:val="24"/>
-        </w:rPr>
-        <w:t>ll running for feature upgrade</w:t>
-      </w:r>
-      <w:r>
-        <w:rPr>
-          <w:rFonts w:ascii="Times New Roman" w:hAnsi="Times New Roman"/>
-          <w:color w:val="000000"/>
-          <w:sz w:val="24"/>
-          <w:szCs w:val="24"/>
-        </w:rPr>
-        <w:t>)</w:t>
-      </w:r>
-    </w:p>
-    <w:p>
-      <w:pPr>
-        <w:spacing w:after="0" w:line="360" w:lineRule="auto"/>
-        <w:rPr>
-          <w:rFonts w:ascii="Times New Roman" w:hAnsi="Times New Roman"/>
-          <w:color w:val="000000"/>
-          <w:sz w:val="24"/>
-          <w:szCs w:val="24"/>
-        </w:rPr>
-      </w:pPr>
-      <w:r>
-        <w:rPr>
-          <w:rFonts w:ascii="Times New Roman" w:hAnsi="Times New Roman"/>
-          <w:b/>
+        <w:t>Project Duration:</w:t>
+      </w:r>
+      <w:r>
+        <w:rPr>
+          <w:rFonts w:ascii="Times New Roman" w:hAnsi="Times New Roman"/>
           <w:color w:val="000000"/>
           <w:sz w:val="28"/>
           <w:szCs w:val="28"/>
         </w:rPr>
-        <w:t>Programming Duration:</w:t>
-      </w:r>
-      <w:r>
-        <w:rPr>
-          <w:rFonts w:ascii="Times New Roman" w:hAnsi="Times New Roman"/>
-          <w:color w:val="000000"/>
-          <w:sz w:val="24"/>
-          <w:szCs w:val="24"/>
-        </w:rPr>
         <w:t xml:space="preserve"> </w:t>
       </w:r>
       <w:r>
@@ -1450,39 +1981,86 @@
           <w:sz w:val="24"/>
           <w:szCs w:val="24"/>
         </w:rPr>
-        <w:t xml:space="preserve">involvement:  </w:t>
-      </w:r>
-      <w:proofErr w:type="spellStart"/>
-      <w:r>
-        <w:rPr>
-          <w:rFonts w:ascii="Times New Roman" w:hAnsi="Times New Roman"/>
-          <w:color w:val="000000"/>
-          <w:sz w:val="24"/>
-          <w:szCs w:val="24"/>
-        </w:rPr>
-        <w:t>may</w:t>
-      </w:r>
-      <w:proofErr w:type="spellEnd"/>
-      <w:r>
-        <w:rPr>
-          <w:rFonts w:ascii="Times New Roman" w:hAnsi="Times New Roman"/>
-          <w:color w:val="000000"/>
-          <w:sz w:val="24"/>
-          <w:szCs w:val="24"/>
-        </w:rPr>
-        <w:t xml:space="preserve"> 2016 – now  </w:t>
-      </w:r>
-    </w:p>
-    <w:p>
-      <w:pPr>
-        <w:spacing w:after="0" w:line="360" w:lineRule="auto"/>
-        <w:rPr>
-          <w:rFonts w:ascii="Times New Roman" w:hAnsi="Times New Roman"/>
-          <w:sz w:val="24"/>
-          <w:szCs w:val="24"/>
-        </w:rPr>
-      </w:pPr>
-      <w:r>
+        <w:t>involvement:  M</w:t>
+      </w:r>
+      <w:r>
+        <w:rPr>
+          <w:rFonts w:ascii="Times New Roman" w:hAnsi="Times New Roman"/>
+          <w:color w:val="000000"/>
+          <w:sz w:val="24"/>
+          <w:szCs w:val="24"/>
+        </w:rPr>
+        <w:t>ay</w:t>
+      </w:r>
+      <w:r>
+        <w:rPr>
+          <w:rFonts w:ascii="Times New Roman" w:hAnsi="Times New Roman"/>
+          <w:color w:val="000000"/>
+          <w:sz w:val="24"/>
+          <w:szCs w:val="24"/>
+        </w:rPr>
+        <w:t xml:space="preserve"> 201</w:t>
+      </w:r>
+      <w:r>
+        <w:rPr>
+          <w:rFonts w:ascii="Times New Roman" w:hAnsi="Times New Roman"/>
+          <w:color w:val="000000"/>
+          <w:sz w:val="24"/>
+          <w:szCs w:val="24"/>
+        </w:rPr>
+        <w:t xml:space="preserve">6 – </w:t>
+      </w:r>
+      <w:proofErr w:type="gramStart"/>
+      <w:r>
+        <w:rPr>
+          <w:rFonts w:ascii="Times New Roman" w:hAnsi="Times New Roman"/>
+          <w:color w:val="000000"/>
+          <w:sz w:val="24"/>
+          <w:szCs w:val="24"/>
+        </w:rPr>
+        <w:t xml:space="preserve">now </w:t>
+      </w:r>
+      <w:r>
+        <w:rPr>
+          <w:rFonts w:ascii="Times New Roman" w:hAnsi="Times New Roman"/>
+          <w:color w:val="000000"/>
+          <w:sz w:val="24"/>
+          <w:szCs w:val="24"/>
+        </w:rPr>
+        <w:t xml:space="preserve"> (</w:t>
+      </w:r>
+      <w:proofErr w:type="gramEnd"/>
+      <w:r>
+        <w:rPr>
+          <w:rFonts w:ascii="Times New Roman" w:hAnsi="Times New Roman"/>
+          <w:color w:val="000000"/>
+          <w:sz w:val="24"/>
+          <w:szCs w:val="24"/>
+        </w:rPr>
+        <w:t>sti</w:t>
+      </w:r>
+      <w:r>
+        <w:rPr>
+          <w:rFonts w:ascii="Times New Roman" w:hAnsi="Times New Roman"/>
+          <w:color w:val="000000"/>
+          <w:sz w:val="24"/>
+          <w:szCs w:val="24"/>
+        </w:rPr>
+        <w:t>ll running for feature upgrade</w:t>
+      </w:r>
+      <w:r>
+        <w:rPr>
+          <w:rFonts w:ascii="Times New Roman" w:hAnsi="Times New Roman"/>
+          <w:color w:val="000000"/>
+          <w:sz w:val="24"/>
+          <w:szCs w:val="24"/>
+        </w:rPr>
+        <w:t>)</w:t>
+      </w:r>
+    </w:p>
+    <w:p>
+      <w:pPr>
+        <w:spacing w:line="360" w:lineRule="auto"/>
         <w:rPr>
           <w:rFonts w:ascii="Times New Roman" w:hAnsi="Times New Roman"/>
           <w:b/>
@@ -1490,12 +2068,8 @@
           <w:sz w:val="28"/>
           <w:szCs w:val="28"/>
         </w:rPr>
-        <w:t xml:space="preserve">Tools: </w:t>
-      </w:r>
-    </w:p>
-    <w:p>
-      <w:pPr>
-        <w:spacing w:line="360" w:lineRule="auto"/>
+      </w:pPr>
+      <w:r>
         <w:rPr>
           <w:rFonts w:ascii="Times New Roman" w:hAnsi="Times New Roman"/>
           <w:b/>
@@ -1503,15 +2077,6 @@
           <w:sz w:val="28"/>
           <w:szCs w:val="28"/>
         </w:rPr>
-      </w:pPr>
-      <w:r>
-        <w:rPr>
-          <w:rFonts w:ascii="Times New Roman" w:hAnsi="Times New Roman"/>
-          <w:b/>
-          <w:color w:val="000000"/>
-          <w:sz w:val="28"/>
-          <w:szCs w:val="28"/>
-        </w:rPr>
         <w:t xml:space="preserve">Responsibilities: </w:t>
       </w:r>
     </w:p>
@@ -1544,59 +2109,91 @@
           <w:sz w:val="24"/>
           <w:szCs w:val="24"/>
         </w:rPr>
-        <w:t xml:space="preserve"> has different repositories among which I mostly involved </w:t>
+        <w:t xml:space="preserve"> has different repositories among which I mostly involved</w:t>
+      </w:r>
+      <w:r>
+        <w:rPr>
+          <w:rFonts w:ascii="Times New Roman" w:hAnsi="Times New Roman"/>
+          <w:color w:val="000000"/>
+          <w:sz w:val="24"/>
+          <w:szCs w:val="24"/>
+        </w:rPr>
+        <w:t xml:space="preserve"> in</w:t>
+      </w:r>
+      <w:r>
+        <w:rPr>
+          <w:rFonts w:ascii="Times New Roman" w:hAnsi="Times New Roman"/>
+          <w:color w:val="000000"/>
+          <w:sz w:val="24"/>
+          <w:szCs w:val="24"/>
+        </w:rPr>
+        <w:t xml:space="preserve"> M</w:t>
+      </w:r>
+      <w:r>
+        <w:rPr>
+          <w:rFonts w:ascii="Times New Roman" w:hAnsi="Times New Roman"/>
+          <w:color w:val="000000"/>
+          <w:sz w:val="24"/>
+          <w:szCs w:val="24"/>
+        </w:rPr>
+        <w:t>arvin reposit</w:t>
+      </w:r>
+      <w:r>
+        <w:rPr>
+          <w:rFonts w:ascii="Times New Roman" w:hAnsi="Times New Roman"/>
+          <w:color w:val="000000"/>
+          <w:sz w:val="24"/>
+          <w:szCs w:val="24"/>
+        </w:rPr>
+        <w:t>ory, E</w:t>
+      </w:r>
+      <w:r>
+        <w:rPr>
+          <w:rFonts w:ascii="Times New Roman" w:hAnsi="Times New Roman"/>
+          <w:color w:val="000000"/>
+          <w:sz w:val="24"/>
+          <w:szCs w:val="24"/>
+        </w:rPr>
+        <w:t>nrollment automation</w:t>
+      </w:r>
+      <w:r>
+        <w:rPr>
+          <w:rFonts w:ascii="Times New Roman" w:hAnsi="Times New Roman"/>
+          <w:color w:val="000000"/>
+          <w:sz w:val="24"/>
+          <w:szCs w:val="24"/>
+        </w:rPr>
+        <w:t>, Allianz Account Management</w:t>
+      </w:r>
+      <w:r>
+        <w:rPr>
+          <w:rFonts w:ascii="Times New Roman" w:hAnsi="Times New Roman"/>
+          <w:color w:val="000000"/>
+          <w:sz w:val="24"/>
+          <w:szCs w:val="24"/>
+        </w:rPr>
+        <w:t xml:space="preserve"> and </w:t>
       </w:r>
       <w:proofErr w:type="spellStart"/>
-      <w:proofErr w:type="gramStart"/>
-      <w:r>
-        <w:rPr>
-          <w:rFonts w:ascii="Times New Roman" w:hAnsi="Times New Roman"/>
-          <w:color w:val="000000"/>
-          <w:sz w:val="24"/>
-          <w:szCs w:val="24"/>
-        </w:rPr>
-        <w:t>marvin</w:t>
+      <w:r>
+        <w:rPr>
+          <w:rFonts w:ascii="Times New Roman" w:hAnsi="Times New Roman"/>
+          <w:color w:val="000000"/>
+          <w:sz w:val="24"/>
+          <w:szCs w:val="24"/>
+        </w:rPr>
+        <w:t>T</w:t>
+      </w:r>
+      <w:r>
+        <w:rPr>
+          <w:rFonts w:ascii="Times New Roman" w:hAnsi="Times New Roman"/>
+          <w:color w:val="000000"/>
+          <w:sz w:val="24"/>
+          <w:szCs w:val="24"/>
+        </w:rPr>
+        <w:t>estautomation</w:t>
       </w:r>
       <w:proofErr w:type="spellEnd"/>
-      <w:proofErr w:type="gramEnd"/>
-      <w:r>
-        <w:rPr>
-          <w:rFonts w:ascii="Times New Roman" w:hAnsi="Times New Roman"/>
-          <w:color w:val="000000"/>
-          <w:sz w:val="24"/>
-          <w:szCs w:val="24"/>
-        </w:rPr>
-        <w:t xml:space="preserve"> reposit</w:t>
-      </w:r>
-      <w:r>
-        <w:rPr>
-          <w:rFonts w:ascii="Times New Roman" w:hAnsi="Times New Roman"/>
-          <w:color w:val="000000"/>
-          <w:sz w:val="24"/>
-          <w:szCs w:val="24"/>
-        </w:rPr>
-        <w:t xml:space="preserve">ory, enrollment automation and </w:t>
-      </w:r>
-      <w:proofErr w:type="spellStart"/>
-      <w:r>
-        <w:rPr>
-          <w:rFonts w:ascii="Times New Roman" w:hAnsi="Times New Roman"/>
-          <w:color w:val="000000"/>
-          <w:sz w:val="24"/>
-          <w:szCs w:val="24"/>
-        </w:rPr>
-        <w:t>T</w:t>
-      </w:r>
-      <w:r>
-        <w:rPr>
-          <w:rFonts w:ascii="Times New Roman" w:hAnsi="Times New Roman"/>
-          <w:color w:val="000000"/>
-          <w:sz w:val="24"/>
-          <w:szCs w:val="24"/>
-        </w:rPr>
-        <w:t>estautomation</w:t>
-      </w:r>
-      <w:proofErr w:type="spellEnd"/>
       <w:r>
         <w:rPr>
           <w:rFonts w:ascii="Times New Roman" w:hAnsi="Times New Roman"/>
@@ -1613,19 +2210,17 @@
           <w:sz w:val="24"/>
           <w:szCs w:val="24"/>
         </w:rPr>
-        <w:t xml:space="preserve"> Marvin is different repository which decide which device is compatible for a given vehicle as well as it provides fuel economy for a vehicle in different road (city, highway) and in different temperature. It helps user to lower their road usage charge (</w:t>
-      </w:r>
-      <w:proofErr w:type="spellStart"/>
-      <w:r>
-        <w:rPr>
-          <w:rFonts w:ascii="Times New Roman" w:hAnsi="Times New Roman"/>
-          <w:color w:val="000000"/>
-          <w:sz w:val="24"/>
-          <w:szCs w:val="24"/>
-        </w:rPr>
-        <w:t>ruc</w:t>
-      </w:r>
-      <w:proofErr w:type="spellEnd"/>
+        <w:t xml:space="preserve"> Marvin is different repository which decide which device is compatible for a given vehicle as well as it provides fuel economy for a vehicle in different road (city, highway) and in different temperature. It helps user to l</w:t>
+      </w:r>
+      <w:r>
+        <w:rPr>
+          <w:rFonts w:ascii="Times New Roman" w:hAnsi="Times New Roman"/>
+          <w:color w:val="000000"/>
+          <w:sz w:val="24"/>
+          <w:szCs w:val="24"/>
+        </w:rPr>
+        <w:t>ower their road usage charge (RUC</w:t>
+      </w:r>
       <w:r>
         <w:rPr>
           <w:rFonts w:ascii="Times New Roman" w:hAnsi="Times New Roman"/>
@@ -1656,6 +2251,7 @@
           <w:sz w:val="24"/>
           <w:szCs w:val="24"/>
         </w:rPr>
+        <w:lastRenderedPageBreak/>
         <w:t>Developing software architecture</w:t>
       </w:r>
       <w:r>
@@ -1664,43 +2260,31 @@
           <w:sz w:val="24"/>
           <w:szCs w:val="24"/>
         </w:rPr>
-        <w:t xml:space="preserve"> for </w:t>
-      </w:r>
-      <w:proofErr w:type="spellStart"/>
-      <w:r>
-        <w:rPr>
-          <w:rFonts w:ascii="Times New Roman" w:hAnsi="Times New Roman"/>
-          <w:sz w:val="24"/>
-          <w:szCs w:val="24"/>
-        </w:rPr>
-        <w:t>marvin</w:t>
-      </w:r>
-      <w:proofErr w:type="spellEnd"/>
-      <w:r>
-        <w:rPr>
-          <w:rFonts w:ascii="Times New Roman" w:hAnsi="Times New Roman"/>
-          <w:sz w:val="24"/>
-          <w:szCs w:val="24"/>
-        </w:rPr>
-        <w:t xml:space="preserve"> to support multi tenancy feature for the all </w:t>
-      </w:r>
-      <w:proofErr w:type="gramStart"/>
-      <w:r>
-        <w:rPr>
-          <w:rFonts w:ascii="Times New Roman" w:hAnsi="Times New Roman"/>
-          <w:sz w:val="24"/>
-          <w:szCs w:val="24"/>
-        </w:rPr>
-        <w:t>clients(</w:t>
-      </w:r>
-      <w:proofErr w:type="gramEnd"/>
-      <w:r>
-        <w:rPr>
-          <w:rFonts w:ascii="Times New Roman" w:hAnsi="Times New Roman"/>
-          <w:sz w:val="24"/>
-          <w:szCs w:val="24"/>
-        </w:rPr>
-        <w:t>insurance companies).</w:t>
+        <w:t xml:space="preserve"> for M</w:t>
+      </w:r>
+      <w:r>
+        <w:rPr>
+          <w:rFonts w:ascii="Times New Roman" w:hAnsi="Times New Roman"/>
+          <w:sz w:val="24"/>
+          <w:szCs w:val="24"/>
+        </w:rPr>
+        <w:t>arvin to support multi tenancy feature for the all clients</w:t>
+      </w:r>
+      <w:r>
+        <w:rPr>
+          <w:rFonts w:ascii="Times New Roman" w:hAnsi="Times New Roman"/>
+          <w:sz w:val="24"/>
+          <w:szCs w:val="24"/>
+        </w:rPr>
+        <w:t xml:space="preserve"> </w:t>
+      </w:r>
+      <w:r>
+        <w:rPr>
+          <w:rFonts w:ascii="Times New Roman" w:hAnsi="Times New Roman"/>
+          <w:sz w:val="24"/>
+          <w:szCs w:val="24"/>
+        </w:rPr>
+        <w:t>(insurance companies).</w:t>
       </w:r>
     </w:p>
     <w:p>
@@ -1823,7 +2407,23 @@
           <w:sz w:val="24"/>
           <w:szCs w:val="24"/>
         </w:rPr>
-        <w:t>Import vehicle data obtained from the different Vendor (Here has been changed).</w:t>
+        <w:t>Import vehicle data obtained from the differen</w:t>
+      </w:r>
+      <w:r>
+        <w:rPr>
+          <w:rFonts w:ascii="Times New Roman" w:hAnsi="Times New Roman"/>
+          <w:sz w:val="24"/>
+          <w:szCs w:val="24"/>
+        </w:rPr>
+        <w:t>t Vendor</w:t>
+      </w:r>
+      <w:r>
+        <w:rPr>
+          <w:rFonts w:ascii="Times New Roman" w:hAnsi="Times New Roman"/>
+          <w:sz w:val="24"/>
+          <w:szCs w:val="24"/>
+        </w:rPr>
+        <w:t>.</w:t>
       </w:r>
     </w:p>
     <w:p>
@@ -1846,7 +2446,6 @@
           <w:sz w:val="24"/>
           <w:szCs w:val="24"/>
         </w:rPr>
-        <w:lastRenderedPageBreak/>
         <w:t xml:space="preserve">Import and export vehicle compatibilities with different device for different client to the centralized </w:t>
       </w:r>
       <w:proofErr w:type="spellStart"/>
@@ -1906,6 +2505,14 @@
           <w:sz w:val="24"/>
           <w:szCs w:val="24"/>
         </w:rPr>
+        <w:t xml:space="preserve"> and selenium</w:t>
+      </w:r>
+      <w:r>
+        <w:rPr>
+          <w:rFonts w:ascii="Times New Roman" w:hAnsi="Times New Roman"/>
+          <w:sz w:val="24"/>
+          <w:szCs w:val="24"/>
+        </w:rPr>
         <w:t>.</w:t>
       </w:r>
     </w:p>
@@ -2096,7 +2703,31 @@
           <w:sz w:val="24"/>
           <w:szCs w:val="24"/>
         </w:rPr>
-        <w:t xml:space="preserve"> project which is used for integration test for trip ingestion, enrollment automation, credential management, and different other repo for different version of </w:t>
+        <w:t xml:space="preserve"> project which is used for integration test for trip ingestion, enrollment automation,</w:t>
+      </w:r>
+      <w:r>
+        <w:rPr>
+          <w:rFonts w:ascii="Times New Roman" w:hAnsi="Times New Roman"/>
+          <w:sz w:val="24"/>
+          <w:szCs w:val="24"/>
+        </w:rPr>
+        <w:t xml:space="preserve"> Allianz-account-management,</w:t>
+      </w:r>
+      <w:r>
+        <w:rPr>
+          <w:rFonts w:ascii="Times New Roman" w:hAnsi="Times New Roman"/>
+          <w:sz w:val="24"/>
+          <w:szCs w:val="24"/>
+        </w:rPr>
+        <w:t xml:space="preserve"> credential management, and different other</w:t>
+      </w:r>
+      <w:r>
+        <w:rPr>
+          <w:rFonts w:ascii="Times New Roman" w:hAnsi="Times New Roman"/>
+          <w:sz w:val="24"/>
+          <w:szCs w:val="24"/>
+        </w:rPr>
+        <w:t xml:space="preserve"> repo for different version of </w:t>
       </w:r>
       <w:proofErr w:type="spellStart"/>
       <w:r>
@@ -2105,7 +2736,15 @@
           <w:sz w:val="24"/>
           <w:szCs w:val="24"/>
         </w:rPr>
-        <w:t>drivesync</w:t>
+        <w:t>D</w:t>
+      </w:r>
+      <w:r>
+        <w:rPr>
+          <w:rFonts w:ascii="Times New Roman" w:hAnsi="Times New Roman"/>
+          <w:sz w:val="24"/>
+          <w:szCs w:val="24"/>
+        </w:rPr>
+        <w:t>rivesync</w:t>
       </w:r>
       <w:proofErr w:type="spellEnd"/>
       <w:r>
@@ -2180,33 +2819,23 @@
           <w:sz w:val="24"/>
           <w:szCs w:val="24"/>
         </w:rPr>
-        <w:t xml:space="preserve"> Configuration and </w:t>
-      </w:r>
-      <w:proofErr w:type="gramStart"/>
-      <w:r>
-        <w:rPr>
-          <w:rFonts w:ascii="Times New Roman" w:hAnsi="Times New Roman"/>
-          <w:sz w:val="24"/>
-          <w:szCs w:val="24"/>
-        </w:rPr>
-        <w:t xml:space="preserve">use </w:t>
-      </w:r>
-      <w:r>
-        <w:rPr>
-          <w:rFonts w:ascii="Times New Roman" w:hAnsi="Times New Roman"/>
-          <w:sz w:val="24"/>
-          <w:szCs w:val="24"/>
-        </w:rPr>
-        <w:t xml:space="preserve"> it</w:t>
-      </w:r>
-      <w:proofErr w:type="gramEnd"/>
-      <w:r>
-        <w:rPr>
-          <w:rFonts w:ascii="Times New Roman" w:hAnsi="Times New Roman"/>
-          <w:sz w:val="24"/>
-          <w:szCs w:val="24"/>
-        </w:rPr>
-        <w:t xml:space="preserve"> for logical coupling to interact with </w:t>
+        <w:t xml:space="preserve"> Configuration and use</w:t>
+      </w:r>
+      <w:r>
+        <w:rPr>
+          <w:rFonts w:ascii="Times New Roman" w:hAnsi="Times New Roman"/>
+          <w:sz w:val="24"/>
+          <w:szCs w:val="24"/>
+        </w:rPr>
+        <w:t xml:space="preserve"> it for log</w:t>
+      </w:r>
+      <w:r>
+        <w:rPr>
+          <w:rFonts w:ascii="Times New Roman" w:hAnsi="Times New Roman"/>
+          <w:sz w:val="24"/>
+          <w:szCs w:val="24"/>
+        </w:rPr>
+        <w:t xml:space="preserve">ical coupling to interact with </w:t>
       </w:r>
       <w:proofErr w:type="spellStart"/>
       <w:r>
@@ -2215,7 +2844,15 @@
           <w:sz w:val="24"/>
           <w:szCs w:val="24"/>
         </w:rPr>
-        <w:t>drivesync</w:t>
+        <w:t>D</w:t>
+      </w:r>
+      <w:r>
+        <w:rPr>
+          <w:rFonts w:ascii="Times New Roman" w:hAnsi="Times New Roman"/>
+          <w:sz w:val="24"/>
+          <w:szCs w:val="24"/>
+        </w:rPr>
+        <w:t>rivesync</w:t>
       </w:r>
       <w:proofErr w:type="spellEnd"/>
       <w:r>
@@ -2256,7 +2893,15 @@
           <w:sz w:val="24"/>
           <w:szCs w:val="24"/>
         </w:rPr>
-        <w:t xml:space="preserve">equest from </w:t>
+        <w:t>equest fr</w:t>
+      </w:r>
+      <w:r>
+        <w:rPr>
+          <w:rFonts w:ascii="Times New Roman" w:hAnsi="Times New Roman"/>
+          <w:sz w:val="24"/>
+          <w:szCs w:val="24"/>
+        </w:rPr>
+        <w:t xml:space="preserve">om </w:t>
       </w:r>
       <w:proofErr w:type="spellStart"/>
       <w:r>
@@ -2265,7 +2910,15 @@
           <w:sz w:val="24"/>
           <w:szCs w:val="24"/>
         </w:rPr>
-        <w:t>drivesync</w:t>
+        <w:t>D</w:t>
+      </w:r>
+      <w:r>
+        <w:rPr>
+          <w:rFonts w:ascii="Times New Roman" w:hAnsi="Times New Roman"/>
+          <w:sz w:val="24"/>
+          <w:szCs w:val="24"/>
+        </w:rPr>
+        <w:t>rivesync</w:t>
       </w:r>
       <w:proofErr w:type="spellEnd"/>
       <w:r>
@@ -2308,49 +2961,45 @@
         </w:rPr>
         <w:t xml:space="preserve">Create </w:t>
       </w:r>
-      <w:proofErr w:type="spellStart"/>
-      <w:r>
-        <w:rPr>
-          <w:rFonts w:ascii="Times New Roman" w:hAnsi="Times New Roman"/>
-          <w:sz w:val="24"/>
-          <w:szCs w:val="24"/>
-        </w:rPr>
-        <w:t>docker</w:t>
-      </w:r>
-      <w:proofErr w:type="spellEnd"/>
-      <w:r>
-        <w:rPr>
-          <w:rFonts w:ascii="Times New Roman" w:hAnsi="Times New Roman"/>
-          <w:sz w:val="24"/>
-          <w:szCs w:val="24"/>
-        </w:rPr>
-        <w:t xml:space="preserve"> image/compose</w:t>
-      </w:r>
-      <w:r>
-        <w:rPr>
-          <w:rFonts w:ascii="Times New Roman" w:hAnsi="Times New Roman"/>
-          <w:sz w:val="24"/>
-          <w:szCs w:val="24"/>
-        </w:rPr>
-        <w:t xml:space="preserve"> for different services and put them in </w:t>
-      </w:r>
-      <w:proofErr w:type="spellStart"/>
-      <w:r>
-        <w:rPr>
-          <w:rFonts w:ascii="Times New Roman" w:hAnsi="Times New Roman"/>
-          <w:sz w:val="24"/>
-          <w:szCs w:val="24"/>
-        </w:rPr>
-        <w:t>docker</w:t>
-      </w:r>
-      <w:proofErr w:type="spellEnd"/>
-      <w:r>
-        <w:rPr>
-          <w:rFonts w:ascii="Times New Roman" w:hAnsi="Times New Roman"/>
-          <w:sz w:val="24"/>
-          <w:szCs w:val="24"/>
-        </w:rPr>
-        <w:t xml:space="preserve"> registry.</w:t>
+      <w:r>
+        <w:rPr>
+          <w:rFonts w:ascii="Times New Roman" w:hAnsi="Times New Roman"/>
+          <w:sz w:val="24"/>
+          <w:szCs w:val="24"/>
+        </w:rPr>
+        <w:t>D</w:t>
+      </w:r>
+      <w:r>
+        <w:rPr>
+          <w:rFonts w:ascii="Times New Roman" w:hAnsi="Times New Roman"/>
+          <w:sz w:val="24"/>
+          <w:szCs w:val="24"/>
+        </w:rPr>
+        <w:t>ocker image/compose</w:t>
+      </w:r>
+      <w:r>
+        <w:rPr>
+          <w:rFonts w:ascii="Times New Roman" w:hAnsi="Times New Roman"/>
+          <w:sz w:val="24"/>
+          <w:szCs w:val="24"/>
+        </w:rPr>
+        <w:t xml:space="preserve"> for diff</w:t>
+      </w:r>
+      <w:r>
+        <w:rPr>
+          <w:rFonts w:ascii="Times New Roman" w:hAnsi="Times New Roman"/>
+          <w:sz w:val="24"/>
+          <w:szCs w:val="24"/>
+        </w:rPr>
+        <w:t>erent services and put them in D</w:t>
+      </w:r>
+      <w:r>
+        <w:rPr>
+          <w:rFonts w:ascii="Times New Roman" w:hAnsi="Times New Roman"/>
+          <w:sz w:val="24"/>
+          <w:szCs w:val="24"/>
+        </w:rPr>
+        <w:t>ocker registry.</w:t>
       </w:r>
     </w:p>
     <w:p>
@@ -2383,39 +3032,16 @@
         <w:rPr>
           <w:rFonts w:ascii="Times New Roman" w:hAnsi="Times New Roman"/>
           <w:b/>
-          <w:bCs/>
-          <w:color w:val="000000"/>
-          <w:sz w:val="36"/>
-          <w:szCs w:val="36"/>
-        </w:rPr>
-      </w:pPr>
-    </w:p>
-    <w:p>
-      <w:pPr>
-        <w:spacing w:after="0" w:line="360" w:lineRule="auto"/>
-        <w:rPr>
-          <w:rFonts w:ascii="Times New Roman" w:hAnsi="Times New Roman"/>
-          <w:b/>
-          <w:bCs/>
-          <w:color w:val="000000"/>
-          <w:sz w:val="36"/>
-          <w:szCs w:val="36"/>
-        </w:rPr>
-      </w:pPr>
-    </w:p>
-    <w:p>
-      <w:pPr>
-        <w:spacing w:after="0" w:line="360" w:lineRule="auto"/>
-        <w:rPr>
-          <w:rFonts w:ascii="Times New Roman" w:hAnsi="Times New Roman"/>
-          <w:b/>
           <w:color w:val="000000"/>
           <w:sz w:val="32"/>
           <w:szCs w:val="32"/>
           <w:u w:val="single"/>
         </w:rPr>
       </w:pPr>
-      <w:r>
+    </w:p>
+    <w:p>
+      <w:pPr>
+        <w:spacing w:after="0" w:line="360" w:lineRule="auto"/>
         <w:rPr>
           <w:rFonts w:ascii="Times New Roman" w:hAnsi="Times New Roman"/>
           <w:b/>
@@ -2424,18 +3050,19 @@
           <w:szCs w:val="32"/>
           <w:u w:val="single"/>
         </w:rPr>
+      </w:pPr>
+      <w:r>
+        <w:rPr>
+          <w:rFonts w:ascii="Times New Roman" w:hAnsi="Times New Roman"/>
+          <w:b/>
+          <w:color w:val="000000"/>
+          <w:sz w:val="32"/>
+          <w:szCs w:val="32"/>
+          <w:u w:val="single"/>
+        </w:rPr>
+        <w:lastRenderedPageBreak/>
         <w:t>SIM Tracker Master</w:t>
       </w:r>
-    </w:p>
-    <w:p>
-      <w:pPr>
-        <w:spacing w:after="0" w:line="360" w:lineRule="auto"/>
-        <w:rPr>
-          <w:rFonts w:ascii="Times New Roman" w:hAnsi="Times New Roman"/>
-          <w:sz w:val="24"/>
-          <w:szCs w:val="24"/>
-        </w:rPr>
-      </w:pPr>
     </w:p>
     <w:p>
       <w:pPr>
@@ -2473,47 +3100,34 @@
           <w:sz w:val="24"/>
           <w:szCs w:val="24"/>
         </w:rPr>
-        <w:t xml:space="preserve">It’s an ANT project contributed to </w:t>
-      </w:r>
-      <w:proofErr w:type="gramStart"/>
-      <w:r>
-        <w:rPr>
-          <w:rFonts w:ascii="Times New Roman" w:hAnsi="Times New Roman"/>
-          <w:color w:val="000000"/>
-          <w:sz w:val="24"/>
-          <w:szCs w:val="24"/>
-        </w:rPr>
-        <w:t>a  comprehensive</w:t>
-      </w:r>
-      <w:proofErr w:type="gramEnd"/>
-      <w:r>
-        <w:rPr>
-          <w:rFonts w:ascii="Times New Roman" w:hAnsi="Times New Roman"/>
-          <w:color w:val="000000"/>
-          <w:sz w:val="24"/>
-          <w:szCs w:val="24"/>
-        </w:rPr>
-        <w:t xml:space="preserve"> solutions for </w:t>
-      </w:r>
-      <w:proofErr w:type="spellStart"/>
-      <w:r>
-        <w:rPr>
-          <w:rFonts w:ascii="Times New Roman" w:hAnsi="Times New Roman"/>
-          <w:color w:val="000000"/>
-          <w:sz w:val="24"/>
-          <w:szCs w:val="24"/>
-        </w:rPr>
-        <w:t>nepal</w:t>
-      </w:r>
-      <w:proofErr w:type="spellEnd"/>
-      <w:r>
-        <w:rPr>
-          <w:rFonts w:ascii="Times New Roman" w:hAnsi="Times New Roman"/>
-          <w:color w:val="000000"/>
-          <w:sz w:val="24"/>
-          <w:szCs w:val="24"/>
-        </w:rPr>
-        <w:t xml:space="preserve"> telecom sim dealer, sim purchase and distribution modules. Features include user-controlled, role-based permissions, detailed reporting and module-based security. Working with cloud based technology. </w:t>
+        <w:t>It’s a</w:t>
+      </w:r>
+      <w:r>
+        <w:rPr>
+          <w:rFonts w:ascii="Times New Roman" w:hAnsi="Times New Roman"/>
+          <w:color w:val="000000"/>
+          <w:sz w:val="24"/>
+          <w:szCs w:val="24"/>
+        </w:rPr>
+        <w:t>n ANT project contributed to a comprehensive solutions for N</w:t>
+      </w:r>
+      <w:r>
+        <w:rPr>
+          <w:rFonts w:ascii="Times New Roman" w:hAnsi="Times New Roman"/>
+          <w:color w:val="000000"/>
+          <w:sz w:val="24"/>
+          <w:szCs w:val="24"/>
+        </w:rPr>
+        <w:t>epal T</w:t>
+      </w:r>
+      <w:r>
+        <w:rPr>
+          <w:rFonts w:ascii="Times New Roman" w:hAnsi="Times New Roman"/>
+          <w:color w:val="000000"/>
+          <w:sz w:val="24"/>
+          <w:szCs w:val="24"/>
+        </w:rPr>
+        <w:t xml:space="preserve">elecom sim dealer, sim purchase and distribution modules. Features include user-controlled, role-based permissions, detailed reporting and module-based security. Working with cloud based technology. </w:t>
       </w:r>
     </w:p>
     <w:p>
@@ -2534,7 +3148,6 @@
           <w:sz w:val="28"/>
           <w:szCs w:val="28"/>
         </w:rPr>
-        <w:lastRenderedPageBreak/>
         <w:t>Project Duration:</w:t>
       </w:r>
       <w:r>
@@ -2553,29 +3166,16 @@
           <w:sz w:val="24"/>
           <w:szCs w:val="24"/>
         </w:rPr>
-        <w:t xml:space="preserve">involvement:  </w:t>
-      </w:r>
-      <w:proofErr w:type="spellStart"/>
-      <w:proofErr w:type="gramStart"/>
-      <w:r>
-        <w:rPr>
-          <w:rFonts w:ascii="Times New Roman" w:hAnsi="Times New Roman"/>
-          <w:color w:val="000000"/>
-          <w:sz w:val="24"/>
-          <w:szCs w:val="24"/>
-        </w:rPr>
-        <w:t>april</w:t>
-      </w:r>
-      <w:proofErr w:type="spellEnd"/>
-      <w:proofErr w:type="gramEnd"/>
-      <w:r>
-        <w:rPr>
-          <w:rFonts w:ascii="Times New Roman" w:hAnsi="Times New Roman"/>
-          <w:color w:val="000000"/>
-          <w:sz w:val="24"/>
-          <w:szCs w:val="24"/>
-        </w:rPr>
-        <w:t xml:space="preserve"> 2015 – august 2016 (still running for other maintenance)</w:t>
+        <w:t>involvement:  April 2015 – A</w:t>
+      </w:r>
+      <w:r>
+        <w:rPr>
+          <w:rFonts w:ascii="Times New Roman" w:hAnsi="Times New Roman"/>
+          <w:color w:val="000000"/>
+          <w:sz w:val="24"/>
+          <w:szCs w:val="24"/>
+        </w:rPr>
+        <w:t>ugust 2016 (still running for other maintenance)</w:t>
       </w:r>
     </w:p>
     <w:p>
@@ -2832,12 +3432,15 @@
           <w:numId w:val="3"/>
         </w:numPr>
         <w:spacing w:after="0" w:line="360" w:lineRule="auto"/>
-        <w:rPr>
-          <w:rFonts w:ascii="Times New Roman" w:hAnsi="Times New Roman"/>
-          <w:sz w:val="24"/>
-          <w:szCs w:val="24"/>
-        </w:rPr>
-      </w:pPr>
+        <w:ind w:left="1080"/>
+        <w:rPr>
+          <w:rFonts w:ascii="Times New Roman" w:hAnsi="Times New Roman"/>
+          <w:sz w:val="24"/>
+          <w:szCs w:val="24"/>
+        </w:rPr>
+      </w:pPr>
+      <w:bookmarkStart w:id="0" w:name="_GoBack"/>
+      <w:bookmarkEnd w:id="0"/>
       <w:r>
         <w:rPr>
           <w:rFonts w:ascii="Times New Roman" w:hAnsi="Times New Roman"/>
@@ -2846,18 +3449,6 @@
         </w:rPr>
         <w:t>Reviewing and resolving issues and software bugs.</w:t>
       </w:r>
-    </w:p>
-    <w:p>
-      <w:pPr>
-        <w:widowControl w:val="0"/>
-        <w:spacing w:after="0" w:line="360" w:lineRule="auto"/>
-        <w:ind w:left="1080"/>
-        <w:rPr>
-          <w:rFonts w:ascii="Times New Roman" w:hAnsi="Times New Roman"/>
-          <w:sz w:val="24"/>
-          <w:szCs w:val="24"/>
-        </w:rPr>
-      </w:pPr>
     </w:p>
     <w:p>
       <w:pPr>
@@ -3220,6 +3811,7 @@
           <w:sz w:val="28"/>
           <w:szCs w:val="28"/>
         </w:rPr>
+        <w:lastRenderedPageBreak/>
         <w:t xml:space="preserve">Responsibilities: </w:t>
       </w:r>
     </w:p>
@@ -3801,6 +4393,7 @@
           <w:sz w:val="24"/>
           <w:szCs w:val="24"/>
         </w:rPr>
+        <w:lastRenderedPageBreak/>
         <w:t>Used: EJB</w:t>
       </w:r>
       <w:proofErr w:type="gramStart"/>
@@ -3888,7 +4481,6 @@
           <w:sz w:val="24"/>
           <w:szCs w:val="24"/>
         </w:rPr>
-        <w:lastRenderedPageBreak/>
         <w:t xml:space="preserve">BE Entrance Rank 33 out of 9000 students in </w:t>
       </w:r>
       <w:proofErr w:type="spellStart"/>
@@ -5197,6 +5789,119 @@
       <w:pPr>
         <w:ind w:left="6120" w:hanging="180"/>
       </w:pPr>
+    </w:lvl>
+  </w:abstractNum>
+  <w:abstractNum w:abstractNumId="8" w15:restartNumberingAfterBreak="0">
+    <w:nsid w:val="68CE642C"/>
+    <w:multiLevelType w:val="hybridMultilevel"/>
+    <w:tmpl w:val="88D49322"/>
+    <w:lvl w:ilvl="0" w:tplc="04090001">
+      <w:start w:val="1"/>
+      <w:numFmt w:val="bullet"/>
+      <w:lvlText w:val=""/>
+      <w:lvlJc w:val="left"/>
+      <w:pPr>
+        <w:ind w:left="720" w:hanging="360"/>
+      </w:pPr>
+      <w:rPr>
+        <w:rFonts w:ascii="Symbol" w:hAnsi="Symbol" w:hint="default"/>
+      </w:rPr>
+    </w:lvl>
+    <w:lvl w:ilvl="1" w:tplc="04090003" w:tentative="1">
+      <w:start w:val="1"/>
+      <w:numFmt w:val="bullet"/>
+      <w:lvlText w:val="o"/>
+      <w:lvlJc w:val="left"/>
+      <w:pPr>
+        <w:ind w:left="1440" w:hanging="360"/>
+      </w:pPr>
+      <w:rPr>
+        <w:rFonts w:ascii="Courier New" w:hAnsi="Courier New" w:cs="Courier New" w:hint="default"/>
+      </w:rPr>
+    </w:lvl>
+    <w:lvl w:ilvl="2" w:tplc="04090005" w:tentative="1">
+      <w:start w:val="1"/>
+      <w:numFmt w:val="bullet"/>
+      <w:lvlText w:val=""/>
+      <w:lvlJc w:val="left"/>
+      <w:pPr>
+        <w:ind w:left="2160" w:hanging="360"/>
+      </w:pPr>
+      <w:rPr>
+        <w:rFonts w:ascii="Wingdings" w:hAnsi="Wingdings" w:hint="default"/>
+      </w:rPr>
+    </w:lvl>
+    <w:lvl w:ilvl="3" w:tplc="04090001" w:tentative="1">
+      <w:start w:val="1"/>
+      <w:numFmt w:val="bullet"/>
+      <w:lvlText w:val=""/>
+      <w:lvlJc w:val="left"/>
+      <w:pPr>
+        <w:ind w:left="2880" w:hanging="360"/>
+      </w:pPr>
+      <w:rPr>
+        <w:rFonts w:ascii="Symbol" w:hAnsi="Symbol" w:hint="default"/>
+      </w:rPr>
+    </w:lvl>
+    <w:lvl w:ilvl="4" w:tplc="04090003" w:tentative="1">
+      <w:start w:val="1"/>
+      <w:numFmt w:val="bullet"/>
+      <w:lvlText w:val="o"/>
+      <w:lvlJc w:val="left"/>
+      <w:pPr>
+        <w:ind w:left="3600" w:hanging="360"/>
+      </w:pPr>
+      <w:rPr>
+        <w:rFonts w:ascii="Courier New" w:hAnsi="Courier New" w:cs="Courier New" w:hint="default"/>
+      </w:rPr>
+    </w:lvl>
+    <w:lvl w:ilvl="5" w:tplc="04090005" w:tentative="1">
+      <w:start w:val="1"/>
+      <w:numFmt w:val="bullet"/>
+      <w:lvlText w:val=""/>
+      <w:lvlJc w:val="left"/>
+      <w:pPr>
+        <w:ind w:left="4320" w:hanging="360"/>
+      </w:pPr>
+      <w:rPr>
+        <w:rFonts w:ascii="Wingdings" w:hAnsi="Wingdings" w:hint="default"/>
+      </w:rPr>
+    </w:lvl>
+    <w:lvl w:ilvl="6" w:tplc="04090001" w:tentative="1">
+      <w:start w:val="1"/>
+      <w:numFmt w:val="bullet"/>
+      <w:lvlText w:val=""/>
+      <w:lvlJc w:val="left"/>
+      <w:pPr>
+        <w:ind w:left="5040" w:hanging="360"/>
+      </w:pPr>
+      <w:rPr>
+        <w:rFonts w:ascii="Symbol" w:hAnsi="Symbol" w:hint="default"/>
+      </w:rPr>
+    </w:lvl>
+    <w:lvl w:ilvl="7" w:tplc="04090003" w:tentative="1">
+      <w:start w:val="1"/>
+      <w:numFmt w:val="bullet"/>
+      <w:lvlText w:val="o"/>
+      <w:lvlJc w:val="left"/>
+      <w:pPr>
+        <w:ind w:left="5760" w:hanging="360"/>
+      </w:pPr>
+      <w:rPr>
+        <w:rFonts w:ascii="Courier New" w:hAnsi="Courier New" w:cs="Courier New" w:hint="default"/>
+      </w:rPr>
+    </w:lvl>
+    <w:lvl w:ilvl="8" w:tplc="04090005" w:tentative="1">
+      <w:start w:val="1"/>
+      <w:numFmt w:val="bullet"/>
+      <w:lvlText w:val=""/>
+      <w:lvlJc w:val="left"/>
+      <w:pPr>
+        <w:ind w:left="6480" w:hanging="360"/>
+      </w:pPr>
+      <w:rPr>
+        <w:rFonts w:ascii="Wingdings" w:hAnsi="Wingdings" w:hint="default"/>
+      </w:rPr>
     </w:lvl>
   </w:abstractNum>
   <w:num w:numId="1">
@@ -5222,6 +5927,9 @@
   </w:num>
   <w:num w:numId="8">
     <w:abstractNumId w:val="2"/>
+  </w:num>
+  <w:num w:numId="9">
+    <w:abstractNumId w:val="8"/>
   </w:num>
 </w:numbering>
 </file>
@@ -5999,6 +6707,22 @@
       <w:u w:val="single"/>
     </w:rPr>
   </w:style>
+  <w:style w:type="paragraph" w:customStyle="1" w:styleId="Default">
+    <w:name w:val="Default"/>
+    <w:rsid w:val="00ED0B66"/>
+    <w:pPr>
+      <w:autoSpaceDE w:val="0"/>
+      <w:autoSpaceDN w:val="0"/>
+      <w:adjustRightInd w:val="0"/>
+      <w:spacing w:line="240" w:lineRule="auto"/>
+    </w:pPr>
+    <w:rPr>
+      <w:rFonts w:ascii="Symbol" w:hAnsi="Symbol" w:cs="Symbol"/>
+      <w:color w:val="000000"/>
+      <w:sz w:val="24"/>
+      <w:szCs w:val="24"/>
+    </w:rPr>
+  </w:style>
 </w:styles>
 </file>
 

--- a/binodcv/Binod-cv.docx
+++ b/binodcv/Binod-cv.docx
@@ -136,7 +136,27 @@
           <w:sz w:val="24"/>
           <w:szCs w:val="24"/>
         </w:rPr>
-        <w:t xml:space="preserve">      09/10</w:t>
+        <w:t xml:space="preserve">      </w:t>
+      </w:r>
+      <w:r>
+        <w:rPr>
+          <w:rFonts w:ascii="Times New Roman" w:hAnsi="Times New Roman"/>
+          <w:color w:val="000000"/>
+          <w:sz w:val="24"/>
+          <w:szCs w:val="24"/>
+        </w:rPr>
+        <w:t xml:space="preserve">  </w:t>
+      </w:r>
+      <w:bookmarkStart w:id="0" w:name="_GoBack"/>
+      <w:bookmarkEnd w:id="0"/>
+      <w:r>
+        <w:rPr>
+          <w:rFonts w:ascii="Times New Roman" w:hAnsi="Times New Roman"/>
+          <w:color w:val="000000"/>
+          <w:sz w:val="24"/>
+          <w:szCs w:val="24"/>
+        </w:rPr>
+        <w:t>09/10</w:t>
       </w:r>
       <w:r>
         <w:rPr>
@@ -289,27 +309,7 @@
           <w:sz w:val="24"/>
           <w:szCs w:val="24"/>
         </w:rPr>
-        <w:t xml:space="preserve"> of part time paid lecturer in IOE </w:t>
-      </w:r>
-      <w:proofErr w:type="spellStart"/>
-      <w:r>
-        <w:rPr>
-          <w:rFonts w:ascii="Times New Roman" w:hAnsi="Times New Roman"/>
-          <w:color w:val="000000"/>
-          <w:sz w:val="24"/>
-          <w:szCs w:val="24"/>
-        </w:rPr>
-        <w:t>Thapathali</w:t>
-      </w:r>
-      <w:proofErr w:type="spellEnd"/>
-      <w:r>
-        <w:rPr>
-          <w:rFonts w:ascii="Times New Roman" w:hAnsi="Times New Roman"/>
-          <w:color w:val="000000"/>
-          <w:sz w:val="24"/>
-          <w:szCs w:val="24"/>
-        </w:rPr>
-        <w:t xml:space="preserve"> Campus</w:t>
+        <w:t xml:space="preserve"> of part time paid lecturer in IOE Thapathali Campus</w:t>
       </w:r>
       <w:r>
         <w:rPr>
@@ -527,7 +527,6 @@
         </w:rPr>
         <w:t xml:space="preserve"> </w:t>
       </w:r>
-      <w:proofErr w:type="spellStart"/>
       <w:r>
         <w:rPr>
           <w:rFonts w:ascii="Times New Roman" w:hAnsi="Times New Roman"/>
@@ -546,7 +545,6 @@
         </w:rPr>
         <w:t>it</w:t>
       </w:r>
-      <w:proofErr w:type="spellEnd"/>
       <w:r>
         <w:rPr>
           <w:rFonts w:ascii="Times New Roman" w:hAnsi="Times New Roman"/>
@@ -803,38 +801,7 @@
           <w:sz w:val="24"/>
           <w:szCs w:val="24"/>
         </w:rPr>
-        <w:t xml:space="preserve">Angular2, </w:t>
-      </w:r>
-      <w:proofErr w:type="spellStart"/>
-      <w:proofErr w:type="gramStart"/>
-      <w:r>
-        <w:rPr>
-          <w:rFonts w:ascii="Times New Roman" w:hAnsi="Times New Roman"/>
-          <w:color w:val="000000"/>
-          <w:sz w:val="24"/>
-          <w:szCs w:val="24"/>
-        </w:rPr>
-        <w:t>Primefaces</w:t>
-      </w:r>
-      <w:proofErr w:type="spellEnd"/>
-      <w:r>
-        <w:rPr>
-          <w:rFonts w:ascii="Times New Roman" w:hAnsi="Times New Roman"/>
-          <w:color w:val="000000"/>
-          <w:sz w:val="24"/>
-          <w:szCs w:val="24"/>
-        </w:rPr>
-        <w:t xml:space="preserve"> ,</w:t>
-      </w:r>
-      <w:proofErr w:type="gramEnd"/>
-      <w:r>
-        <w:rPr>
-          <w:rFonts w:ascii="Times New Roman" w:hAnsi="Times New Roman"/>
-          <w:color w:val="000000"/>
-          <w:sz w:val="24"/>
-          <w:szCs w:val="24"/>
-        </w:rPr>
-        <w:t xml:space="preserve"> CSS-Bootstrap, J</w:t>
+        <w:t>Angular2, Primefaces , CSS-Bootstrap, J</w:t>
       </w:r>
       <w:r>
         <w:rPr>
@@ -863,59 +830,8 @@
           <w:sz w:val="24"/>
           <w:szCs w:val="24"/>
         </w:rPr>
-        <w:t xml:space="preserve">Test API: Junit, Selenium, Cucumber, </w:t>
-      </w:r>
-      <w:proofErr w:type="spellStart"/>
-      <w:r>
-        <w:rPr>
-          <w:rFonts w:ascii="Times New Roman" w:hAnsi="Times New Roman"/>
-          <w:color w:val="000000"/>
-          <w:sz w:val="24"/>
-          <w:szCs w:val="24"/>
-        </w:rPr>
-        <w:t>Jmock</w:t>
-      </w:r>
-      <w:proofErr w:type="spellEnd"/>
-      <w:r>
-        <w:rPr>
-          <w:rFonts w:ascii="Times New Roman" w:hAnsi="Times New Roman"/>
-          <w:color w:val="000000"/>
-          <w:sz w:val="24"/>
-          <w:szCs w:val="24"/>
-        </w:rPr>
-        <w:t xml:space="preserve">, </w:t>
-      </w:r>
-      <w:proofErr w:type="spellStart"/>
-      <w:r>
-        <w:rPr>
-          <w:rFonts w:ascii="Times New Roman" w:hAnsi="Times New Roman"/>
-          <w:color w:val="000000"/>
-          <w:sz w:val="24"/>
-          <w:szCs w:val="24"/>
-        </w:rPr>
-        <w:t>mockito</w:t>
-      </w:r>
-      <w:proofErr w:type="spellEnd"/>
-      <w:r>
-        <w:rPr>
-          <w:rFonts w:ascii="Times New Roman" w:hAnsi="Times New Roman"/>
-          <w:color w:val="000000"/>
-          <w:sz w:val="24"/>
-          <w:szCs w:val="24"/>
-        </w:rPr>
-        <w:t xml:space="preserve">, </w:t>
-      </w:r>
-      <w:proofErr w:type="spellStart"/>
-      <w:r>
-        <w:rPr>
-          <w:rFonts w:ascii="Times New Roman" w:hAnsi="Times New Roman"/>
-          <w:color w:val="000000"/>
-          <w:sz w:val="24"/>
-          <w:szCs w:val="24"/>
-        </w:rPr>
-        <w:t>TestNG</w:t>
-      </w:r>
-      <w:proofErr w:type="spellEnd"/>
+        <w:t>Test API: Junit, Selenium, Cucumber, Jmock, mockito, TestNG</w:t>
+      </w:r>
       <w:r>
         <w:rPr>
           <w:rFonts w:ascii="Times New Roman" w:hAnsi="Times New Roman"/>
@@ -943,27 +859,7 @@
           <w:sz w:val="24"/>
           <w:szCs w:val="24"/>
         </w:rPr>
-        <w:t xml:space="preserve">Building Tools: Maven, </w:t>
-      </w:r>
-      <w:proofErr w:type="spellStart"/>
-      <w:r>
-        <w:rPr>
-          <w:rFonts w:ascii="Times New Roman" w:hAnsi="Times New Roman"/>
-          <w:color w:val="000000"/>
-          <w:sz w:val="24"/>
-          <w:szCs w:val="24"/>
-        </w:rPr>
-        <w:t>Gradle</w:t>
-      </w:r>
-      <w:proofErr w:type="spellEnd"/>
-      <w:r>
-        <w:rPr>
-          <w:rFonts w:ascii="Times New Roman" w:hAnsi="Times New Roman"/>
-          <w:color w:val="000000"/>
-          <w:sz w:val="24"/>
-          <w:szCs w:val="24"/>
-        </w:rPr>
-        <w:t>, ANT</w:t>
+        <w:t>Building Tools: Maven, Gradle, ANT</w:t>
       </w:r>
     </w:p>
     <w:p>
@@ -992,47 +888,7 @@
           <w:sz w:val="24"/>
           <w:szCs w:val="24"/>
         </w:rPr>
-        <w:t>My-</w:t>
-      </w:r>
-      <w:proofErr w:type="gramStart"/>
-      <w:r>
-        <w:rPr>
-          <w:rFonts w:ascii="Times New Roman" w:hAnsi="Times New Roman"/>
-          <w:color w:val="000000"/>
-          <w:sz w:val="24"/>
-          <w:szCs w:val="24"/>
-        </w:rPr>
-        <w:t>SQL(</w:t>
-      </w:r>
-      <w:proofErr w:type="gramEnd"/>
-      <w:r>
-        <w:rPr>
-          <w:rFonts w:ascii="Times New Roman" w:hAnsi="Times New Roman"/>
-          <w:color w:val="000000"/>
-          <w:sz w:val="24"/>
-          <w:szCs w:val="24"/>
-        </w:rPr>
-        <w:t xml:space="preserve"> </w:t>
-      </w:r>
-      <w:proofErr w:type="spellStart"/>
-      <w:r>
-        <w:rPr>
-          <w:rFonts w:ascii="Times New Roman" w:hAnsi="Times New Roman"/>
-          <w:color w:val="000000"/>
-          <w:sz w:val="24"/>
-          <w:szCs w:val="24"/>
-        </w:rPr>
-        <w:t>MariaDB</w:t>
-      </w:r>
-      <w:proofErr w:type="spellEnd"/>
-      <w:r>
-        <w:rPr>
-          <w:rFonts w:ascii="Times New Roman" w:hAnsi="Times New Roman"/>
-          <w:color w:val="000000"/>
-          <w:sz w:val="24"/>
-          <w:szCs w:val="24"/>
-        </w:rPr>
-        <w:t>)</w:t>
+        <w:t>My-SQL( MariaDB)</w:t>
       </w:r>
       <w:r>
         <w:rPr>
@@ -1090,45 +946,23 @@
         </w:rPr>
         <w:t xml:space="preserve">cala-ide, visual-studio-code, </w:t>
       </w:r>
-      <w:proofErr w:type="spellStart"/>
-      <w:r>
-        <w:rPr>
-          <w:rFonts w:ascii="Times New Roman" w:hAnsi="Times New Roman"/>
-          <w:color w:val="000000"/>
-          <w:sz w:val="24"/>
-          <w:szCs w:val="24"/>
-        </w:rPr>
-        <w:t>Anypoint</w:t>
-      </w:r>
-      <w:proofErr w:type="spellEnd"/>
-      <w:r>
-        <w:rPr>
-          <w:rFonts w:ascii="Times New Roman" w:hAnsi="Times New Roman"/>
-          <w:color w:val="000000"/>
-          <w:sz w:val="24"/>
-          <w:szCs w:val="24"/>
-        </w:rPr>
-        <w:t xml:space="preserve"> studio, </w:t>
-      </w:r>
-      <w:proofErr w:type="spellStart"/>
-      <w:r>
-        <w:rPr>
-          <w:rFonts w:ascii="Times New Roman" w:hAnsi="Times New Roman"/>
-          <w:color w:val="000000"/>
-          <w:sz w:val="24"/>
-          <w:szCs w:val="24"/>
-        </w:rPr>
-        <w:t>Codeblock</w:t>
-      </w:r>
-      <w:proofErr w:type="spellEnd"/>
-      <w:r>
-        <w:rPr>
-          <w:rFonts w:ascii="Times New Roman" w:hAnsi="Times New Roman"/>
-          <w:color w:val="000000"/>
-          <w:sz w:val="24"/>
-          <w:szCs w:val="24"/>
-        </w:rPr>
-        <w:t>, Notepad++, sublime text, Atom etc.</w:t>
+      <w:r>
+        <w:rPr>
+          <w:rFonts w:ascii="Times New Roman" w:hAnsi="Times New Roman"/>
+          <w:color w:val="000000"/>
+          <w:sz w:val="24"/>
+          <w:szCs w:val="24"/>
+        </w:rPr>
+        <w:t xml:space="preserve">Anypoint studio, </w:t>
+      </w:r>
+      <w:r>
+        <w:rPr>
+          <w:rFonts w:ascii="Times New Roman" w:hAnsi="Times New Roman"/>
+          <w:color w:val="000000"/>
+          <w:sz w:val="24"/>
+          <w:szCs w:val="24"/>
+        </w:rPr>
+        <w:t>Codeblock, Notepad++, sublime text, Atom etc.</w:t>
       </w:r>
     </w:p>
     <w:p>
@@ -1168,123 +1002,52 @@
         </w:rPr>
         <w:t xml:space="preserve">Putty, </w:t>
       </w:r>
-      <w:proofErr w:type="spellStart"/>
-      <w:r>
-        <w:rPr>
-          <w:rFonts w:ascii="Times New Roman" w:hAnsi="Times New Roman"/>
-          <w:color w:val="000000"/>
-          <w:sz w:val="24"/>
-          <w:szCs w:val="24"/>
-        </w:rPr>
-        <w:t>Git</w:t>
-      </w:r>
-      <w:proofErr w:type="spellEnd"/>
-      <w:r>
-        <w:rPr>
-          <w:rFonts w:ascii="Times New Roman" w:hAnsi="Times New Roman"/>
-          <w:color w:val="000000"/>
-          <w:sz w:val="24"/>
-          <w:szCs w:val="24"/>
-        </w:rPr>
-        <w:t xml:space="preserve">, </w:t>
-      </w:r>
-      <w:r>
-        <w:rPr>
-          <w:rFonts w:ascii="Times New Roman" w:hAnsi="Times New Roman"/>
-          <w:color w:val="000000"/>
-          <w:sz w:val="24"/>
-          <w:szCs w:val="24"/>
-        </w:rPr>
-        <w:t xml:space="preserve">Cygwin, </w:t>
-      </w:r>
-      <w:proofErr w:type="spellStart"/>
-      <w:r>
-        <w:rPr>
-          <w:rFonts w:ascii="Times New Roman" w:hAnsi="Times New Roman"/>
-          <w:color w:val="000000"/>
-          <w:sz w:val="24"/>
-          <w:szCs w:val="24"/>
-        </w:rPr>
-        <w:t>Conemu</w:t>
-      </w:r>
-      <w:proofErr w:type="spellEnd"/>
-      <w:r>
-        <w:rPr>
-          <w:rFonts w:ascii="Times New Roman" w:hAnsi="Times New Roman"/>
-          <w:color w:val="000000"/>
-          <w:sz w:val="24"/>
-          <w:szCs w:val="24"/>
-        </w:rPr>
-        <w:t>, Commander</w:t>
-      </w:r>
-      <w:r>
-        <w:rPr>
-          <w:rFonts w:ascii="Times New Roman" w:hAnsi="Times New Roman"/>
-          <w:color w:val="000000"/>
-          <w:sz w:val="24"/>
-          <w:szCs w:val="24"/>
-        </w:rPr>
-        <w:t xml:space="preserve"> </w:t>
-      </w:r>
-      <w:proofErr w:type="gramStart"/>
-      <w:r>
-        <w:rPr>
-          <w:rFonts w:ascii="Times New Roman" w:hAnsi="Times New Roman"/>
-          <w:color w:val="000000"/>
-          <w:sz w:val="24"/>
-          <w:szCs w:val="24"/>
-        </w:rPr>
-        <w:t>etc</w:t>
-      </w:r>
-      <w:proofErr w:type="gramEnd"/>
-      <w:r>
-        <w:rPr>
-          <w:rFonts w:ascii="Times New Roman" w:hAnsi="Times New Roman"/>
-          <w:color w:val="000000"/>
-          <w:sz w:val="24"/>
-          <w:szCs w:val="24"/>
-        </w:rPr>
-        <w:t>.</w:t>
-      </w:r>
-    </w:p>
-    <w:p>
-      <w:pPr>
-        <w:spacing w:after="0" w:line="360" w:lineRule="auto"/>
-        <w:rPr>
-          <w:rFonts w:ascii="Times New Roman" w:hAnsi="Times New Roman"/>
-          <w:color w:val="000000"/>
-          <w:sz w:val="24"/>
-          <w:szCs w:val="24"/>
-        </w:rPr>
-      </w:pPr>
-      <w:r>
-        <w:rPr>
-          <w:rFonts w:ascii="Times New Roman" w:hAnsi="Times New Roman"/>
-          <w:color w:val="000000"/>
-          <w:sz w:val="24"/>
-          <w:szCs w:val="24"/>
-        </w:rPr>
-        <w:t>Framework: -</w:t>
-      </w:r>
-      <w:proofErr w:type="gramStart"/>
-      <w:r>
-        <w:rPr>
-          <w:rFonts w:ascii="Times New Roman" w:hAnsi="Times New Roman"/>
-          <w:color w:val="000000"/>
-          <w:sz w:val="24"/>
-          <w:szCs w:val="24"/>
-        </w:rPr>
-        <w:t>Spring-</w:t>
-      </w:r>
-      <w:proofErr w:type="gramEnd"/>
-      <w:r>
-        <w:rPr>
-          <w:rFonts w:ascii="Times New Roman" w:hAnsi="Times New Roman"/>
-          <w:color w:val="000000"/>
-          <w:sz w:val="24"/>
-          <w:szCs w:val="24"/>
-        </w:rPr>
-        <w:t>Boot, EJB, JSF</w:t>
+      <w:r>
+        <w:rPr>
+          <w:rFonts w:ascii="Times New Roman" w:hAnsi="Times New Roman"/>
+          <w:color w:val="000000"/>
+          <w:sz w:val="24"/>
+          <w:szCs w:val="24"/>
+        </w:rPr>
+        <w:t xml:space="preserve">Git, </w:t>
+      </w:r>
+      <w:r>
+        <w:rPr>
+          <w:rFonts w:ascii="Times New Roman" w:hAnsi="Times New Roman"/>
+          <w:color w:val="000000"/>
+          <w:sz w:val="24"/>
+          <w:szCs w:val="24"/>
+        </w:rPr>
+        <w:t>Cygwin, Conemu, Commander</w:t>
+      </w:r>
+      <w:r>
+        <w:rPr>
+          <w:rFonts w:ascii="Times New Roman" w:hAnsi="Times New Roman"/>
+          <w:color w:val="000000"/>
+          <w:sz w:val="24"/>
+          <w:szCs w:val="24"/>
+        </w:rPr>
+        <w:t xml:space="preserve"> etc.</w:t>
+      </w:r>
+    </w:p>
+    <w:p>
+      <w:pPr>
+        <w:spacing w:after="0" w:line="360" w:lineRule="auto"/>
+        <w:rPr>
+          <w:rFonts w:ascii="Times New Roman" w:hAnsi="Times New Roman"/>
+          <w:color w:val="000000"/>
+          <w:sz w:val="24"/>
+          <w:szCs w:val="24"/>
+        </w:rPr>
+      </w:pPr>
+      <w:r>
+        <w:rPr>
+          <w:rFonts w:ascii="Times New Roman" w:hAnsi="Times New Roman"/>
+          <w:color w:val="000000"/>
+          <w:sz w:val="24"/>
+          <w:szCs w:val="24"/>
+        </w:rPr>
+        <w:t>Framework: -Spring-Boot, EJB, JSF</w:t>
       </w:r>
       <w:r>
         <w:rPr>
@@ -1400,7 +1163,6 @@
           <w:szCs w:val="24"/>
         </w:rPr>
       </w:pPr>
-      <w:proofErr w:type="spellStart"/>
       <w:r>
         <w:rPr>
           <w:rFonts w:ascii="Times New Roman" w:hAnsi="Times New Roman"/>
@@ -1410,164 +1172,202 @@
           <w:sz w:val="24"/>
           <w:szCs w:val="24"/>
         </w:rPr>
-        <w:t>Fusemachines</w:t>
-      </w:r>
-      <w:proofErr w:type="spellEnd"/>
-      <w:r>
+        <w:t>Fusemachines Nepal</w:t>
+      </w:r>
+      <w:r>
+        <w:rPr>
+          <w:rFonts w:ascii="Times New Roman" w:hAnsi="Times New Roman"/>
+          <w:color w:val="000000"/>
+          <w:sz w:val="24"/>
+          <w:szCs w:val="24"/>
+        </w:rPr>
+        <w:t>, 4/2016 – Current</w:t>
+      </w:r>
+    </w:p>
+    <w:p>
+      <w:pPr>
+        <w:spacing w:after="0" w:line="360" w:lineRule="auto"/>
+        <w:rPr>
+          <w:rFonts w:ascii="Times New Roman" w:hAnsi="Times New Roman"/>
+          <w:color w:val="000000"/>
+          <w:sz w:val="24"/>
+          <w:szCs w:val="24"/>
+        </w:rPr>
+      </w:pPr>
+      <w:r>
+        <w:rPr>
+          <w:rFonts w:ascii="Times New Roman" w:hAnsi="Times New Roman"/>
+          <w:color w:val="000000"/>
+          <w:sz w:val="24"/>
+          <w:szCs w:val="24"/>
+        </w:rPr>
+        <w:t>Address: Hattisar</w:t>
+      </w:r>
+      <w:r>
+        <w:rPr>
+          <w:rFonts w:ascii="Times New Roman" w:hAnsi="Times New Roman"/>
+          <w:color w:val="000000"/>
+          <w:sz w:val="24"/>
+          <w:szCs w:val="24"/>
+        </w:rPr>
+        <w:t>,</w:t>
+      </w:r>
+      <w:r>
+        <w:rPr>
+          <w:rFonts w:ascii="Times New Roman" w:hAnsi="Times New Roman"/>
+          <w:color w:val="000000"/>
+          <w:sz w:val="24"/>
+          <w:szCs w:val="24"/>
+        </w:rPr>
+        <w:t xml:space="preserve"> Kamaladi, Kathmandu.</w:t>
+      </w:r>
+      <w:r>
+        <w:t xml:space="preserve"> </w:t>
+      </w:r>
+      <w:r>
+        <w:rPr>
+          <w:rFonts w:ascii="Times New Roman" w:hAnsi="Times New Roman"/>
+          <w:color w:val="000000"/>
+          <w:sz w:val="24"/>
+          <w:szCs w:val="24"/>
+        </w:rPr>
+        <w:t>http://fusemachines.com.np/</w:t>
+      </w:r>
+    </w:p>
+    <w:p>
+      <w:pPr>
+        <w:spacing w:after="0" w:line="360" w:lineRule="auto"/>
+        <w:rPr>
+          <w:rFonts w:ascii="Times New Roman" w:hAnsi="Times New Roman"/>
+          <w:color w:val="000000"/>
+          <w:sz w:val="24"/>
+          <w:szCs w:val="24"/>
+        </w:rPr>
+      </w:pPr>
+      <w:r>
+        <w:rPr>
+          <w:rFonts w:ascii="Times New Roman" w:hAnsi="Times New Roman"/>
+          <w:color w:val="000000"/>
+          <w:sz w:val="24"/>
+          <w:szCs w:val="24"/>
+        </w:rPr>
+        <w:t xml:space="preserve">Position: </w:t>
+      </w:r>
+      <w:r>
+        <w:rPr>
+          <w:rFonts w:ascii="Times New Roman" w:hAnsi="Times New Roman"/>
+          <w:color w:val="000000"/>
+          <w:sz w:val="24"/>
+          <w:szCs w:val="24"/>
+        </w:rPr>
+        <w:t>Software Engineer</w:t>
+      </w:r>
+    </w:p>
+    <w:p>
+      <w:pPr>
+        <w:spacing w:after="0" w:line="360" w:lineRule="auto"/>
         <w:rPr>
           <w:rFonts w:ascii="Times New Roman" w:hAnsi="Times New Roman"/>
           <w:b/>
           <w:bCs/>
           <w:color w:val="000000"/>
-          <w:sz w:val="24"/>
-          <w:szCs w:val="24"/>
-        </w:rPr>
-        <w:t xml:space="preserve"> Nepal</w:t>
-      </w:r>
-      <w:r>
-        <w:rPr>
-          <w:rFonts w:ascii="Times New Roman" w:hAnsi="Times New Roman"/>
-          <w:color w:val="000000"/>
-          <w:sz w:val="24"/>
-          <w:szCs w:val="24"/>
-        </w:rPr>
-        <w:t>, 4/2016 – Current</w:t>
-      </w:r>
-    </w:p>
-    <w:p>
-      <w:pPr>
-        <w:spacing w:after="0" w:line="360" w:lineRule="auto"/>
-        <w:rPr>
-          <w:rFonts w:ascii="Times New Roman" w:hAnsi="Times New Roman"/>
-          <w:color w:val="000000"/>
-          <w:sz w:val="24"/>
-          <w:szCs w:val="24"/>
-        </w:rPr>
-      </w:pPr>
-      <w:r>
-        <w:rPr>
-          <w:rFonts w:ascii="Times New Roman" w:hAnsi="Times New Roman"/>
-          <w:color w:val="000000"/>
-          <w:sz w:val="24"/>
-          <w:szCs w:val="24"/>
-        </w:rPr>
-        <w:t xml:space="preserve">Address: </w:t>
-      </w:r>
-      <w:proofErr w:type="spellStart"/>
-      <w:r>
-        <w:rPr>
-          <w:rFonts w:ascii="Times New Roman" w:hAnsi="Times New Roman"/>
-          <w:color w:val="000000"/>
-          <w:sz w:val="24"/>
-          <w:szCs w:val="24"/>
-        </w:rPr>
-        <w:t>Hattisar</w:t>
-      </w:r>
-      <w:proofErr w:type="spellEnd"/>
-      <w:r>
-        <w:rPr>
-          <w:rFonts w:ascii="Times New Roman" w:hAnsi="Times New Roman"/>
-          <w:color w:val="000000"/>
-          <w:sz w:val="24"/>
-          <w:szCs w:val="24"/>
-        </w:rPr>
-        <w:t>,</w:t>
-      </w:r>
-      <w:r>
-        <w:rPr>
-          <w:rFonts w:ascii="Times New Roman" w:hAnsi="Times New Roman"/>
-          <w:color w:val="000000"/>
-          <w:sz w:val="24"/>
-          <w:szCs w:val="24"/>
-        </w:rPr>
-        <w:t xml:space="preserve"> </w:t>
-      </w:r>
-      <w:proofErr w:type="spellStart"/>
-      <w:r>
-        <w:rPr>
-          <w:rFonts w:ascii="Times New Roman" w:hAnsi="Times New Roman"/>
-          <w:color w:val="000000"/>
-          <w:sz w:val="24"/>
-          <w:szCs w:val="24"/>
-        </w:rPr>
-        <w:t>Kamaladi</w:t>
-      </w:r>
-      <w:proofErr w:type="spellEnd"/>
-      <w:r>
-        <w:rPr>
-          <w:rFonts w:ascii="Times New Roman" w:hAnsi="Times New Roman"/>
-          <w:color w:val="000000"/>
-          <w:sz w:val="24"/>
-          <w:szCs w:val="24"/>
-        </w:rPr>
-        <w:t>, Kathmandu.</w:t>
-      </w:r>
-      <w:r>
-        <w:t xml:space="preserve"> </w:t>
-      </w:r>
-      <w:r>
-        <w:rPr>
-          <w:rFonts w:ascii="Times New Roman" w:hAnsi="Times New Roman"/>
-          <w:color w:val="000000"/>
-          <w:sz w:val="24"/>
-          <w:szCs w:val="24"/>
-        </w:rPr>
-        <w:t>http://fusemachines.com.np/</w:t>
-      </w:r>
-    </w:p>
-    <w:p>
-      <w:pPr>
-        <w:spacing w:after="0" w:line="360" w:lineRule="auto"/>
-        <w:rPr>
-          <w:rFonts w:ascii="Times New Roman" w:hAnsi="Times New Roman"/>
-          <w:color w:val="000000"/>
-          <w:sz w:val="24"/>
-          <w:szCs w:val="24"/>
-        </w:rPr>
-      </w:pPr>
-      <w:r>
-        <w:rPr>
-          <w:rFonts w:ascii="Times New Roman" w:hAnsi="Times New Roman"/>
-          <w:color w:val="000000"/>
-          <w:sz w:val="24"/>
-          <w:szCs w:val="24"/>
-        </w:rPr>
-        <w:t xml:space="preserve">Position: </w:t>
-      </w:r>
-      <w:r>
-        <w:rPr>
-          <w:rFonts w:ascii="Times New Roman" w:hAnsi="Times New Roman"/>
-          <w:color w:val="000000"/>
-          <w:sz w:val="24"/>
-          <w:szCs w:val="24"/>
-        </w:rPr>
-        <w:t>Software Engineer</w:t>
-      </w:r>
-    </w:p>
-    <w:p>
-      <w:pPr>
-        <w:spacing w:after="0" w:line="360" w:lineRule="auto"/>
+          <w:sz w:val="36"/>
+          <w:szCs w:val="36"/>
+        </w:rPr>
+      </w:pPr>
+    </w:p>
+    <w:p>
+      <w:pPr>
+        <w:spacing w:after="0" w:line="360" w:lineRule="auto"/>
+        <w:rPr>
+          <w:rFonts w:ascii="Times New Roman" w:hAnsi="Times New Roman"/>
+          <w:color w:val="000000"/>
+          <w:sz w:val="24"/>
+          <w:szCs w:val="24"/>
+        </w:rPr>
+      </w:pPr>
+      <w:r>
         <w:rPr>
           <w:rFonts w:ascii="Times New Roman" w:hAnsi="Times New Roman"/>
           <w:b/>
           <w:bCs/>
           <w:color w:val="000000"/>
-          <w:sz w:val="36"/>
-          <w:szCs w:val="36"/>
-        </w:rPr>
-      </w:pPr>
-    </w:p>
-    <w:p>
-      <w:pPr>
-        <w:spacing w:after="0" w:line="360" w:lineRule="auto"/>
-        <w:rPr>
-          <w:rFonts w:ascii="Times New Roman" w:hAnsi="Times New Roman"/>
-          <w:color w:val="000000"/>
-          <w:sz w:val="24"/>
-          <w:szCs w:val="24"/>
-        </w:rPr>
-      </w:pPr>
-      <w:proofErr w:type="spellStart"/>
+          <w:sz w:val="24"/>
+          <w:szCs w:val="24"/>
+        </w:rPr>
+        <w:t>Thapathali Engineering College</w:t>
+      </w:r>
+      <w:r>
+        <w:rPr>
+          <w:rFonts w:ascii="Times New Roman" w:hAnsi="Times New Roman"/>
+          <w:color w:val="000000"/>
+          <w:sz w:val="24"/>
+          <w:szCs w:val="24"/>
+        </w:rPr>
+        <w:t>, 10/2014 – 04/2016</w:t>
+      </w:r>
+    </w:p>
+    <w:p>
+      <w:pPr>
+        <w:spacing w:after="0" w:line="360" w:lineRule="auto"/>
+        <w:rPr>
+          <w:rFonts w:ascii="Times New Roman" w:hAnsi="Times New Roman"/>
+          <w:color w:val="000000"/>
+          <w:sz w:val="24"/>
+          <w:szCs w:val="24"/>
+        </w:rPr>
+      </w:pPr>
+      <w:r>
+        <w:rPr>
+          <w:rFonts w:ascii="Times New Roman" w:hAnsi="Times New Roman"/>
+          <w:color w:val="000000"/>
+          <w:sz w:val="24"/>
+          <w:szCs w:val="24"/>
+        </w:rPr>
+        <w:t>Address: Thapathali, Kathmandu, +977 14218300 http://www.thapathalicampus.edu.np</w:t>
+      </w:r>
+    </w:p>
+    <w:p>
+      <w:pPr>
+        <w:spacing w:after="0" w:line="360" w:lineRule="auto"/>
+        <w:rPr>
+          <w:rFonts w:ascii="Times New Roman" w:hAnsi="Times New Roman"/>
+          <w:color w:val="000000"/>
+          <w:sz w:val="24"/>
+          <w:szCs w:val="24"/>
+        </w:rPr>
+      </w:pPr>
+      <w:r>
+        <w:rPr>
+          <w:rFonts w:ascii="Times New Roman" w:hAnsi="Times New Roman"/>
+          <w:color w:val="000000"/>
+          <w:sz w:val="24"/>
+          <w:szCs w:val="24"/>
+        </w:rPr>
+        <w:t>Position: Assistant Lecturer (part-time paid)</w:t>
+      </w:r>
+    </w:p>
+    <w:p>
+      <w:pPr>
+        <w:spacing w:after="0" w:line="360" w:lineRule="auto"/>
+        <w:rPr>
+          <w:rFonts w:ascii="Times New Roman" w:hAnsi="Times New Roman"/>
+          <w:color w:val="000000"/>
+          <w:sz w:val="24"/>
+          <w:szCs w:val="24"/>
+        </w:rPr>
+      </w:pPr>
+    </w:p>
+    <w:p>
+      <w:pPr>
+        <w:spacing w:after="0" w:line="360" w:lineRule="auto"/>
+        <w:rPr>
+          <w:rFonts w:ascii="Times New Roman" w:hAnsi="Times New Roman"/>
+          <w:color w:val="000000"/>
+          <w:sz w:val="24"/>
+          <w:szCs w:val="24"/>
+        </w:rPr>
+      </w:pPr>
       <w:r>
         <w:rPr>
           <w:rFonts w:ascii="Times New Roman" w:hAnsi="Times New Roman"/>
@@ -1577,134 +1377,7 @@
           <w:sz w:val="24"/>
           <w:szCs w:val="24"/>
         </w:rPr>
-        <w:t>Thapathali</w:t>
-      </w:r>
-      <w:proofErr w:type="spellEnd"/>
-      <w:r>
-        <w:rPr>
-          <w:rFonts w:ascii="Times New Roman" w:hAnsi="Times New Roman"/>
-          <w:b/>
-          <w:bCs/>
-          <w:color w:val="000000"/>
-          <w:sz w:val="24"/>
-          <w:szCs w:val="24"/>
-        </w:rPr>
-        <w:t xml:space="preserve"> Engineering College</w:t>
-      </w:r>
-      <w:r>
-        <w:rPr>
-          <w:rFonts w:ascii="Times New Roman" w:hAnsi="Times New Roman"/>
-          <w:color w:val="000000"/>
-          <w:sz w:val="24"/>
-          <w:szCs w:val="24"/>
-        </w:rPr>
-        <w:t>, 10/2014 – 04/2016</w:t>
-      </w:r>
-    </w:p>
-    <w:p>
-      <w:pPr>
-        <w:spacing w:after="0" w:line="360" w:lineRule="auto"/>
-        <w:rPr>
-          <w:rFonts w:ascii="Times New Roman" w:hAnsi="Times New Roman"/>
-          <w:color w:val="000000"/>
-          <w:sz w:val="24"/>
-          <w:szCs w:val="24"/>
-        </w:rPr>
-      </w:pPr>
-      <w:r>
-        <w:rPr>
-          <w:rFonts w:ascii="Times New Roman" w:hAnsi="Times New Roman"/>
-          <w:color w:val="000000"/>
-          <w:sz w:val="24"/>
-          <w:szCs w:val="24"/>
-        </w:rPr>
-        <w:t xml:space="preserve">Address: </w:t>
-      </w:r>
-      <w:proofErr w:type="spellStart"/>
-      <w:r>
-        <w:rPr>
-          <w:rFonts w:ascii="Times New Roman" w:hAnsi="Times New Roman"/>
-          <w:color w:val="000000"/>
-          <w:sz w:val="24"/>
-          <w:szCs w:val="24"/>
-        </w:rPr>
-        <w:t>Thapathali</w:t>
-      </w:r>
-      <w:proofErr w:type="spellEnd"/>
-      <w:r>
-        <w:rPr>
-          <w:rFonts w:ascii="Times New Roman" w:hAnsi="Times New Roman"/>
-          <w:color w:val="000000"/>
-          <w:sz w:val="24"/>
-          <w:szCs w:val="24"/>
-        </w:rPr>
-        <w:t>, Kathmandu, +977 14218300 http://www.thapathalicampus.edu.np</w:t>
-      </w:r>
-    </w:p>
-    <w:p>
-      <w:pPr>
-        <w:spacing w:after="0" w:line="360" w:lineRule="auto"/>
-        <w:rPr>
-          <w:rFonts w:ascii="Times New Roman" w:hAnsi="Times New Roman"/>
-          <w:color w:val="000000"/>
-          <w:sz w:val="24"/>
-          <w:szCs w:val="24"/>
-        </w:rPr>
-      </w:pPr>
-      <w:r>
-        <w:rPr>
-          <w:rFonts w:ascii="Times New Roman" w:hAnsi="Times New Roman"/>
-          <w:color w:val="000000"/>
-          <w:sz w:val="24"/>
-          <w:szCs w:val="24"/>
-        </w:rPr>
-        <w:t>Position: Assistant Lecturer (part-time paid)</w:t>
-      </w:r>
-    </w:p>
-    <w:p>
-      <w:pPr>
-        <w:spacing w:after="0" w:line="360" w:lineRule="auto"/>
-        <w:rPr>
-          <w:rFonts w:ascii="Times New Roman" w:hAnsi="Times New Roman"/>
-          <w:color w:val="000000"/>
-          <w:sz w:val="24"/>
-          <w:szCs w:val="24"/>
-        </w:rPr>
-      </w:pPr>
-    </w:p>
-    <w:p>
-      <w:pPr>
-        <w:spacing w:after="0" w:line="360" w:lineRule="auto"/>
-        <w:rPr>
-          <w:rFonts w:ascii="Times New Roman" w:hAnsi="Times New Roman"/>
-          <w:color w:val="000000"/>
-          <w:sz w:val="24"/>
-          <w:szCs w:val="24"/>
-        </w:rPr>
-      </w:pPr>
-      <w:proofErr w:type="spellStart"/>
-      <w:r>
-        <w:rPr>
-          <w:rFonts w:ascii="Times New Roman" w:hAnsi="Times New Roman"/>
-          <w:b/>
-          <w:bCs/>
-          <w:color w:val="000000"/>
-          <w:sz w:val="24"/>
-          <w:szCs w:val="24"/>
-        </w:rPr>
-        <w:t>Diyalotech</w:t>
-      </w:r>
-      <w:proofErr w:type="spellEnd"/>
-      <w:r>
-        <w:rPr>
-          <w:rFonts w:ascii="Times New Roman" w:hAnsi="Times New Roman"/>
-          <w:b/>
-          <w:bCs/>
-          <w:color w:val="000000"/>
-          <w:sz w:val="24"/>
-          <w:szCs w:val="24"/>
-        </w:rPr>
-        <w:t xml:space="preserve"> Pvt. Ltd.</w:t>
+        <w:t>Diyalotech Pvt. Ltd.</w:t>
       </w:r>
       <w:r>
         <w:rPr>
@@ -1736,27 +1409,7 @@
           <w:sz w:val="24"/>
           <w:szCs w:val="24"/>
         </w:rPr>
-        <w:t xml:space="preserve">Address: </w:t>
-      </w:r>
-      <w:proofErr w:type="spellStart"/>
-      <w:r>
-        <w:rPr>
-          <w:rFonts w:ascii="Times New Roman" w:hAnsi="Times New Roman"/>
-          <w:color w:val="000000"/>
-          <w:sz w:val="24"/>
-          <w:szCs w:val="24"/>
-        </w:rPr>
-        <w:t>Teenkune</w:t>
-      </w:r>
-      <w:proofErr w:type="spellEnd"/>
-      <w:r>
-        <w:rPr>
-          <w:rFonts w:ascii="Times New Roman" w:hAnsi="Times New Roman"/>
-          <w:color w:val="000000"/>
-          <w:sz w:val="24"/>
-          <w:szCs w:val="24"/>
-        </w:rPr>
-        <w:t>, Kathmandu.</w:t>
+        <w:t>Address: Teenkune, Kathmandu.</w:t>
       </w:r>
       <w:r>
         <w:rPr>
@@ -2008,36 +1661,16 @@
           <w:sz w:val="24"/>
           <w:szCs w:val="24"/>
         </w:rPr>
-        <w:t xml:space="preserve">6 – </w:t>
-      </w:r>
-      <w:proofErr w:type="gramStart"/>
-      <w:r>
-        <w:rPr>
-          <w:rFonts w:ascii="Times New Roman" w:hAnsi="Times New Roman"/>
-          <w:color w:val="000000"/>
-          <w:sz w:val="24"/>
-          <w:szCs w:val="24"/>
-        </w:rPr>
-        <w:t xml:space="preserve">now </w:t>
-      </w:r>
-      <w:r>
-        <w:rPr>
-          <w:rFonts w:ascii="Times New Roman" w:hAnsi="Times New Roman"/>
-          <w:color w:val="000000"/>
-          <w:sz w:val="24"/>
-          <w:szCs w:val="24"/>
-        </w:rPr>
-        <w:t xml:space="preserve"> (</w:t>
-      </w:r>
-      <w:proofErr w:type="gramEnd"/>
-      <w:r>
-        <w:rPr>
-          <w:rFonts w:ascii="Times New Roman" w:hAnsi="Times New Roman"/>
-          <w:color w:val="000000"/>
-          <w:sz w:val="24"/>
-          <w:szCs w:val="24"/>
-        </w:rPr>
-        <w:t>sti</w:t>
+        <w:t xml:space="preserve">6 – now </w:t>
+      </w:r>
+      <w:r>
+        <w:rPr>
+          <w:rFonts w:ascii="Times New Roman" w:hAnsi="Times New Roman"/>
+          <w:color w:val="000000"/>
+          <w:sz w:val="24"/>
+          <w:szCs w:val="24"/>
+        </w:rPr>
+        <w:t xml:space="preserve"> (sti</w:t>
       </w:r>
       <w:r>
         <w:rPr>
@@ -2091,25 +1724,14 @@
           <w:szCs w:val="24"/>
         </w:rPr>
       </w:pPr>
-      <w:proofErr w:type="spellStart"/>
-      <w:r>
-        <w:rPr>
-          <w:rFonts w:ascii="Times New Roman" w:hAnsi="Times New Roman"/>
-          <w:color w:val="000000"/>
-          <w:sz w:val="24"/>
-          <w:szCs w:val="24"/>
-        </w:rPr>
-        <w:t>DriveSync</w:t>
-      </w:r>
-      <w:proofErr w:type="spellEnd"/>
-      <w:r>
-        <w:rPr>
-          <w:rFonts w:ascii="Times New Roman" w:hAnsi="Times New Roman"/>
-          <w:color w:val="000000"/>
-          <w:sz w:val="24"/>
-          <w:szCs w:val="24"/>
-        </w:rPr>
-        <w:t xml:space="preserve"> has different repositories among which I mostly involved</w:t>
+      <w:r>
+        <w:rPr>
+          <w:rFonts w:ascii="Times New Roman" w:hAnsi="Times New Roman"/>
+          <w:color w:val="000000"/>
+          <w:sz w:val="24"/>
+          <w:szCs w:val="24"/>
+        </w:rPr>
+        <w:t>DriveSync has different repositories among which I mostly involved</w:t>
       </w:r>
       <w:r>
         <w:rPr>
@@ -2172,36 +1794,16 @@
           <w:sz w:val="24"/>
           <w:szCs w:val="24"/>
         </w:rPr>
-        <w:t xml:space="preserve"> and </w:t>
-      </w:r>
-      <w:proofErr w:type="spellStart"/>
-      <w:r>
-        <w:rPr>
-          <w:rFonts w:ascii="Times New Roman" w:hAnsi="Times New Roman"/>
-          <w:color w:val="000000"/>
-          <w:sz w:val="24"/>
-          <w:szCs w:val="24"/>
-        </w:rPr>
-        <w:t>T</w:t>
-      </w:r>
-      <w:r>
-        <w:rPr>
-          <w:rFonts w:ascii="Times New Roman" w:hAnsi="Times New Roman"/>
-          <w:color w:val="000000"/>
-          <w:sz w:val="24"/>
-          <w:szCs w:val="24"/>
-        </w:rPr>
-        <w:t>estautomation</w:t>
-      </w:r>
-      <w:proofErr w:type="spellEnd"/>
-      <w:r>
-        <w:rPr>
-          <w:rFonts w:ascii="Times New Roman" w:hAnsi="Times New Roman"/>
-          <w:color w:val="000000"/>
-          <w:sz w:val="24"/>
-          <w:szCs w:val="24"/>
-        </w:rPr>
-        <w:t>.</w:t>
+        <w:t xml:space="preserve"> and T</w:t>
+      </w:r>
+      <w:r>
+        <w:rPr>
+          <w:rFonts w:ascii="Times New Roman" w:hAnsi="Times New Roman"/>
+          <w:color w:val="000000"/>
+          <w:sz w:val="24"/>
+          <w:szCs w:val="24"/>
+        </w:rPr>
+        <w:t>estautomation.</w:t>
       </w:r>
       <w:r>
         <w:rPr>
@@ -2446,27 +2048,7 @@
           <w:sz w:val="24"/>
           <w:szCs w:val="24"/>
         </w:rPr>
-        <w:t xml:space="preserve">Import and export vehicle compatibilities with different device for different client to the centralized </w:t>
-      </w:r>
-      <w:proofErr w:type="spellStart"/>
-      <w:proofErr w:type="gramStart"/>
-      <w:r>
-        <w:rPr>
-          <w:rFonts w:ascii="Times New Roman" w:hAnsi="Times New Roman"/>
-          <w:sz w:val="24"/>
-          <w:szCs w:val="24"/>
-        </w:rPr>
-        <w:t>marvin</w:t>
-      </w:r>
-      <w:proofErr w:type="spellEnd"/>
-      <w:proofErr w:type="gramEnd"/>
-      <w:r>
-        <w:rPr>
-          <w:rFonts w:ascii="Times New Roman" w:hAnsi="Times New Roman"/>
-          <w:sz w:val="24"/>
-          <w:szCs w:val="24"/>
-        </w:rPr>
-        <w:t xml:space="preserve"> server.</w:t>
+        <w:t>Import and export vehicle compatibilities with different device for different client to the centralized marvin server.</w:t>
       </w:r>
     </w:p>
     <w:p>
@@ -2582,27 +2164,7 @@
           <w:sz w:val="24"/>
           <w:szCs w:val="24"/>
         </w:rPr>
-        <w:t xml:space="preserve">Deploy </w:t>
-      </w:r>
-      <w:proofErr w:type="spellStart"/>
-      <w:proofErr w:type="gramStart"/>
-      <w:r>
-        <w:rPr>
-          <w:rFonts w:ascii="Times New Roman" w:hAnsi="Times New Roman"/>
-          <w:sz w:val="24"/>
-          <w:szCs w:val="24"/>
-        </w:rPr>
-        <w:t>marvin</w:t>
-      </w:r>
-      <w:proofErr w:type="spellEnd"/>
-      <w:proofErr w:type="gramEnd"/>
-      <w:r>
-        <w:rPr>
-          <w:rFonts w:ascii="Times New Roman" w:hAnsi="Times New Roman"/>
-          <w:sz w:val="24"/>
-          <w:szCs w:val="24"/>
-        </w:rPr>
-        <w:t xml:space="preserve"> in AWS.</w:t>
+        <w:t>Deploy marvin in AWS.</w:t>
       </w:r>
     </w:p>
     <w:p>
@@ -2649,23 +2211,13 @@
           <w:szCs w:val="24"/>
         </w:rPr>
       </w:pPr>
-      <w:proofErr w:type="spellStart"/>
-      <w:r>
-        <w:rPr>
-          <w:rFonts w:ascii="Times New Roman" w:hAnsi="Times New Roman"/>
-          <w:sz w:val="24"/>
-          <w:szCs w:val="24"/>
-        </w:rPr>
-        <w:t>TestAutomation</w:t>
-      </w:r>
-      <w:proofErr w:type="spellEnd"/>
-      <w:r>
-        <w:rPr>
-          <w:rFonts w:ascii="Times New Roman" w:hAnsi="Times New Roman"/>
-          <w:sz w:val="24"/>
-          <w:szCs w:val="24"/>
-        </w:rPr>
-        <w:t>:</w:t>
+      <w:r>
+        <w:rPr>
+          <w:rFonts w:ascii="Times New Roman" w:hAnsi="Times New Roman"/>
+          <w:sz w:val="24"/>
+          <w:szCs w:val="24"/>
+        </w:rPr>
+        <w:t>TestAutomation:</w:t>
       </w:r>
     </w:p>
     <w:p>
@@ -2685,25 +2237,7 @@
           <w:szCs w:val="24"/>
         </w:rPr>
         <w:tab/>
-        <w:t xml:space="preserve">It is another repository of same </w:t>
-      </w:r>
-      <w:proofErr w:type="spellStart"/>
-      <w:r>
-        <w:rPr>
-          <w:rFonts w:ascii="Times New Roman" w:hAnsi="Times New Roman"/>
-          <w:sz w:val="24"/>
-          <w:szCs w:val="24"/>
-        </w:rPr>
-        <w:t>DriveSync</w:t>
-      </w:r>
-      <w:proofErr w:type="spellEnd"/>
-      <w:r>
-        <w:rPr>
-          <w:rFonts w:ascii="Times New Roman" w:hAnsi="Times New Roman"/>
-          <w:sz w:val="24"/>
-          <w:szCs w:val="24"/>
-        </w:rPr>
-        <w:t xml:space="preserve"> project which is used for integration test for trip ingestion, enrollment automation,</w:t>
+        <w:t>It is another repository of same DriveSync project which is used for integration test for trip ingestion, enrollment automation,</w:t>
       </w:r>
       <w:r>
         <w:rPr>
@@ -2727,33 +2261,15 @@
           <w:sz w:val="24"/>
           <w:szCs w:val="24"/>
         </w:rPr>
-        <w:t xml:space="preserve"> repo for different version of </w:t>
-      </w:r>
-      <w:proofErr w:type="spellStart"/>
-      <w:r>
-        <w:rPr>
-          <w:rFonts w:ascii="Times New Roman" w:hAnsi="Times New Roman"/>
-          <w:sz w:val="24"/>
-          <w:szCs w:val="24"/>
-        </w:rPr>
-        <w:t>D</w:t>
-      </w:r>
-      <w:r>
-        <w:rPr>
-          <w:rFonts w:ascii="Times New Roman" w:hAnsi="Times New Roman"/>
-          <w:sz w:val="24"/>
-          <w:szCs w:val="24"/>
-        </w:rPr>
-        <w:t>rivesync</w:t>
-      </w:r>
-      <w:proofErr w:type="spellEnd"/>
-      <w:r>
-        <w:rPr>
-          <w:rFonts w:ascii="Times New Roman" w:hAnsi="Times New Roman"/>
-          <w:sz w:val="24"/>
-          <w:szCs w:val="24"/>
-        </w:rPr>
-        <w:t>.</w:t>
+        <w:t xml:space="preserve"> repo for different version of D</w:t>
+      </w:r>
+      <w:r>
+        <w:rPr>
+          <w:rFonts w:ascii="Times New Roman" w:hAnsi="Times New Roman"/>
+          <w:sz w:val="24"/>
+          <w:szCs w:val="24"/>
+        </w:rPr>
+        <w:t>rivesync.</w:t>
       </w:r>
     </w:p>
     <w:p>
@@ -2795,7 +2311,6 @@
           <w:szCs w:val="24"/>
         </w:rPr>
       </w:pPr>
-      <w:proofErr w:type="spellStart"/>
       <w:r>
         <w:rPr>
           <w:rFonts w:ascii="Times New Roman" w:hAnsi="Times New Roman"/>
@@ -2810,16 +2325,7 @@
           <w:sz w:val="24"/>
           <w:szCs w:val="24"/>
         </w:rPr>
-        <w:t>ctiveMQ</w:t>
-      </w:r>
-      <w:proofErr w:type="spellEnd"/>
-      <w:r>
-        <w:rPr>
-          <w:rFonts w:ascii="Times New Roman" w:hAnsi="Times New Roman"/>
-          <w:sz w:val="24"/>
-          <w:szCs w:val="24"/>
-        </w:rPr>
-        <w:t xml:space="preserve"> Configuration and use</w:t>
+        <w:t>ctiveMQ Configuration and use</w:t>
       </w:r>
       <w:r>
         <w:rPr>
@@ -2835,33 +2341,15 @@
           <w:sz w:val="24"/>
           <w:szCs w:val="24"/>
         </w:rPr>
-        <w:t xml:space="preserve">ical coupling to interact with </w:t>
-      </w:r>
-      <w:proofErr w:type="spellStart"/>
-      <w:r>
-        <w:rPr>
-          <w:rFonts w:ascii="Times New Roman" w:hAnsi="Times New Roman"/>
-          <w:sz w:val="24"/>
-          <w:szCs w:val="24"/>
-        </w:rPr>
-        <w:t>D</w:t>
-      </w:r>
-      <w:r>
-        <w:rPr>
-          <w:rFonts w:ascii="Times New Roman" w:hAnsi="Times New Roman"/>
-          <w:sz w:val="24"/>
-          <w:szCs w:val="24"/>
-        </w:rPr>
-        <w:t>rivesync</w:t>
-      </w:r>
-      <w:proofErr w:type="spellEnd"/>
-      <w:r>
-        <w:rPr>
-          <w:rFonts w:ascii="Times New Roman" w:hAnsi="Times New Roman"/>
-          <w:sz w:val="24"/>
-          <w:szCs w:val="24"/>
-        </w:rPr>
-        <w:t xml:space="preserve"> server for enrollment automation.</w:t>
+        <w:t>ical coupling to interact with D</w:t>
+      </w:r>
+      <w:r>
+        <w:rPr>
+          <w:rFonts w:ascii="Times New Roman" w:hAnsi="Times New Roman"/>
+          <w:sz w:val="24"/>
+          <w:szCs w:val="24"/>
+        </w:rPr>
+        <w:t>rivesync server for enrollment automation.</w:t>
       </w:r>
     </w:p>
     <w:p>
@@ -2901,33 +2389,15 @@
           <w:sz w:val="24"/>
           <w:szCs w:val="24"/>
         </w:rPr>
-        <w:t xml:space="preserve">om </w:t>
-      </w:r>
-      <w:proofErr w:type="spellStart"/>
-      <w:r>
-        <w:rPr>
-          <w:rFonts w:ascii="Times New Roman" w:hAnsi="Times New Roman"/>
-          <w:sz w:val="24"/>
-          <w:szCs w:val="24"/>
-        </w:rPr>
-        <w:t>D</w:t>
-      </w:r>
-      <w:r>
-        <w:rPr>
-          <w:rFonts w:ascii="Times New Roman" w:hAnsi="Times New Roman"/>
-          <w:sz w:val="24"/>
-          <w:szCs w:val="24"/>
-        </w:rPr>
-        <w:t>rivesync</w:t>
-      </w:r>
-      <w:proofErr w:type="spellEnd"/>
-      <w:r>
-        <w:rPr>
-          <w:rFonts w:ascii="Times New Roman" w:hAnsi="Times New Roman"/>
-          <w:sz w:val="24"/>
-          <w:szCs w:val="24"/>
-        </w:rPr>
-        <w:t xml:space="preserve"> for asynchronous </w:t>
+        <w:t>om D</w:t>
+      </w:r>
+      <w:r>
+        <w:rPr>
+          <w:rFonts w:ascii="Times New Roman" w:hAnsi="Times New Roman"/>
+          <w:sz w:val="24"/>
+          <w:szCs w:val="24"/>
+        </w:rPr>
+        <w:t xml:space="preserve">rivesync for asynchronous </w:t>
       </w:r>
       <w:r>
         <w:rPr>
@@ -3235,47 +2705,7 @@
           <w:sz w:val="24"/>
           <w:szCs w:val="24"/>
         </w:rPr>
-        <w:t xml:space="preserve">XAMPP control Panel, SQL </w:t>
-      </w:r>
-      <w:proofErr w:type="spellStart"/>
-      <w:r>
-        <w:rPr>
-          <w:rFonts w:ascii="Times New Roman" w:hAnsi="Times New Roman"/>
-          <w:color w:val="000000"/>
-          <w:sz w:val="24"/>
-          <w:szCs w:val="24"/>
-        </w:rPr>
-        <w:t>yog</w:t>
-      </w:r>
-      <w:proofErr w:type="spellEnd"/>
-      <w:r>
-        <w:rPr>
-          <w:rFonts w:ascii="Times New Roman" w:hAnsi="Times New Roman"/>
-          <w:color w:val="000000"/>
-          <w:sz w:val="24"/>
-          <w:szCs w:val="24"/>
-        </w:rPr>
-        <w:t xml:space="preserve">, NetBeans IDE, </w:t>
-      </w:r>
-      <w:proofErr w:type="spellStart"/>
-      <w:r>
-        <w:rPr>
-          <w:rFonts w:ascii="Times New Roman" w:hAnsi="Times New Roman"/>
-          <w:color w:val="000000"/>
-          <w:sz w:val="24"/>
-          <w:szCs w:val="24"/>
-        </w:rPr>
-        <w:t>Git</w:t>
-      </w:r>
-      <w:proofErr w:type="spellEnd"/>
-      <w:r>
-        <w:rPr>
-          <w:rFonts w:ascii="Times New Roman" w:hAnsi="Times New Roman"/>
-          <w:color w:val="000000"/>
-          <w:sz w:val="24"/>
-          <w:szCs w:val="24"/>
-        </w:rPr>
-        <w:t xml:space="preserve"> Bash.</w:t>
+        <w:t>XAMPP control Panel, SQL yog, NetBeans IDE, Git Bash.</w:t>
       </w:r>
       <w:r>
         <w:rPr>
@@ -3339,25 +2769,7 @@
           <w:sz w:val="24"/>
           <w:szCs w:val="24"/>
         </w:rPr>
-        <w:t xml:space="preserve">Developing software architecture, class diagram, </w:t>
-      </w:r>
-      <w:proofErr w:type="spellStart"/>
-      <w:r>
-        <w:rPr>
-          <w:rFonts w:ascii="Times New Roman" w:hAnsi="Times New Roman"/>
-          <w:sz w:val="24"/>
-          <w:szCs w:val="24"/>
-        </w:rPr>
-        <w:t>uml</w:t>
-      </w:r>
-      <w:proofErr w:type="spellEnd"/>
-      <w:r>
-        <w:rPr>
-          <w:rFonts w:ascii="Times New Roman" w:hAnsi="Times New Roman"/>
-          <w:sz w:val="24"/>
-          <w:szCs w:val="24"/>
-        </w:rPr>
-        <w:t xml:space="preserve"> diagram, system flow diagram.</w:t>
+        <w:t>Developing software architecture, class diagram, uml diagram, system flow diagram.</w:t>
       </w:r>
     </w:p>
     <w:p>
@@ -3380,25 +2792,7 @@
           <w:sz w:val="24"/>
           <w:szCs w:val="24"/>
         </w:rPr>
-        <w:t xml:space="preserve">Writing the behavior and helper for implementation in </w:t>
-      </w:r>
-      <w:proofErr w:type="spellStart"/>
-      <w:r>
-        <w:rPr>
-          <w:rFonts w:ascii="Times New Roman" w:hAnsi="Times New Roman"/>
-          <w:sz w:val="24"/>
-          <w:szCs w:val="24"/>
-        </w:rPr>
-        <w:t>jsf</w:t>
-      </w:r>
-      <w:proofErr w:type="spellEnd"/>
-      <w:r>
-        <w:rPr>
-          <w:rFonts w:ascii="Times New Roman" w:hAnsi="Times New Roman"/>
-          <w:sz w:val="24"/>
-          <w:szCs w:val="24"/>
-        </w:rPr>
-        <w:t>/java.</w:t>
+        <w:t>Writing the behavior and helper for implementation in jsf/java.</w:t>
       </w:r>
     </w:p>
     <w:p>
@@ -3439,8 +2833,6 @@
           <w:szCs w:val="24"/>
         </w:rPr>
       </w:pPr>
-      <w:bookmarkStart w:id="0" w:name="_GoBack"/>
-      <w:bookmarkEnd w:id="0"/>
       <w:r>
         <w:rPr>
           <w:rFonts w:ascii="Times New Roman" w:hAnsi="Times New Roman"/>
@@ -3470,25 +2862,7 @@
           <w:sz w:val="24"/>
           <w:szCs w:val="24"/>
         </w:rPr>
-        <w:t xml:space="preserve">Used: EJB, Hibernate, JSF, Prime-faces, Bootstrap3 and </w:t>
-      </w:r>
-      <w:proofErr w:type="spellStart"/>
-      <w:r>
-        <w:rPr>
-          <w:rFonts w:ascii="Times New Roman" w:hAnsi="Times New Roman"/>
-          <w:sz w:val="24"/>
-          <w:szCs w:val="24"/>
-        </w:rPr>
-        <w:t>GlassFish</w:t>
-      </w:r>
-      <w:proofErr w:type="spellEnd"/>
-      <w:r>
-        <w:rPr>
-          <w:rFonts w:ascii="Times New Roman" w:hAnsi="Times New Roman"/>
-          <w:sz w:val="24"/>
-          <w:szCs w:val="24"/>
-        </w:rPr>
-        <w:t xml:space="preserve"> application server</w:t>
+        <w:t>Used: EJB, Hibernate, JSF, Prime-faces, Bootstrap3 and GlassFish application server</w:t>
       </w:r>
     </w:p>
     <w:p>
@@ -3571,38 +2945,7 @@
           <w:sz w:val="24"/>
           <w:szCs w:val="24"/>
         </w:rPr>
-        <w:t xml:space="preserve">designed for the online payment of water tariff consumed in the customer water meter using </w:t>
-      </w:r>
-      <w:proofErr w:type="spellStart"/>
-      <w:proofErr w:type="gramStart"/>
-      <w:r>
-        <w:rPr>
-          <w:rFonts w:ascii="Times New Roman" w:hAnsi="Times New Roman"/>
-          <w:color w:val="000000"/>
-          <w:sz w:val="24"/>
-          <w:szCs w:val="24"/>
-        </w:rPr>
-        <w:t>eSewa</w:t>
-      </w:r>
-      <w:proofErr w:type="spellEnd"/>
-      <w:r>
-        <w:rPr>
-          <w:rFonts w:ascii="Times New Roman" w:hAnsi="Times New Roman"/>
-          <w:color w:val="000000"/>
-          <w:sz w:val="24"/>
-          <w:szCs w:val="24"/>
-        </w:rPr>
-        <w:t>(</w:t>
-      </w:r>
-      <w:proofErr w:type="gramEnd"/>
-      <w:r>
-        <w:rPr>
-          <w:rFonts w:ascii="Times New Roman" w:hAnsi="Times New Roman"/>
-          <w:color w:val="000000"/>
-          <w:sz w:val="24"/>
-          <w:szCs w:val="24"/>
-        </w:rPr>
-        <w:t>electronic payment service) or via counter.</w:t>
+        <w:t>designed for the online payment of water tariff consumed in the customer water meter using eSewa(electronic payment service) or via counter.</w:t>
       </w:r>
     </w:p>
     <w:p>
@@ -3720,47 +3063,7 @@
           <w:sz w:val="24"/>
           <w:szCs w:val="24"/>
         </w:rPr>
-        <w:t xml:space="preserve">XAMPP control Panel, SQL </w:t>
-      </w:r>
-      <w:proofErr w:type="spellStart"/>
-      <w:r>
-        <w:rPr>
-          <w:rFonts w:ascii="Times New Roman" w:hAnsi="Times New Roman"/>
-          <w:color w:val="000000"/>
-          <w:sz w:val="24"/>
-          <w:szCs w:val="24"/>
-        </w:rPr>
-        <w:t>yog</w:t>
-      </w:r>
-      <w:proofErr w:type="spellEnd"/>
-      <w:r>
-        <w:rPr>
-          <w:rFonts w:ascii="Times New Roman" w:hAnsi="Times New Roman"/>
-          <w:color w:val="000000"/>
-          <w:sz w:val="24"/>
-          <w:szCs w:val="24"/>
-        </w:rPr>
-        <w:t xml:space="preserve">, NetBeans IDE, </w:t>
-      </w:r>
-      <w:proofErr w:type="spellStart"/>
-      <w:r>
-        <w:rPr>
-          <w:rFonts w:ascii="Times New Roman" w:hAnsi="Times New Roman"/>
-          <w:color w:val="000000"/>
-          <w:sz w:val="24"/>
-          <w:szCs w:val="24"/>
-        </w:rPr>
-        <w:t>Git</w:t>
-      </w:r>
-      <w:proofErr w:type="spellEnd"/>
-      <w:r>
-        <w:rPr>
-          <w:rFonts w:ascii="Times New Roman" w:hAnsi="Times New Roman"/>
-          <w:color w:val="000000"/>
-          <w:sz w:val="24"/>
-          <w:szCs w:val="24"/>
-        </w:rPr>
-        <w:t xml:space="preserve"> Bash.</w:t>
+        <w:t>XAMPP control Panel, SQL yog, NetBeans IDE, Git Bash.</w:t>
       </w:r>
       <w:r>
         <w:rPr>
@@ -3835,25 +3138,7 @@
           <w:sz w:val="24"/>
           <w:szCs w:val="24"/>
         </w:rPr>
-        <w:t xml:space="preserve">Assisting on developing software architecture, class diagram, </w:t>
-      </w:r>
-      <w:proofErr w:type="spellStart"/>
-      <w:r>
-        <w:rPr>
-          <w:rFonts w:ascii="Times New Roman" w:hAnsi="Times New Roman"/>
-          <w:sz w:val="24"/>
-          <w:szCs w:val="24"/>
-        </w:rPr>
-        <w:t>uml</w:t>
-      </w:r>
-      <w:proofErr w:type="spellEnd"/>
-      <w:r>
-        <w:rPr>
-          <w:rFonts w:ascii="Times New Roman" w:hAnsi="Times New Roman"/>
-          <w:sz w:val="24"/>
-          <w:szCs w:val="24"/>
-        </w:rPr>
-        <w:t xml:space="preserve"> diagram, system flow diagram.</w:t>
+        <w:t>Assisting on developing software architecture, class diagram, uml diagram, system flow diagram.</w:t>
       </w:r>
     </w:p>
     <w:p>
@@ -3932,46 +3217,8 @@
           <w:sz w:val="24"/>
           <w:szCs w:val="24"/>
         </w:rPr>
-        <w:t xml:space="preserve">Programming for different transactions like monthly billing, daily transaction report, </w:t>
-      </w:r>
-      <w:proofErr w:type="spellStart"/>
-      <w:r>
-        <w:rPr>
-          <w:rFonts w:ascii="Times New Roman" w:hAnsi="Times New Roman"/>
-          <w:sz w:val="24"/>
-          <w:szCs w:val="24"/>
-        </w:rPr>
-        <w:t>slabwise</w:t>
-      </w:r>
-      <w:proofErr w:type="spellEnd"/>
-      <w:r>
-        <w:rPr>
-          <w:rFonts w:ascii="Times New Roman" w:hAnsi="Times New Roman"/>
-          <w:sz w:val="24"/>
-          <w:szCs w:val="24"/>
-        </w:rPr>
-        <w:t xml:space="preserve"> report, meter reading </w:t>
-      </w:r>
-      <w:proofErr w:type="spellStart"/>
-      <w:proofErr w:type="gramStart"/>
-      <w:r>
-        <w:rPr>
-          <w:rFonts w:ascii="Times New Roman" w:hAnsi="Times New Roman"/>
-          <w:sz w:val="24"/>
-          <w:szCs w:val="24"/>
-        </w:rPr>
-        <w:t>etc</w:t>
-      </w:r>
-      <w:proofErr w:type="spellEnd"/>
-      <w:r>
-        <w:rPr>
-          <w:rFonts w:ascii="Times New Roman" w:hAnsi="Times New Roman"/>
-          <w:sz w:val="24"/>
-          <w:szCs w:val="24"/>
-        </w:rPr>
-        <w:t xml:space="preserve"> .</w:t>
-      </w:r>
-      <w:proofErr w:type="gramEnd"/>
+        <w:t>Programming for different transactions like monthly billing, daily transaction report, slabwise report, meter reading etc .</w:t>
+      </w:r>
     </w:p>
     <w:p>
       <w:pPr>
@@ -3993,25 +3240,7 @@
           <w:sz w:val="24"/>
           <w:szCs w:val="24"/>
         </w:rPr>
-        <w:t xml:space="preserve">Worked on HQL and native </w:t>
-      </w:r>
-      <w:proofErr w:type="spellStart"/>
-      <w:r>
-        <w:rPr>
-          <w:rFonts w:ascii="Times New Roman" w:hAnsi="Times New Roman"/>
-          <w:sz w:val="24"/>
-          <w:szCs w:val="24"/>
-        </w:rPr>
-        <w:t>sql</w:t>
-      </w:r>
-      <w:proofErr w:type="spellEnd"/>
-      <w:r>
-        <w:rPr>
-          <w:rFonts w:ascii="Times New Roman" w:hAnsi="Times New Roman"/>
-          <w:sz w:val="24"/>
-          <w:szCs w:val="24"/>
-        </w:rPr>
-        <w:t>(hibernate query language required for different transactions)</w:t>
+        <w:t>Worked on HQL and native sql(hibernate query language required for different transactions)</w:t>
       </w:r>
     </w:p>
     <w:p>
@@ -4102,27 +3331,7 @@
           <w:sz w:val="24"/>
           <w:szCs w:val="24"/>
         </w:rPr>
-        <w:t xml:space="preserve"> It’s a Maven Project developing an integrated application for data entry, access and reporting on a centralized, web based platform, featuring detailed reporting, </w:t>
-      </w:r>
-      <w:proofErr w:type="gramStart"/>
-      <w:r>
-        <w:rPr>
-          <w:rFonts w:ascii="Times New Roman" w:hAnsi="Times New Roman"/>
-          <w:color w:val="000000"/>
-          <w:sz w:val="24"/>
-          <w:szCs w:val="24"/>
-        </w:rPr>
-        <w:t>supporting</w:t>
-      </w:r>
-      <w:proofErr w:type="gramEnd"/>
-      <w:r>
-        <w:rPr>
-          <w:rFonts w:ascii="Times New Roman" w:hAnsi="Times New Roman"/>
-          <w:color w:val="000000"/>
-          <w:sz w:val="24"/>
-          <w:szCs w:val="24"/>
-        </w:rPr>
-        <w:t xml:space="preserve"> optimal management for futsal, as well as role-based module access control set by the administration.</w:t>
+        <w:t xml:space="preserve"> It’s a Maven Project developing an integrated application for data entry, access and reporting on a centralized, web based platform, featuring detailed reporting, supporting optimal management for futsal, as well as role-based module access control set by the administration.</w:t>
       </w:r>
     </w:p>
     <w:p>
@@ -4202,47 +3411,7 @@
           <w:sz w:val="24"/>
           <w:szCs w:val="24"/>
         </w:rPr>
-        <w:t xml:space="preserve">XAMPP control Panel, SQL </w:t>
-      </w:r>
-      <w:proofErr w:type="spellStart"/>
-      <w:r>
-        <w:rPr>
-          <w:rFonts w:ascii="Times New Roman" w:hAnsi="Times New Roman"/>
-          <w:color w:val="000000"/>
-          <w:sz w:val="24"/>
-          <w:szCs w:val="24"/>
-        </w:rPr>
-        <w:t>yog</w:t>
-      </w:r>
-      <w:proofErr w:type="spellEnd"/>
-      <w:r>
-        <w:rPr>
-          <w:rFonts w:ascii="Times New Roman" w:hAnsi="Times New Roman"/>
-          <w:color w:val="000000"/>
-          <w:sz w:val="24"/>
-          <w:szCs w:val="24"/>
-        </w:rPr>
-        <w:t xml:space="preserve">, NetBeans IDE, </w:t>
-      </w:r>
-      <w:proofErr w:type="spellStart"/>
-      <w:r>
-        <w:rPr>
-          <w:rFonts w:ascii="Times New Roman" w:hAnsi="Times New Roman"/>
-          <w:color w:val="000000"/>
-          <w:sz w:val="24"/>
-          <w:szCs w:val="24"/>
-        </w:rPr>
-        <w:t>Git</w:t>
-      </w:r>
-      <w:proofErr w:type="spellEnd"/>
-      <w:r>
-        <w:rPr>
-          <w:rFonts w:ascii="Times New Roman" w:hAnsi="Times New Roman"/>
-          <w:color w:val="000000"/>
-          <w:sz w:val="24"/>
-          <w:szCs w:val="24"/>
-        </w:rPr>
-        <w:t xml:space="preserve"> Bash.</w:t>
+        <w:t>XAMPP control Panel, SQL yog, NetBeans IDE, Git Bash.</w:t>
       </w:r>
       <w:r>
         <w:rPr>
@@ -4306,25 +3475,7 @@
           <w:sz w:val="24"/>
           <w:szCs w:val="24"/>
         </w:rPr>
-        <w:t xml:space="preserve">Developing software architecture, class diagram, </w:t>
-      </w:r>
-      <w:proofErr w:type="spellStart"/>
-      <w:r>
-        <w:rPr>
-          <w:rFonts w:ascii="Times New Roman" w:hAnsi="Times New Roman"/>
-          <w:sz w:val="24"/>
-          <w:szCs w:val="24"/>
-        </w:rPr>
-        <w:t>uml</w:t>
-      </w:r>
-      <w:proofErr w:type="spellEnd"/>
-      <w:r>
-        <w:rPr>
-          <w:rFonts w:ascii="Times New Roman" w:hAnsi="Times New Roman"/>
-          <w:sz w:val="24"/>
-          <w:szCs w:val="24"/>
-        </w:rPr>
-        <w:t xml:space="preserve"> diagram, system flow diagram.</w:t>
+        <w:t>Developing software architecture, class diagram, uml diagram, system flow diagram.</w:t>
       </w:r>
     </w:p>
     <w:p>
@@ -4394,25 +3545,55 @@
           <w:szCs w:val="24"/>
         </w:rPr>
         <w:lastRenderedPageBreak/>
-        <w:t>Used: EJB</w:t>
-      </w:r>
-      <w:proofErr w:type="gramStart"/>
-      <w:r>
-        <w:rPr>
-          <w:rFonts w:ascii="Times New Roman" w:hAnsi="Times New Roman"/>
-          <w:sz w:val="24"/>
-          <w:szCs w:val="24"/>
-        </w:rPr>
-        <w:t>,JSF</w:t>
-      </w:r>
-      <w:proofErr w:type="gramEnd"/>
-      <w:r>
-        <w:rPr>
-          <w:rFonts w:ascii="Times New Roman" w:hAnsi="Times New Roman"/>
-          <w:sz w:val="24"/>
-          <w:szCs w:val="24"/>
-        </w:rPr>
-        <w:t>, Hibernate,primefaces,Bootstrap3 and glassfish application server.</w:t>
+        <w:t>Used: EJB,</w:t>
+      </w:r>
+      <w:r>
+        <w:rPr>
+          <w:rFonts w:ascii="Times New Roman" w:hAnsi="Times New Roman"/>
+          <w:sz w:val="24"/>
+          <w:szCs w:val="24"/>
+        </w:rPr>
+        <w:t xml:space="preserve"> </w:t>
+      </w:r>
+      <w:r>
+        <w:rPr>
+          <w:rFonts w:ascii="Times New Roman" w:hAnsi="Times New Roman"/>
+          <w:sz w:val="24"/>
+          <w:szCs w:val="24"/>
+        </w:rPr>
+        <w:t>JSF, Hibernate,</w:t>
+      </w:r>
+      <w:r>
+        <w:rPr>
+          <w:rFonts w:ascii="Times New Roman" w:hAnsi="Times New Roman"/>
+          <w:sz w:val="24"/>
+          <w:szCs w:val="24"/>
+        </w:rPr>
+        <w:t xml:space="preserve"> </w:t>
+      </w:r>
+      <w:r>
+        <w:rPr>
+          <w:rFonts w:ascii="Times New Roman" w:hAnsi="Times New Roman"/>
+          <w:sz w:val="24"/>
+          <w:szCs w:val="24"/>
+        </w:rPr>
+        <w:t>primefaces,</w:t>
+      </w:r>
+      <w:r>
+        <w:rPr>
+          <w:rFonts w:ascii="Times New Roman" w:hAnsi="Times New Roman"/>
+          <w:sz w:val="24"/>
+          <w:szCs w:val="24"/>
+        </w:rPr>
+        <w:t xml:space="preserve"> </w:t>
+      </w:r>
+      <w:r>
+        <w:rPr>
+          <w:rFonts w:ascii="Times New Roman" w:hAnsi="Times New Roman"/>
+          <w:sz w:val="24"/>
+          <w:szCs w:val="24"/>
+        </w:rPr>
+        <w:t>Bootstrap3 and glassfish application server.</w:t>
       </w:r>
     </w:p>
     <w:p>
@@ -4481,27 +3662,25 @@
           <w:sz w:val="24"/>
           <w:szCs w:val="24"/>
         </w:rPr>
-        <w:t xml:space="preserve">BE Entrance Rank 33 out of 9000 students in </w:t>
-      </w:r>
-      <w:proofErr w:type="spellStart"/>
-      <w:r>
-        <w:rPr>
-          <w:rFonts w:ascii="Times New Roman" w:hAnsi="Times New Roman"/>
-          <w:color w:val="000000"/>
-          <w:sz w:val="24"/>
-          <w:szCs w:val="24"/>
-        </w:rPr>
-        <w:t>Tribhuvan</w:t>
-      </w:r>
-      <w:proofErr w:type="spellEnd"/>
-      <w:r>
-        <w:rPr>
-          <w:rFonts w:ascii="Times New Roman" w:hAnsi="Times New Roman"/>
-          <w:color w:val="000000"/>
-          <w:sz w:val="24"/>
-          <w:szCs w:val="24"/>
-        </w:rPr>
-        <w:t xml:space="preserve"> University</w:t>
+        <w:t xml:space="preserve">BE Entrance Rank 33 </w:t>
+      </w:r>
+      <w:r>
+        <w:rPr>
+          <w:rFonts w:ascii="Times New Roman" w:hAnsi="Times New Roman"/>
+          <w:color w:val="000000"/>
+          <w:sz w:val="24"/>
+          <w:szCs w:val="24"/>
+        </w:rPr>
+        <w:t xml:space="preserve">in </w:t>
+      </w:r>
+      <w:r>
+        <w:rPr>
+          <w:rFonts w:ascii="Times New Roman" w:hAnsi="Times New Roman"/>
+          <w:color w:val="000000"/>
+          <w:sz w:val="24"/>
+          <w:szCs w:val="24"/>
+        </w:rPr>
+        <w:t>IOE/Pulchowk.</w:t>
       </w:r>
     </w:p>
     <w:p>
@@ -4559,25 +3738,7 @@
           <w:sz w:val="24"/>
           <w:szCs w:val="24"/>
         </w:rPr>
-        <w:t xml:space="preserve">4 year scholarship from Institute of Engineering , </w:t>
-      </w:r>
-      <w:proofErr w:type="spellStart"/>
-      <w:r>
-        <w:rPr>
-          <w:rFonts w:ascii="Times New Roman" w:hAnsi="Times New Roman"/>
-          <w:sz w:val="24"/>
-          <w:szCs w:val="24"/>
-        </w:rPr>
-        <w:t>Pulchowk</w:t>
-      </w:r>
-      <w:proofErr w:type="spellEnd"/>
-      <w:r>
-        <w:rPr>
-          <w:rFonts w:ascii="Times New Roman" w:hAnsi="Times New Roman"/>
-          <w:sz w:val="24"/>
-          <w:szCs w:val="24"/>
-        </w:rPr>
-        <w:t xml:space="preserve"> Campus </w:t>
+        <w:t xml:space="preserve">4 year scholarship from Institute of Engineering , Pulchowk Campus </w:t>
       </w:r>
     </w:p>
     <w:p>
@@ -4606,6 +3767,8 @@
     <w:p>
       <w:pPr>
         <w:spacing w:line="360" w:lineRule="auto"/>
+      </w:pPr>
+      <w:r>
         <w:rPr>
           <w:rFonts w:ascii="Times New Roman" w:hAnsi="Times New Roman"/>
           <w:b/>
@@ -4613,24 +3776,8 @@
           <w:sz w:val="36"/>
           <w:szCs w:val="36"/>
         </w:rPr>
-      </w:pPr>
-      <w:r>
-        <w:rPr>
-          <w:rFonts w:ascii="Times New Roman" w:hAnsi="Times New Roman"/>
-          <w:b/>
-          <w:bCs/>
-          <w:sz w:val="36"/>
-          <w:szCs w:val="36"/>
-        </w:rPr>
         <w:t>Seminars</w:t>
       </w:r>
-    </w:p>
-    <w:p>
-      <w:pPr>
-        <w:pStyle w:val="ListParagraph"/>
-        <w:spacing w:line="360" w:lineRule="auto"/>
-        <w:ind w:left="0"/>
-      </w:pPr>
     </w:p>
     <w:p>
       <w:pPr>
@@ -4752,25 +3899,7 @@
           <w:sz w:val="24"/>
           <w:szCs w:val="24"/>
         </w:rPr>
-        <w:t xml:space="preserve">BACHELOR’S </w:t>
-      </w:r>
-      <w:proofErr w:type="gramStart"/>
-      <w:r>
-        <w:rPr>
-          <w:rFonts w:ascii="Times New Roman" w:eastAsia="Times New Roman" w:hAnsi="Times New Roman" w:cs="Times New Roman"/>
-          <w:sz w:val="24"/>
-          <w:szCs w:val="24"/>
-        </w:rPr>
-        <w:t>DEGREE  2010</w:t>
-      </w:r>
-      <w:proofErr w:type="gramEnd"/>
-      <w:r>
-        <w:rPr>
-          <w:rFonts w:ascii="Times New Roman" w:eastAsia="Times New Roman" w:hAnsi="Times New Roman" w:cs="Times New Roman"/>
-          <w:sz w:val="24"/>
-          <w:szCs w:val="24"/>
-        </w:rPr>
-        <w:t>-2014</w:t>
+        <w:t>BACHELOR’S DEGREE  2010-2014</w:t>
       </w:r>
     </w:p>
     <w:p>
@@ -4808,73 +3937,8 @@
           <w:sz w:val="24"/>
           <w:szCs w:val="24"/>
         </w:rPr>
-        <w:t xml:space="preserve">IOE, </w:t>
-      </w:r>
-      <w:proofErr w:type="spellStart"/>
-      <w:r>
-        <w:rPr>
-          <w:rFonts w:ascii="Times New Roman" w:eastAsia="Times New Roman" w:hAnsi="Times New Roman" w:cs="Times New Roman"/>
-          <w:sz w:val="24"/>
-          <w:szCs w:val="24"/>
-        </w:rPr>
-        <w:t>Pulchowk</w:t>
-      </w:r>
-      <w:proofErr w:type="spellEnd"/>
-      <w:r>
-        <w:rPr>
-          <w:rFonts w:ascii="Times New Roman" w:eastAsia="Times New Roman" w:hAnsi="Times New Roman" w:cs="Times New Roman"/>
-          <w:sz w:val="24"/>
-          <w:szCs w:val="24"/>
-        </w:rPr>
-        <w:t xml:space="preserve"> Campus, </w:t>
-      </w:r>
-      <w:proofErr w:type="spellStart"/>
-      <w:r>
-        <w:rPr>
-          <w:rFonts w:ascii="Times New Roman" w:eastAsia="Times New Roman" w:hAnsi="Times New Roman" w:cs="Times New Roman"/>
-          <w:sz w:val="24"/>
-          <w:szCs w:val="24"/>
-        </w:rPr>
-        <w:t>Tribhuwan</w:t>
-      </w:r>
-      <w:proofErr w:type="spellEnd"/>
-      <w:r>
-        <w:rPr>
-          <w:rFonts w:ascii="Times New Roman" w:eastAsia="Times New Roman" w:hAnsi="Times New Roman" w:cs="Times New Roman"/>
-          <w:sz w:val="24"/>
-          <w:szCs w:val="24"/>
-        </w:rPr>
-        <w:t xml:space="preserve"> University</w:t>
-      </w:r>
-    </w:p>
-    <w:p>
-      <w:pPr>
-        <w:pStyle w:val="Normal1"/>
-        <w:spacing w:after="0" w:line="240" w:lineRule="auto"/>
-        <w:rPr>
-          <w:rFonts w:ascii="Times New Roman" w:eastAsia="Times New Roman" w:hAnsi="Times New Roman" w:cs="Times New Roman"/>
-          <w:sz w:val="24"/>
-          <w:szCs w:val="24"/>
-        </w:rPr>
-      </w:pPr>
-      <w:r>
-        <w:rPr>
-          <w:rFonts w:ascii="Times New Roman" w:eastAsia="Times New Roman" w:hAnsi="Times New Roman" w:cs="Times New Roman"/>
-          <w:sz w:val="24"/>
-          <w:szCs w:val="24"/>
-        </w:rPr>
-        <w:t>Percentage</w:t>
-      </w:r>
-      <w:proofErr w:type="gramStart"/>
-      <w:r>
-        <w:rPr>
-          <w:rFonts w:ascii="Times New Roman" w:eastAsia="Times New Roman" w:hAnsi="Times New Roman" w:cs="Times New Roman"/>
-          <w:sz w:val="24"/>
-          <w:szCs w:val="24"/>
-        </w:rPr>
-        <w:t>:74.39</w:t>
-      </w:r>
-      <w:proofErr w:type="gramEnd"/>
+        <w:t>IOE, Pulchowk Campus, Tribhuwan University</w:t>
+      </w:r>
     </w:p>
     <w:p>
       <w:pPr>

--- a/binodcv/Binod-cv.docx
+++ b/binodcv/Binod-cv.docx
@@ -147,16 +147,23 @@
         </w:rPr>
         <w:t xml:space="preserve">  </w:t>
       </w:r>
-      <w:bookmarkStart w:id="0" w:name="_GoBack"/>
-      <w:bookmarkEnd w:id="0"/>
-      <w:r>
-        <w:rPr>
-          <w:rFonts w:ascii="Times New Roman" w:hAnsi="Times New Roman"/>
-          <w:color w:val="000000"/>
-          <w:sz w:val="24"/>
-          <w:szCs w:val="24"/>
-        </w:rPr>
-        <w:t>09/10</w:t>
+      <w:r>
+        <w:rPr>
+          <w:rFonts w:ascii="Times New Roman" w:hAnsi="Times New Roman"/>
+          <w:color w:val="000000"/>
+          <w:sz w:val="24"/>
+          <w:szCs w:val="24"/>
+        </w:rPr>
+        <w:t>27</w:t>
+      </w:r>
+      <w:r>
+        <w:rPr>
+          <w:rFonts w:ascii="Times New Roman" w:hAnsi="Times New Roman"/>
+          <w:color w:val="000000"/>
+          <w:sz w:val="24"/>
+          <w:szCs w:val="24"/>
+        </w:rPr>
+        <w:t>/10</w:t>
       </w:r>
       <w:r>
         <w:rPr>
@@ -309,7 +316,27 @@
           <w:sz w:val="24"/>
           <w:szCs w:val="24"/>
         </w:rPr>
-        <w:t xml:space="preserve"> of part time paid lecturer in IOE Thapathali Campus</w:t>
+        <w:t xml:space="preserve"> of part time paid lecturer in IOE </w:t>
+      </w:r>
+      <w:proofErr w:type="spellStart"/>
+      <w:r>
+        <w:rPr>
+          <w:rFonts w:ascii="Times New Roman" w:hAnsi="Times New Roman"/>
+          <w:color w:val="000000"/>
+          <w:sz w:val="24"/>
+          <w:szCs w:val="24"/>
+        </w:rPr>
+        <w:t>Thapathali</w:t>
+      </w:r>
+      <w:proofErr w:type="spellEnd"/>
+      <w:r>
+        <w:rPr>
+          <w:rFonts w:ascii="Times New Roman" w:hAnsi="Times New Roman"/>
+          <w:color w:val="000000"/>
+          <w:sz w:val="24"/>
+          <w:szCs w:val="24"/>
+        </w:rPr>
+        <w:t xml:space="preserve"> Campus</w:t>
       </w:r>
       <w:r>
         <w:rPr>
@@ -527,6 +554,7 @@
         </w:rPr>
         <w:t xml:space="preserve"> </w:t>
       </w:r>
+      <w:proofErr w:type="spellStart"/>
       <w:r>
         <w:rPr>
           <w:rFonts w:ascii="Times New Roman" w:hAnsi="Times New Roman"/>
@@ -545,6 +573,7 @@
         </w:rPr>
         <w:t>it</w:t>
       </w:r>
+      <w:proofErr w:type="spellEnd"/>
       <w:r>
         <w:rPr>
           <w:rFonts w:ascii="Times New Roman" w:hAnsi="Times New Roman"/>
@@ -801,37 +830,128 @@
           <w:sz w:val="24"/>
           <w:szCs w:val="24"/>
         </w:rPr>
-        <w:t>Angular2, Primefaces , CSS-Bootstrap, J</w:t>
-      </w:r>
-      <w:r>
-        <w:rPr>
-          <w:rFonts w:ascii="Times New Roman" w:hAnsi="Times New Roman"/>
-          <w:color w:val="000000"/>
-          <w:sz w:val="24"/>
-          <w:szCs w:val="24"/>
-        </w:rPr>
-        <w:t>SP,  JavaScript and JQuery etc.</w:t>
-      </w:r>
-    </w:p>
-    <w:p>
-      <w:pPr>
-        <w:spacing w:after="0" w:line="360" w:lineRule="auto"/>
-        <w:rPr>
-          <w:rFonts w:ascii="Times New Roman" w:hAnsi="Times New Roman"/>
-          <w:color w:val="000000"/>
-          <w:sz w:val="24"/>
-          <w:szCs w:val="24"/>
-        </w:rPr>
-      </w:pPr>
-      <w:r>
-        <w:rPr>
-          <w:rFonts w:ascii="Times New Roman" w:hAnsi="Times New Roman"/>
-          <w:color w:val="000000"/>
-          <w:sz w:val="24"/>
-          <w:szCs w:val="24"/>
-        </w:rPr>
-        <w:t>Test API: Junit, Selenium, Cucumber, Jmock, mockito, TestNG</w:t>
-      </w:r>
+        <w:t xml:space="preserve">Angular2, </w:t>
+      </w:r>
+      <w:proofErr w:type="spellStart"/>
+      <w:proofErr w:type="gramStart"/>
+      <w:r>
+        <w:rPr>
+          <w:rFonts w:ascii="Times New Roman" w:hAnsi="Times New Roman"/>
+          <w:color w:val="000000"/>
+          <w:sz w:val="24"/>
+          <w:szCs w:val="24"/>
+        </w:rPr>
+        <w:t>Primefaces</w:t>
+      </w:r>
+      <w:proofErr w:type="spellEnd"/>
+      <w:r>
+        <w:rPr>
+          <w:rFonts w:ascii="Times New Roman" w:hAnsi="Times New Roman"/>
+          <w:color w:val="000000"/>
+          <w:sz w:val="24"/>
+          <w:szCs w:val="24"/>
+        </w:rPr>
+        <w:t xml:space="preserve"> ,</w:t>
+      </w:r>
+      <w:proofErr w:type="gramEnd"/>
+      <w:r>
+        <w:rPr>
+          <w:rFonts w:ascii="Times New Roman" w:hAnsi="Times New Roman"/>
+          <w:color w:val="000000"/>
+          <w:sz w:val="24"/>
+          <w:szCs w:val="24"/>
+        </w:rPr>
+        <w:t xml:space="preserve"> CSS-Bootstrap, J</w:t>
+      </w:r>
+      <w:r>
+        <w:rPr>
+          <w:rFonts w:ascii="Times New Roman" w:hAnsi="Times New Roman"/>
+          <w:color w:val="000000"/>
+          <w:sz w:val="24"/>
+          <w:szCs w:val="24"/>
+        </w:rPr>
+        <w:t xml:space="preserve">SP,  JavaScript, </w:t>
+      </w:r>
+      <w:r>
+        <w:rPr>
+          <w:rFonts w:ascii="Times New Roman" w:hAnsi="Times New Roman"/>
+          <w:color w:val="000000"/>
+          <w:sz w:val="24"/>
+          <w:szCs w:val="24"/>
+        </w:rPr>
+        <w:t>JQuery etc.</w:t>
+      </w:r>
+    </w:p>
+    <w:p>
+      <w:pPr>
+        <w:spacing w:after="0" w:line="360" w:lineRule="auto"/>
+        <w:rPr>
+          <w:rFonts w:ascii="Times New Roman" w:hAnsi="Times New Roman"/>
+          <w:color w:val="000000"/>
+          <w:sz w:val="24"/>
+          <w:szCs w:val="24"/>
+        </w:rPr>
+      </w:pPr>
+      <w:r>
+        <w:rPr>
+          <w:rFonts w:ascii="Times New Roman" w:hAnsi="Times New Roman"/>
+          <w:color w:val="000000"/>
+          <w:sz w:val="24"/>
+          <w:szCs w:val="24"/>
+        </w:rPr>
+        <w:t xml:space="preserve">Test API: Junit, Selenium, Cucumber, </w:t>
+      </w:r>
+      <w:proofErr w:type="spellStart"/>
+      <w:r>
+        <w:rPr>
+          <w:rFonts w:ascii="Times New Roman" w:hAnsi="Times New Roman"/>
+          <w:color w:val="000000"/>
+          <w:sz w:val="24"/>
+          <w:szCs w:val="24"/>
+        </w:rPr>
+        <w:t>Jmock</w:t>
+      </w:r>
+      <w:proofErr w:type="spellEnd"/>
+      <w:r>
+        <w:rPr>
+          <w:rFonts w:ascii="Times New Roman" w:hAnsi="Times New Roman"/>
+          <w:color w:val="000000"/>
+          <w:sz w:val="24"/>
+          <w:szCs w:val="24"/>
+        </w:rPr>
+        <w:t xml:space="preserve">, </w:t>
+      </w:r>
+      <w:proofErr w:type="spellStart"/>
+      <w:r>
+        <w:rPr>
+          <w:rFonts w:ascii="Times New Roman" w:hAnsi="Times New Roman"/>
+          <w:color w:val="000000"/>
+          <w:sz w:val="24"/>
+          <w:szCs w:val="24"/>
+        </w:rPr>
+        <w:t>mockito</w:t>
+      </w:r>
+      <w:proofErr w:type="spellEnd"/>
+      <w:r>
+        <w:rPr>
+          <w:rFonts w:ascii="Times New Roman" w:hAnsi="Times New Roman"/>
+          <w:color w:val="000000"/>
+          <w:sz w:val="24"/>
+          <w:szCs w:val="24"/>
+        </w:rPr>
+        <w:t xml:space="preserve">, </w:t>
+      </w:r>
+      <w:proofErr w:type="spellStart"/>
+      <w:r>
+        <w:rPr>
+          <w:rFonts w:ascii="Times New Roman" w:hAnsi="Times New Roman"/>
+          <w:color w:val="000000"/>
+          <w:sz w:val="24"/>
+          <w:szCs w:val="24"/>
+        </w:rPr>
+        <w:t>TestNG</w:t>
+      </w:r>
+      <w:proofErr w:type="spellEnd"/>
       <w:r>
         <w:rPr>
           <w:rFonts w:ascii="Times New Roman" w:hAnsi="Times New Roman"/>
@@ -859,7 +979,27 @@
           <w:sz w:val="24"/>
           <w:szCs w:val="24"/>
         </w:rPr>
-        <w:t>Building Tools: Maven, Gradle, ANT</w:t>
+        <w:t xml:space="preserve">Building Tools: Maven, </w:t>
+      </w:r>
+      <w:proofErr w:type="spellStart"/>
+      <w:r>
+        <w:rPr>
+          <w:rFonts w:ascii="Times New Roman" w:hAnsi="Times New Roman"/>
+          <w:color w:val="000000"/>
+          <w:sz w:val="24"/>
+          <w:szCs w:val="24"/>
+        </w:rPr>
+        <w:t>Gradle</w:t>
+      </w:r>
+      <w:proofErr w:type="spellEnd"/>
+      <w:r>
+        <w:rPr>
+          <w:rFonts w:ascii="Times New Roman" w:hAnsi="Times New Roman"/>
+          <w:color w:val="000000"/>
+          <w:sz w:val="24"/>
+          <w:szCs w:val="24"/>
+        </w:rPr>
+        <w:t>, ANT</w:t>
       </w:r>
     </w:p>
     <w:p>
@@ -888,7 +1028,47 @@
           <w:sz w:val="24"/>
           <w:szCs w:val="24"/>
         </w:rPr>
-        <w:t>My-SQL( MariaDB)</w:t>
+        <w:t>My-</w:t>
+      </w:r>
+      <w:proofErr w:type="gramStart"/>
+      <w:r>
+        <w:rPr>
+          <w:rFonts w:ascii="Times New Roman" w:hAnsi="Times New Roman"/>
+          <w:color w:val="000000"/>
+          <w:sz w:val="24"/>
+          <w:szCs w:val="24"/>
+        </w:rPr>
+        <w:t>SQL(</w:t>
+      </w:r>
+      <w:proofErr w:type="gramEnd"/>
+      <w:r>
+        <w:rPr>
+          <w:rFonts w:ascii="Times New Roman" w:hAnsi="Times New Roman"/>
+          <w:color w:val="000000"/>
+          <w:sz w:val="24"/>
+          <w:szCs w:val="24"/>
+        </w:rPr>
+        <w:t xml:space="preserve"> </w:t>
+      </w:r>
+      <w:proofErr w:type="spellStart"/>
+      <w:r>
+        <w:rPr>
+          <w:rFonts w:ascii="Times New Roman" w:hAnsi="Times New Roman"/>
+          <w:color w:val="000000"/>
+          <w:sz w:val="24"/>
+          <w:szCs w:val="24"/>
+        </w:rPr>
+        <w:t>MariaDB</w:t>
+      </w:r>
+      <w:proofErr w:type="spellEnd"/>
+      <w:r>
+        <w:rPr>
+          <w:rFonts w:ascii="Times New Roman" w:hAnsi="Times New Roman"/>
+          <w:color w:val="000000"/>
+          <w:sz w:val="24"/>
+          <w:szCs w:val="24"/>
+        </w:rPr>
+        <w:t>)</w:t>
       </w:r>
       <w:r>
         <w:rPr>
@@ -946,23 +1126,45 @@
         </w:rPr>
         <w:t xml:space="preserve">cala-ide, visual-studio-code, </w:t>
       </w:r>
-      <w:r>
-        <w:rPr>
-          <w:rFonts w:ascii="Times New Roman" w:hAnsi="Times New Roman"/>
-          <w:color w:val="000000"/>
-          <w:sz w:val="24"/>
-          <w:szCs w:val="24"/>
-        </w:rPr>
-        <w:t xml:space="preserve">Anypoint studio, </w:t>
-      </w:r>
-      <w:r>
-        <w:rPr>
-          <w:rFonts w:ascii="Times New Roman" w:hAnsi="Times New Roman"/>
-          <w:color w:val="000000"/>
-          <w:sz w:val="24"/>
-          <w:szCs w:val="24"/>
-        </w:rPr>
-        <w:t>Codeblock, Notepad++, sublime text, Atom etc.</w:t>
+      <w:proofErr w:type="spellStart"/>
+      <w:r>
+        <w:rPr>
+          <w:rFonts w:ascii="Times New Roman" w:hAnsi="Times New Roman"/>
+          <w:color w:val="000000"/>
+          <w:sz w:val="24"/>
+          <w:szCs w:val="24"/>
+        </w:rPr>
+        <w:t>Anypoint</w:t>
+      </w:r>
+      <w:proofErr w:type="spellEnd"/>
+      <w:r>
+        <w:rPr>
+          <w:rFonts w:ascii="Times New Roman" w:hAnsi="Times New Roman"/>
+          <w:color w:val="000000"/>
+          <w:sz w:val="24"/>
+          <w:szCs w:val="24"/>
+        </w:rPr>
+        <w:t xml:space="preserve"> studio, </w:t>
+      </w:r>
+      <w:proofErr w:type="spellStart"/>
+      <w:r>
+        <w:rPr>
+          <w:rFonts w:ascii="Times New Roman" w:hAnsi="Times New Roman"/>
+          <w:color w:val="000000"/>
+          <w:sz w:val="24"/>
+          <w:szCs w:val="24"/>
+        </w:rPr>
+        <w:t>Codeblock</w:t>
+      </w:r>
+      <w:proofErr w:type="spellEnd"/>
+      <w:r>
+        <w:rPr>
+          <w:rFonts w:ascii="Times New Roman" w:hAnsi="Times New Roman"/>
+          <w:color w:val="000000"/>
+          <w:sz w:val="24"/>
+          <w:szCs w:val="24"/>
+        </w:rPr>
+        <w:t>, Notepad++, sublime text, Atom etc.</w:t>
       </w:r>
     </w:p>
     <w:p>
@@ -1002,52 +1204,123 @@
         </w:rPr>
         <w:t xml:space="preserve">Putty, </w:t>
       </w:r>
-      <w:r>
-        <w:rPr>
-          <w:rFonts w:ascii="Times New Roman" w:hAnsi="Times New Roman"/>
-          <w:color w:val="000000"/>
-          <w:sz w:val="24"/>
-          <w:szCs w:val="24"/>
-        </w:rPr>
-        <w:t xml:space="preserve">Git, </w:t>
-      </w:r>
-      <w:r>
-        <w:rPr>
-          <w:rFonts w:ascii="Times New Roman" w:hAnsi="Times New Roman"/>
-          <w:color w:val="000000"/>
-          <w:sz w:val="24"/>
-          <w:szCs w:val="24"/>
-        </w:rPr>
-        <w:t>Cygwin, Conemu, Commander</w:t>
-      </w:r>
-      <w:r>
-        <w:rPr>
-          <w:rFonts w:ascii="Times New Roman" w:hAnsi="Times New Roman"/>
-          <w:color w:val="000000"/>
-          <w:sz w:val="24"/>
-          <w:szCs w:val="24"/>
-        </w:rPr>
-        <w:t xml:space="preserve"> etc.</w:t>
-      </w:r>
-    </w:p>
-    <w:p>
-      <w:pPr>
-        <w:spacing w:after="0" w:line="360" w:lineRule="auto"/>
-        <w:rPr>
-          <w:rFonts w:ascii="Times New Roman" w:hAnsi="Times New Roman"/>
-          <w:color w:val="000000"/>
-          <w:sz w:val="24"/>
-          <w:szCs w:val="24"/>
-        </w:rPr>
-      </w:pPr>
-      <w:r>
-        <w:rPr>
-          <w:rFonts w:ascii="Times New Roman" w:hAnsi="Times New Roman"/>
-          <w:color w:val="000000"/>
-          <w:sz w:val="24"/>
-          <w:szCs w:val="24"/>
-        </w:rPr>
-        <w:t>Framework: -Spring-Boot, EJB, JSF</w:t>
+      <w:proofErr w:type="spellStart"/>
+      <w:r>
+        <w:rPr>
+          <w:rFonts w:ascii="Times New Roman" w:hAnsi="Times New Roman"/>
+          <w:color w:val="000000"/>
+          <w:sz w:val="24"/>
+          <w:szCs w:val="24"/>
+        </w:rPr>
+        <w:t>Git</w:t>
+      </w:r>
+      <w:proofErr w:type="spellEnd"/>
+      <w:r>
+        <w:rPr>
+          <w:rFonts w:ascii="Times New Roman" w:hAnsi="Times New Roman"/>
+          <w:color w:val="000000"/>
+          <w:sz w:val="24"/>
+          <w:szCs w:val="24"/>
+        </w:rPr>
+        <w:t xml:space="preserve">, </w:t>
+      </w:r>
+      <w:r>
+        <w:rPr>
+          <w:rFonts w:ascii="Times New Roman" w:hAnsi="Times New Roman"/>
+          <w:color w:val="000000"/>
+          <w:sz w:val="24"/>
+          <w:szCs w:val="24"/>
+        </w:rPr>
+        <w:t xml:space="preserve">Cygwin, </w:t>
+      </w:r>
+      <w:proofErr w:type="spellStart"/>
+      <w:r>
+        <w:rPr>
+          <w:rFonts w:ascii="Times New Roman" w:hAnsi="Times New Roman"/>
+          <w:color w:val="000000"/>
+          <w:sz w:val="24"/>
+          <w:szCs w:val="24"/>
+        </w:rPr>
+        <w:t>Conemu</w:t>
+      </w:r>
+      <w:proofErr w:type="spellEnd"/>
+      <w:r>
+        <w:rPr>
+          <w:rFonts w:ascii="Times New Roman" w:hAnsi="Times New Roman"/>
+          <w:color w:val="000000"/>
+          <w:sz w:val="24"/>
+          <w:szCs w:val="24"/>
+        </w:rPr>
+        <w:t>, Commander</w:t>
+      </w:r>
+      <w:r>
+        <w:rPr>
+          <w:rFonts w:ascii="Times New Roman" w:hAnsi="Times New Roman"/>
+          <w:color w:val="000000"/>
+          <w:sz w:val="24"/>
+          <w:szCs w:val="24"/>
+        </w:rPr>
+        <w:t xml:space="preserve"> </w:t>
+      </w:r>
+      <w:proofErr w:type="gramStart"/>
+      <w:r>
+        <w:rPr>
+          <w:rFonts w:ascii="Times New Roman" w:hAnsi="Times New Roman"/>
+          <w:color w:val="000000"/>
+          <w:sz w:val="24"/>
+          <w:szCs w:val="24"/>
+        </w:rPr>
+        <w:t>etc</w:t>
+      </w:r>
+      <w:proofErr w:type="gramEnd"/>
+      <w:r>
+        <w:rPr>
+          <w:rFonts w:ascii="Times New Roman" w:hAnsi="Times New Roman"/>
+          <w:color w:val="000000"/>
+          <w:sz w:val="24"/>
+          <w:szCs w:val="24"/>
+        </w:rPr>
+        <w:t>.</w:t>
+      </w:r>
+    </w:p>
+    <w:p>
+      <w:pPr>
+        <w:spacing w:after="0" w:line="360" w:lineRule="auto"/>
+        <w:rPr>
+          <w:rFonts w:ascii="Times New Roman" w:hAnsi="Times New Roman"/>
+          <w:color w:val="000000"/>
+          <w:sz w:val="24"/>
+          <w:szCs w:val="24"/>
+        </w:rPr>
+      </w:pPr>
+      <w:r>
+        <w:rPr>
+          <w:rFonts w:ascii="Times New Roman" w:hAnsi="Times New Roman"/>
+          <w:color w:val="000000"/>
+          <w:sz w:val="24"/>
+          <w:szCs w:val="24"/>
+        </w:rPr>
+        <w:t>Framework: -</w:t>
+      </w:r>
+      <w:proofErr w:type="gramStart"/>
+      <w:r>
+        <w:rPr>
+          <w:rFonts w:ascii="Times New Roman" w:hAnsi="Times New Roman"/>
+          <w:color w:val="000000"/>
+          <w:sz w:val="24"/>
+          <w:szCs w:val="24"/>
+        </w:rPr>
+        <w:t>Spring-</w:t>
+      </w:r>
+      <w:proofErr w:type="gramEnd"/>
+      <w:r>
+        <w:rPr>
+          <w:rFonts w:ascii="Times New Roman" w:hAnsi="Times New Roman"/>
+          <w:color w:val="000000"/>
+          <w:sz w:val="24"/>
+          <w:szCs w:val="24"/>
+        </w:rPr>
+        <w:t>Boot, EJB, JSF</w:t>
       </w:r>
       <w:r>
         <w:rPr>
@@ -1163,6 +1436,7 @@
           <w:szCs w:val="24"/>
         </w:rPr>
       </w:pPr>
+      <w:proofErr w:type="spellStart"/>
       <w:r>
         <w:rPr>
           <w:rFonts w:ascii="Times New Roman" w:hAnsi="Times New Roman"/>
@@ -1172,105 +1446,148 @@
           <w:sz w:val="24"/>
           <w:szCs w:val="24"/>
         </w:rPr>
-        <w:t>Fusemachines Nepal</w:t>
-      </w:r>
-      <w:r>
-        <w:rPr>
-          <w:rFonts w:ascii="Times New Roman" w:hAnsi="Times New Roman"/>
-          <w:color w:val="000000"/>
-          <w:sz w:val="24"/>
-          <w:szCs w:val="24"/>
-        </w:rPr>
-        <w:t>, 4/2016 – Current</w:t>
-      </w:r>
-    </w:p>
-    <w:p>
-      <w:pPr>
-        <w:spacing w:after="0" w:line="360" w:lineRule="auto"/>
-        <w:rPr>
-          <w:rFonts w:ascii="Times New Roman" w:hAnsi="Times New Roman"/>
-          <w:color w:val="000000"/>
-          <w:sz w:val="24"/>
-          <w:szCs w:val="24"/>
-        </w:rPr>
-      </w:pPr>
-      <w:r>
-        <w:rPr>
-          <w:rFonts w:ascii="Times New Roman" w:hAnsi="Times New Roman"/>
-          <w:color w:val="000000"/>
-          <w:sz w:val="24"/>
-          <w:szCs w:val="24"/>
-        </w:rPr>
-        <w:t>Address: Hattisar</w:t>
-      </w:r>
-      <w:r>
-        <w:rPr>
-          <w:rFonts w:ascii="Times New Roman" w:hAnsi="Times New Roman"/>
-          <w:color w:val="000000"/>
-          <w:sz w:val="24"/>
-          <w:szCs w:val="24"/>
-        </w:rPr>
-        <w:t>,</w:t>
-      </w:r>
-      <w:r>
-        <w:rPr>
-          <w:rFonts w:ascii="Times New Roman" w:hAnsi="Times New Roman"/>
-          <w:color w:val="000000"/>
-          <w:sz w:val="24"/>
-          <w:szCs w:val="24"/>
-        </w:rPr>
-        <w:t xml:space="preserve"> Kamaladi, Kathmandu.</w:t>
-      </w:r>
-      <w:r>
-        <w:t xml:space="preserve"> </w:t>
-      </w:r>
-      <w:r>
-        <w:rPr>
-          <w:rFonts w:ascii="Times New Roman" w:hAnsi="Times New Roman"/>
-          <w:color w:val="000000"/>
-          <w:sz w:val="24"/>
-          <w:szCs w:val="24"/>
-        </w:rPr>
-        <w:t>http://fusemachines.com.np/</w:t>
-      </w:r>
-    </w:p>
-    <w:p>
-      <w:pPr>
-        <w:spacing w:after="0" w:line="360" w:lineRule="auto"/>
-        <w:rPr>
-          <w:rFonts w:ascii="Times New Roman" w:hAnsi="Times New Roman"/>
-          <w:color w:val="000000"/>
-          <w:sz w:val="24"/>
-          <w:szCs w:val="24"/>
-        </w:rPr>
-      </w:pPr>
-      <w:r>
-        <w:rPr>
-          <w:rFonts w:ascii="Times New Roman" w:hAnsi="Times New Roman"/>
-          <w:color w:val="000000"/>
-          <w:sz w:val="24"/>
-          <w:szCs w:val="24"/>
-        </w:rPr>
-        <w:t xml:space="preserve">Position: </w:t>
-      </w:r>
-      <w:r>
-        <w:rPr>
-          <w:rFonts w:ascii="Times New Roman" w:hAnsi="Times New Roman"/>
-          <w:color w:val="000000"/>
-          <w:sz w:val="24"/>
-          <w:szCs w:val="24"/>
-        </w:rPr>
-        <w:t>Software Engineer</w:t>
-      </w:r>
-    </w:p>
-    <w:p>
-      <w:pPr>
-        <w:spacing w:after="0" w:line="360" w:lineRule="auto"/>
+        <w:t>Fusemachines</w:t>
+      </w:r>
+      <w:proofErr w:type="spellEnd"/>
+      <w:r>
         <w:rPr>
           <w:rFonts w:ascii="Times New Roman" w:hAnsi="Times New Roman"/>
           <w:b/>
           <w:bCs/>
           <w:color w:val="000000"/>
+          <w:sz w:val="24"/>
+          <w:szCs w:val="24"/>
+        </w:rPr>
+        <w:t xml:space="preserve"> Nepal</w:t>
+      </w:r>
+      <w:r>
+        <w:rPr>
+          <w:rFonts w:ascii="Times New Roman" w:hAnsi="Times New Roman"/>
+          <w:color w:val="000000"/>
+          <w:sz w:val="24"/>
+          <w:szCs w:val="24"/>
+        </w:rPr>
+        <w:t>, 4/2016 – Current</w:t>
+      </w:r>
+    </w:p>
+    <w:p>
+      <w:pPr>
+        <w:spacing w:after="0" w:line="360" w:lineRule="auto"/>
+        <w:rPr>
+          <w:rFonts w:ascii="Times New Roman" w:hAnsi="Times New Roman"/>
+          <w:color w:val="000000"/>
+          <w:sz w:val="24"/>
+          <w:szCs w:val="24"/>
+        </w:rPr>
+      </w:pPr>
+      <w:r>
+        <w:rPr>
+          <w:rFonts w:ascii="Times New Roman" w:hAnsi="Times New Roman"/>
+          <w:color w:val="000000"/>
+          <w:sz w:val="24"/>
+          <w:szCs w:val="24"/>
+        </w:rPr>
+        <w:t xml:space="preserve">Address: </w:t>
+      </w:r>
+      <w:proofErr w:type="spellStart"/>
+      <w:r>
+        <w:rPr>
+          <w:rFonts w:ascii="Times New Roman" w:hAnsi="Times New Roman"/>
+          <w:color w:val="000000"/>
+          <w:sz w:val="24"/>
+          <w:szCs w:val="24"/>
+        </w:rPr>
+        <w:t>Hattisar</w:t>
+      </w:r>
+      <w:proofErr w:type="spellEnd"/>
+      <w:r>
+        <w:rPr>
+          <w:rFonts w:ascii="Times New Roman" w:hAnsi="Times New Roman"/>
+          <w:color w:val="000000"/>
+          <w:sz w:val="24"/>
+          <w:szCs w:val="24"/>
+        </w:rPr>
+        <w:t>,</w:t>
+      </w:r>
+      <w:r>
+        <w:rPr>
+          <w:rFonts w:ascii="Times New Roman" w:hAnsi="Times New Roman"/>
+          <w:color w:val="000000"/>
+          <w:sz w:val="24"/>
+          <w:szCs w:val="24"/>
+        </w:rPr>
+        <w:t xml:space="preserve"> </w:t>
+      </w:r>
+      <w:proofErr w:type="spellStart"/>
+      <w:r>
+        <w:rPr>
+          <w:rFonts w:ascii="Times New Roman" w:hAnsi="Times New Roman"/>
+          <w:color w:val="000000"/>
+          <w:sz w:val="24"/>
+          <w:szCs w:val="24"/>
+        </w:rPr>
+        <w:t>Kamaladi</w:t>
+      </w:r>
+      <w:proofErr w:type="spellEnd"/>
+      <w:r>
+        <w:rPr>
+          <w:rFonts w:ascii="Times New Roman" w:hAnsi="Times New Roman"/>
+          <w:color w:val="000000"/>
+          <w:sz w:val="24"/>
+          <w:szCs w:val="24"/>
+        </w:rPr>
+        <w:t>, Kathmandu.</w:t>
+      </w:r>
+      <w:r>
+        <w:t xml:space="preserve"> </w:t>
+      </w:r>
+      <w:r>
+        <w:rPr>
+          <w:rFonts w:ascii="Times New Roman" w:hAnsi="Times New Roman"/>
+          <w:color w:val="000000"/>
+          <w:sz w:val="24"/>
+          <w:szCs w:val="24"/>
+        </w:rPr>
+        <w:t>http://fusemachines.com.np/</w:t>
+      </w:r>
+    </w:p>
+    <w:p>
+      <w:pPr>
+        <w:spacing w:after="0" w:line="360" w:lineRule="auto"/>
+        <w:rPr>
+          <w:rFonts w:ascii="Times New Roman" w:hAnsi="Times New Roman"/>
+          <w:color w:val="000000"/>
+          <w:sz w:val="24"/>
+          <w:szCs w:val="24"/>
+        </w:rPr>
+      </w:pPr>
+      <w:r>
+        <w:rPr>
+          <w:rFonts w:ascii="Times New Roman" w:hAnsi="Times New Roman"/>
+          <w:color w:val="000000"/>
+          <w:sz w:val="24"/>
+          <w:szCs w:val="24"/>
+        </w:rPr>
+        <w:t xml:space="preserve">Position: </w:t>
+      </w:r>
+      <w:r>
+        <w:rPr>
+          <w:rFonts w:ascii="Times New Roman" w:hAnsi="Times New Roman"/>
+          <w:color w:val="000000"/>
+          <w:sz w:val="24"/>
+          <w:szCs w:val="24"/>
+        </w:rPr>
+        <w:t>Software Engineer</w:t>
+      </w:r>
+    </w:p>
+    <w:p>
+      <w:pPr>
+        <w:spacing w:after="0" w:line="360" w:lineRule="auto"/>
+        <w:rPr>
+          <w:rFonts w:ascii="Times New Roman" w:hAnsi="Times New Roman"/>
+          <w:b/>
+          <w:bCs/>
+          <w:color w:val="000000"/>
           <w:sz w:val="36"/>
           <w:szCs w:val="36"/>
         </w:rPr>
@@ -1286,6 +1603,7 @@
           <w:szCs w:val="24"/>
         </w:rPr>
       </w:pPr>
+      <w:proofErr w:type="spellStart"/>
       <w:r>
         <w:rPr>
           <w:rFonts w:ascii="Times New Roman" w:hAnsi="Times New Roman"/>
@@ -1295,79 +1613,9 @@
           <w:sz w:val="24"/>
           <w:szCs w:val="24"/>
         </w:rPr>
-        <w:t>Thapathali Engineering College</w:t>
-      </w:r>
-      <w:r>
-        <w:rPr>
-          <w:rFonts w:ascii="Times New Roman" w:hAnsi="Times New Roman"/>
-          <w:color w:val="000000"/>
-          <w:sz w:val="24"/>
-          <w:szCs w:val="24"/>
-        </w:rPr>
-        <w:t>, 10/2014 – 04/2016</w:t>
-      </w:r>
-    </w:p>
-    <w:p>
-      <w:pPr>
-        <w:spacing w:after="0" w:line="360" w:lineRule="auto"/>
-        <w:rPr>
-          <w:rFonts w:ascii="Times New Roman" w:hAnsi="Times New Roman"/>
-          <w:color w:val="000000"/>
-          <w:sz w:val="24"/>
-          <w:szCs w:val="24"/>
-        </w:rPr>
-      </w:pPr>
-      <w:r>
-        <w:rPr>
-          <w:rFonts w:ascii="Times New Roman" w:hAnsi="Times New Roman"/>
-          <w:color w:val="000000"/>
-          <w:sz w:val="24"/>
-          <w:szCs w:val="24"/>
-        </w:rPr>
-        <w:t>Address: Thapathali, Kathmandu, +977 14218300 http://www.thapathalicampus.edu.np</w:t>
-      </w:r>
-    </w:p>
-    <w:p>
-      <w:pPr>
-        <w:spacing w:after="0" w:line="360" w:lineRule="auto"/>
-        <w:rPr>
-          <w:rFonts w:ascii="Times New Roman" w:hAnsi="Times New Roman"/>
-          <w:color w:val="000000"/>
-          <w:sz w:val="24"/>
-          <w:szCs w:val="24"/>
-        </w:rPr>
-      </w:pPr>
-      <w:r>
-        <w:rPr>
-          <w:rFonts w:ascii="Times New Roman" w:hAnsi="Times New Roman"/>
-          <w:color w:val="000000"/>
-          <w:sz w:val="24"/>
-          <w:szCs w:val="24"/>
-        </w:rPr>
-        <w:t>Position: Assistant Lecturer (part-time paid)</w:t>
-      </w:r>
-    </w:p>
-    <w:p>
-      <w:pPr>
-        <w:spacing w:after="0" w:line="360" w:lineRule="auto"/>
-        <w:rPr>
-          <w:rFonts w:ascii="Times New Roman" w:hAnsi="Times New Roman"/>
-          <w:color w:val="000000"/>
-          <w:sz w:val="24"/>
-          <w:szCs w:val="24"/>
-        </w:rPr>
-      </w:pPr>
-    </w:p>
-    <w:p>
-      <w:pPr>
-        <w:spacing w:after="0" w:line="360" w:lineRule="auto"/>
-        <w:rPr>
-          <w:rFonts w:ascii="Times New Roman" w:hAnsi="Times New Roman"/>
-          <w:color w:val="000000"/>
-          <w:sz w:val="24"/>
-          <w:szCs w:val="24"/>
-        </w:rPr>
-      </w:pPr>
+        <w:t>Thapathali</w:t>
+      </w:r>
+      <w:proofErr w:type="spellEnd"/>
       <w:r>
         <w:rPr>
           <w:rFonts w:ascii="Times New Roman" w:hAnsi="Times New Roman"/>
@@ -1377,7 +1625,122 @@
           <w:sz w:val="24"/>
           <w:szCs w:val="24"/>
         </w:rPr>
-        <w:t>Diyalotech Pvt. Ltd.</w:t>
+        <w:t xml:space="preserve"> Engineering College</w:t>
+      </w:r>
+      <w:r>
+        <w:rPr>
+          <w:rFonts w:ascii="Times New Roman" w:hAnsi="Times New Roman"/>
+          <w:color w:val="000000"/>
+          <w:sz w:val="24"/>
+          <w:szCs w:val="24"/>
+        </w:rPr>
+        <w:t>, 10/2014 – 04/2016</w:t>
+      </w:r>
+    </w:p>
+    <w:p>
+      <w:pPr>
+        <w:spacing w:after="0" w:line="360" w:lineRule="auto"/>
+        <w:rPr>
+          <w:rFonts w:ascii="Times New Roman" w:hAnsi="Times New Roman"/>
+          <w:color w:val="000000"/>
+          <w:sz w:val="24"/>
+          <w:szCs w:val="24"/>
+        </w:rPr>
+      </w:pPr>
+      <w:r>
+        <w:rPr>
+          <w:rFonts w:ascii="Times New Roman" w:hAnsi="Times New Roman"/>
+          <w:color w:val="000000"/>
+          <w:sz w:val="24"/>
+          <w:szCs w:val="24"/>
+        </w:rPr>
+        <w:t xml:space="preserve">Address: </w:t>
+      </w:r>
+      <w:proofErr w:type="spellStart"/>
+      <w:r>
+        <w:rPr>
+          <w:rFonts w:ascii="Times New Roman" w:hAnsi="Times New Roman"/>
+          <w:color w:val="000000"/>
+          <w:sz w:val="24"/>
+          <w:szCs w:val="24"/>
+        </w:rPr>
+        <w:t>Thapathali</w:t>
+      </w:r>
+      <w:proofErr w:type="spellEnd"/>
+      <w:r>
+        <w:rPr>
+          <w:rFonts w:ascii="Times New Roman" w:hAnsi="Times New Roman"/>
+          <w:color w:val="000000"/>
+          <w:sz w:val="24"/>
+          <w:szCs w:val="24"/>
+        </w:rPr>
+        <w:t>, Kathmandu, +977 14218300 http://www.thapathalicampus.edu.np</w:t>
+      </w:r>
+    </w:p>
+    <w:p>
+      <w:pPr>
+        <w:spacing w:after="0" w:line="360" w:lineRule="auto"/>
+        <w:rPr>
+          <w:rFonts w:ascii="Times New Roman" w:hAnsi="Times New Roman"/>
+          <w:color w:val="000000"/>
+          <w:sz w:val="24"/>
+          <w:szCs w:val="24"/>
+        </w:rPr>
+      </w:pPr>
+      <w:r>
+        <w:rPr>
+          <w:rFonts w:ascii="Times New Roman" w:hAnsi="Times New Roman"/>
+          <w:color w:val="000000"/>
+          <w:sz w:val="24"/>
+          <w:szCs w:val="24"/>
+        </w:rPr>
+        <w:t>Position: Assistant Lecturer (part-time paid)</w:t>
+      </w:r>
+    </w:p>
+    <w:p>
+      <w:pPr>
+        <w:spacing w:after="0" w:line="360" w:lineRule="auto"/>
+        <w:rPr>
+          <w:rFonts w:ascii="Times New Roman" w:hAnsi="Times New Roman"/>
+          <w:color w:val="000000"/>
+          <w:sz w:val="24"/>
+          <w:szCs w:val="24"/>
+        </w:rPr>
+      </w:pPr>
+    </w:p>
+    <w:p>
+      <w:pPr>
+        <w:spacing w:after="0" w:line="360" w:lineRule="auto"/>
+        <w:rPr>
+          <w:rFonts w:ascii="Times New Roman" w:hAnsi="Times New Roman"/>
+          <w:color w:val="000000"/>
+          <w:sz w:val="24"/>
+          <w:szCs w:val="24"/>
+        </w:rPr>
+      </w:pPr>
+      <w:proofErr w:type="spellStart"/>
+      <w:r>
+        <w:rPr>
+          <w:rFonts w:ascii="Times New Roman" w:hAnsi="Times New Roman"/>
+          <w:b/>
+          <w:bCs/>
+          <w:color w:val="000000"/>
+          <w:sz w:val="24"/>
+          <w:szCs w:val="24"/>
+        </w:rPr>
+        <w:t>Diyalotech</w:t>
+      </w:r>
+      <w:proofErr w:type="spellEnd"/>
+      <w:r>
+        <w:rPr>
+          <w:rFonts w:ascii="Times New Roman" w:hAnsi="Times New Roman"/>
+          <w:b/>
+          <w:bCs/>
+          <w:color w:val="000000"/>
+          <w:sz w:val="24"/>
+          <w:szCs w:val="24"/>
+        </w:rPr>
+        <w:t xml:space="preserve"> Pvt. Ltd.</w:t>
       </w:r>
       <w:r>
         <w:rPr>
@@ -1409,7 +1772,27 @@
           <w:sz w:val="24"/>
           <w:szCs w:val="24"/>
         </w:rPr>
-        <w:t>Address: Teenkune, Kathmandu.</w:t>
+        <w:t xml:space="preserve">Address: </w:t>
+      </w:r>
+      <w:proofErr w:type="spellStart"/>
+      <w:r>
+        <w:rPr>
+          <w:rFonts w:ascii="Times New Roman" w:hAnsi="Times New Roman"/>
+          <w:color w:val="000000"/>
+          <w:sz w:val="24"/>
+          <w:szCs w:val="24"/>
+        </w:rPr>
+        <w:t>Teenkune</w:t>
+      </w:r>
+      <w:proofErr w:type="spellEnd"/>
+      <w:r>
+        <w:rPr>
+          <w:rFonts w:ascii="Times New Roman" w:hAnsi="Times New Roman"/>
+          <w:color w:val="000000"/>
+          <w:sz w:val="24"/>
+          <w:szCs w:val="24"/>
+        </w:rPr>
+        <w:t>, Kathmandu.</w:t>
       </w:r>
       <w:r>
         <w:rPr>
@@ -1661,16 +2044,25 @@
           <w:sz w:val="24"/>
           <w:szCs w:val="24"/>
         </w:rPr>
-        <w:t xml:space="preserve">6 – now </w:t>
-      </w:r>
-      <w:r>
-        <w:rPr>
-          <w:rFonts w:ascii="Times New Roman" w:hAnsi="Times New Roman"/>
-          <w:color w:val="000000"/>
-          <w:sz w:val="24"/>
-          <w:szCs w:val="24"/>
-        </w:rPr>
-        <w:t xml:space="preserve"> (sti</w:t>
+        <w:t xml:space="preserve">6 – </w:t>
+      </w:r>
+      <w:r>
+        <w:rPr>
+          <w:rFonts w:ascii="Times New Roman" w:hAnsi="Times New Roman"/>
+          <w:color w:val="000000"/>
+          <w:sz w:val="24"/>
+          <w:szCs w:val="24"/>
+        </w:rPr>
+        <w:t>now (</w:t>
+      </w:r>
+      <w:r>
+        <w:rPr>
+          <w:rFonts w:ascii="Times New Roman" w:hAnsi="Times New Roman"/>
+          <w:color w:val="000000"/>
+          <w:sz w:val="24"/>
+          <w:szCs w:val="24"/>
+        </w:rPr>
+        <w:t>sti</w:t>
       </w:r>
       <w:r>
         <w:rPr>
@@ -1724,14 +2116,25 @@
           <w:szCs w:val="24"/>
         </w:rPr>
       </w:pPr>
-      <w:r>
-        <w:rPr>
-          <w:rFonts w:ascii="Times New Roman" w:hAnsi="Times New Roman"/>
-          <w:color w:val="000000"/>
-          <w:sz w:val="24"/>
-          <w:szCs w:val="24"/>
-        </w:rPr>
-        <w:t>DriveSync has different repositories among which I mostly involved</w:t>
+      <w:proofErr w:type="spellStart"/>
+      <w:r>
+        <w:rPr>
+          <w:rFonts w:ascii="Times New Roman" w:hAnsi="Times New Roman"/>
+          <w:color w:val="000000"/>
+          <w:sz w:val="24"/>
+          <w:szCs w:val="24"/>
+        </w:rPr>
+        <w:t>DriveSync</w:t>
+      </w:r>
+      <w:proofErr w:type="spellEnd"/>
+      <w:r>
+        <w:rPr>
+          <w:rFonts w:ascii="Times New Roman" w:hAnsi="Times New Roman"/>
+          <w:color w:val="000000"/>
+          <w:sz w:val="24"/>
+          <w:szCs w:val="24"/>
+        </w:rPr>
+        <w:t xml:space="preserve"> has different repositories among which I mostly involved</w:t>
       </w:r>
       <w:r>
         <w:rPr>
@@ -1794,16 +2197,36 @@
           <w:sz w:val="24"/>
           <w:szCs w:val="24"/>
         </w:rPr>
-        <w:t xml:space="preserve"> and T</w:t>
-      </w:r>
-      <w:r>
-        <w:rPr>
-          <w:rFonts w:ascii="Times New Roman" w:hAnsi="Times New Roman"/>
-          <w:color w:val="000000"/>
-          <w:sz w:val="24"/>
-          <w:szCs w:val="24"/>
-        </w:rPr>
-        <w:t>estautomation.</w:t>
+        <w:t xml:space="preserve"> and </w:t>
+      </w:r>
+      <w:proofErr w:type="spellStart"/>
+      <w:r>
+        <w:rPr>
+          <w:rFonts w:ascii="Times New Roman" w:hAnsi="Times New Roman"/>
+          <w:color w:val="000000"/>
+          <w:sz w:val="24"/>
+          <w:szCs w:val="24"/>
+        </w:rPr>
+        <w:t>T</w:t>
+      </w:r>
+      <w:r>
+        <w:rPr>
+          <w:rFonts w:ascii="Times New Roman" w:hAnsi="Times New Roman"/>
+          <w:color w:val="000000"/>
+          <w:sz w:val="24"/>
+          <w:szCs w:val="24"/>
+        </w:rPr>
+        <w:t>estautomation</w:t>
+      </w:r>
+      <w:proofErr w:type="spellEnd"/>
+      <w:r>
+        <w:rPr>
+          <w:rFonts w:ascii="Times New Roman" w:hAnsi="Times New Roman"/>
+          <w:color w:val="000000"/>
+          <w:sz w:val="24"/>
+          <w:szCs w:val="24"/>
+        </w:rPr>
+        <w:t>.</w:t>
       </w:r>
       <w:r>
         <w:rPr>
@@ -2048,7 +2471,27 @@
           <w:sz w:val="24"/>
           <w:szCs w:val="24"/>
         </w:rPr>
-        <w:t>Import and export vehicle compatibilities with different device for different client to the centralized marvin server.</w:t>
+        <w:t xml:space="preserve">Import and export vehicle compatibilities with different device for different client to the centralized </w:t>
+      </w:r>
+      <w:proofErr w:type="spellStart"/>
+      <w:proofErr w:type="gramStart"/>
+      <w:r>
+        <w:rPr>
+          <w:rFonts w:ascii="Times New Roman" w:hAnsi="Times New Roman"/>
+          <w:sz w:val="24"/>
+          <w:szCs w:val="24"/>
+        </w:rPr>
+        <w:t>marvin</w:t>
+      </w:r>
+      <w:proofErr w:type="spellEnd"/>
+      <w:proofErr w:type="gramEnd"/>
+      <w:r>
+        <w:rPr>
+          <w:rFonts w:ascii="Times New Roman" w:hAnsi="Times New Roman"/>
+          <w:sz w:val="24"/>
+          <w:szCs w:val="24"/>
+        </w:rPr>
+        <w:t xml:space="preserve"> server.</w:t>
       </w:r>
     </w:p>
     <w:p>
@@ -2164,7 +2607,27 @@
           <w:sz w:val="24"/>
           <w:szCs w:val="24"/>
         </w:rPr>
-        <w:t>Deploy marvin in AWS.</w:t>
+        <w:t xml:space="preserve">Deploy </w:t>
+      </w:r>
+      <w:proofErr w:type="spellStart"/>
+      <w:proofErr w:type="gramStart"/>
+      <w:r>
+        <w:rPr>
+          <w:rFonts w:ascii="Times New Roman" w:hAnsi="Times New Roman"/>
+          <w:sz w:val="24"/>
+          <w:szCs w:val="24"/>
+        </w:rPr>
+        <w:t>marvin</w:t>
+      </w:r>
+      <w:proofErr w:type="spellEnd"/>
+      <w:proofErr w:type="gramEnd"/>
+      <w:r>
+        <w:rPr>
+          <w:rFonts w:ascii="Times New Roman" w:hAnsi="Times New Roman"/>
+          <w:sz w:val="24"/>
+          <w:szCs w:val="24"/>
+        </w:rPr>
+        <w:t xml:space="preserve"> in AWS.</w:t>
       </w:r>
     </w:p>
     <w:p>
@@ -2211,13 +2674,23 @@
           <w:szCs w:val="24"/>
         </w:rPr>
       </w:pPr>
-      <w:r>
-        <w:rPr>
-          <w:rFonts w:ascii="Times New Roman" w:hAnsi="Times New Roman"/>
-          <w:sz w:val="24"/>
-          <w:szCs w:val="24"/>
-        </w:rPr>
-        <w:t>TestAutomation:</w:t>
+      <w:proofErr w:type="spellStart"/>
+      <w:r>
+        <w:rPr>
+          <w:rFonts w:ascii="Times New Roman" w:hAnsi="Times New Roman"/>
+          <w:sz w:val="24"/>
+          <w:szCs w:val="24"/>
+        </w:rPr>
+        <w:t>TestAutomation</w:t>
+      </w:r>
+      <w:proofErr w:type="spellEnd"/>
+      <w:r>
+        <w:rPr>
+          <w:rFonts w:ascii="Times New Roman" w:hAnsi="Times New Roman"/>
+          <w:sz w:val="24"/>
+          <w:szCs w:val="24"/>
+        </w:rPr>
+        <w:t>:</w:t>
       </w:r>
     </w:p>
     <w:p>
@@ -2237,7 +2710,25 @@
           <w:szCs w:val="24"/>
         </w:rPr>
         <w:tab/>
-        <w:t>It is another repository of same DriveSync project which is used for integration test for trip ingestion, enrollment automation,</w:t>
+        <w:t xml:space="preserve">It is another repository of same </w:t>
+      </w:r>
+      <w:proofErr w:type="spellStart"/>
+      <w:r>
+        <w:rPr>
+          <w:rFonts w:ascii="Times New Roman" w:hAnsi="Times New Roman"/>
+          <w:sz w:val="24"/>
+          <w:szCs w:val="24"/>
+        </w:rPr>
+        <w:t>DriveSync</w:t>
+      </w:r>
+      <w:proofErr w:type="spellEnd"/>
+      <w:r>
+        <w:rPr>
+          <w:rFonts w:ascii="Times New Roman" w:hAnsi="Times New Roman"/>
+          <w:sz w:val="24"/>
+          <w:szCs w:val="24"/>
+        </w:rPr>
+        <w:t xml:space="preserve"> project which is used for integration test for trip ingestion, enrollment automation,</w:t>
       </w:r>
       <w:r>
         <w:rPr>
@@ -2261,15 +2752,33 @@
           <w:sz w:val="24"/>
           <w:szCs w:val="24"/>
         </w:rPr>
-        <w:t xml:space="preserve"> repo for different version of D</w:t>
-      </w:r>
-      <w:r>
-        <w:rPr>
-          <w:rFonts w:ascii="Times New Roman" w:hAnsi="Times New Roman"/>
-          <w:sz w:val="24"/>
-          <w:szCs w:val="24"/>
-        </w:rPr>
-        <w:t>rivesync.</w:t>
+        <w:t xml:space="preserve"> repo for different version of </w:t>
+      </w:r>
+      <w:proofErr w:type="spellStart"/>
+      <w:r>
+        <w:rPr>
+          <w:rFonts w:ascii="Times New Roman" w:hAnsi="Times New Roman"/>
+          <w:sz w:val="24"/>
+          <w:szCs w:val="24"/>
+        </w:rPr>
+        <w:t>D</w:t>
+      </w:r>
+      <w:r>
+        <w:rPr>
+          <w:rFonts w:ascii="Times New Roman" w:hAnsi="Times New Roman"/>
+          <w:sz w:val="24"/>
+          <w:szCs w:val="24"/>
+        </w:rPr>
+        <w:t>rivesync</w:t>
+      </w:r>
+      <w:proofErr w:type="spellEnd"/>
+      <w:r>
+        <w:rPr>
+          <w:rFonts w:ascii="Times New Roman" w:hAnsi="Times New Roman"/>
+          <w:sz w:val="24"/>
+          <w:szCs w:val="24"/>
+        </w:rPr>
+        <w:t>.</w:t>
       </w:r>
     </w:p>
     <w:p>
@@ -2311,6 +2820,7 @@
           <w:szCs w:val="24"/>
         </w:rPr>
       </w:pPr>
+      <w:proofErr w:type="spellStart"/>
       <w:r>
         <w:rPr>
           <w:rFonts w:ascii="Times New Roman" w:hAnsi="Times New Roman"/>
@@ -2325,7 +2835,16 @@
           <w:sz w:val="24"/>
           <w:szCs w:val="24"/>
         </w:rPr>
-        <w:t>ctiveMQ Configuration and use</w:t>
+        <w:t>ctiveMQ</w:t>
+      </w:r>
+      <w:proofErr w:type="spellEnd"/>
+      <w:r>
+        <w:rPr>
+          <w:rFonts w:ascii="Times New Roman" w:hAnsi="Times New Roman"/>
+          <w:sz w:val="24"/>
+          <w:szCs w:val="24"/>
+        </w:rPr>
+        <w:t xml:space="preserve"> Configuration and use</w:t>
       </w:r>
       <w:r>
         <w:rPr>
@@ -2341,15 +2860,33 @@
           <w:sz w:val="24"/>
           <w:szCs w:val="24"/>
         </w:rPr>
-        <w:t>ical coupling to interact with D</w:t>
-      </w:r>
-      <w:r>
-        <w:rPr>
-          <w:rFonts w:ascii="Times New Roman" w:hAnsi="Times New Roman"/>
-          <w:sz w:val="24"/>
-          <w:szCs w:val="24"/>
-        </w:rPr>
-        <w:t>rivesync server for enrollment automation.</w:t>
+        <w:t xml:space="preserve">ical coupling to interact with </w:t>
+      </w:r>
+      <w:proofErr w:type="spellStart"/>
+      <w:r>
+        <w:rPr>
+          <w:rFonts w:ascii="Times New Roman" w:hAnsi="Times New Roman"/>
+          <w:sz w:val="24"/>
+          <w:szCs w:val="24"/>
+        </w:rPr>
+        <w:t>D</w:t>
+      </w:r>
+      <w:r>
+        <w:rPr>
+          <w:rFonts w:ascii="Times New Roman" w:hAnsi="Times New Roman"/>
+          <w:sz w:val="24"/>
+          <w:szCs w:val="24"/>
+        </w:rPr>
+        <w:t>rivesync</w:t>
+      </w:r>
+      <w:proofErr w:type="spellEnd"/>
+      <w:r>
+        <w:rPr>
+          <w:rFonts w:ascii="Times New Roman" w:hAnsi="Times New Roman"/>
+          <w:sz w:val="24"/>
+          <w:szCs w:val="24"/>
+        </w:rPr>
+        <w:t xml:space="preserve"> server for enrollment automation.</w:t>
       </w:r>
     </w:p>
     <w:p>
@@ -2389,15 +2926,33 @@
           <w:sz w:val="24"/>
           <w:szCs w:val="24"/>
         </w:rPr>
-        <w:t>om D</w:t>
-      </w:r>
-      <w:r>
-        <w:rPr>
-          <w:rFonts w:ascii="Times New Roman" w:hAnsi="Times New Roman"/>
-          <w:sz w:val="24"/>
-          <w:szCs w:val="24"/>
-        </w:rPr>
-        <w:t xml:space="preserve">rivesync for asynchronous </w:t>
+        <w:t xml:space="preserve">om </w:t>
+      </w:r>
+      <w:proofErr w:type="spellStart"/>
+      <w:r>
+        <w:rPr>
+          <w:rFonts w:ascii="Times New Roman" w:hAnsi="Times New Roman"/>
+          <w:sz w:val="24"/>
+          <w:szCs w:val="24"/>
+        </w:rPr>
+        <w:t>D</w:t>
+      </w:r>
+      <w:r>
+        <w:rPr>
+          <w:rFonts w:ascii="Times New Roman" w:hAnsi="Times New Roman"/>
+          <w:sz w:val="24"/>
+          <w:szCs w:val="24"/>
+        </w:rPr>
+        <w:t>rivesync</w:t>
+      </w:r>
+      <w:proofErr w:type="spellEnd"/>
+      <w:r>
+        <w:rPr>
+          <w:rFonts w:ascii="Times New Roman" w:hAnsi="Times New Roman"/>
+          <w:sz w:val="24"/>
+          <w:szCs w:val="24"/>
+        </w:rPr>
+        <w:t xml:space="preserve"> for asynchronous </w:t>
       </w:r>
       <w:r>
         <w:rPr>
@@ -2705,7 +3260,47 @@
           <w:sz w:val="24"/>
           <w:szCs w:val="24"/>
         </w:rPr>
-        <w:t>XAMPP control Panel, SQL yog, NetBeans IDE, Git Bash.</w:t>
+        <w:t xml:space="preserve">XAMPP control Panel, SQL </w:t>
+      </w:r>
+      <w:proofErr w:type="spellStart"/>
+      <w:r>
+        <w:rPr>
+          <w:rFonts w:ascii="Times New Roman" w:hAnsi="Times New Roman"/>
+          <w:color w:val="000000"/>
+          <w:sz w:val="24"/>
+          <w:szCs w:val="24"/>
+        </w:rPr>
+        <w:t>yog</w:t>
+      </w:r>
+      <w:proofErr w:type="spellEnd"/>
+      <w:r>
+        <w:rPr>
+          <w:rFonts w:ascii="Times New Roman" w:hAnsi="Times New Roman"/>
+          <w:color w:val="000000"/>
+          <w:sz w:val="24"/>
+          <w:szCs w:val="24"/>
+        </w:rPr>
+        <w:t xml:space="preserve">, NetBeans IDE, </w:t>
+      </w:r>
+      <w:proofErr w:type="spellStart"/>
+      <w:r>
+        <w:rPr>
+          <w:rFonts w:ascii="Times New Roman" w:hAnsi="Times New Roman"/>
+          <w:color w:val="000000"/>
+          <w:sz w:val="24"/>
+          <w:szCs w:val="24"/>
+        </w:rPr>
+        <w:t>Git</w:t>
+      </w:r>
+      <w:proofErr w:type="spellEnd"/>
+      <w:r>
+        <w:rPr>
+          <w:rFonts w:ascii="Times New Roman" w:hAnsi="Times New Roman"/>
+          <w:color w:val="000000"/>
+          <w:sz w:val="24"/>
+          <w:szCs w:val="24"/>
+        </w:rPr>
+        <w:t xml:space="preserve"> Bash.</w:t>
       </w:r>
       <w:r>
         <w:rPr>
@@ -2769,7 +3364,25 @@
           <w:sz w:val="24"/>
           <w:szCs w:val="24"/>
         </w:rPr>
-        <w:t>Developing software architecture, class diagram, uml diagram, system flow diagram.</w:t>
+        <w:t xml:space="preserve">Developing software architecture, class diagram, </w:t>
+      </w:r>
+      <w:proofErr w:type="spellStart"/>
+      <w:r>
+        <w:rPr>
+          <w:rFonts w:ascii="Times New Roman" w:hAnsi="Times New Roman"/>
+          <w:sz w:val="24"/>
+          <w:szCs w:val="24"/>
+        </w:rPr>
+        <w:t>uml</w:t>
+      </w:r>
+      <w:proofErr w:type="spellEnd"/>
+      <w:r>
+        <w:rPr>
+          <w:rFonts w:ascii="Times New Roman" w:hAnsi="Times New Roman"/>
+          <w:sz w:val="24"/>
+          <w:szCs w:val="24"/>
+        </w:rPr>
+        <w:t xml:space="preserve"> diagram, system flow diagram.</w:t>
       </w:r>
     </w:p>
     <w:p>
@@ -2792,7 +3405,25 @@
           <w:sz w:val="24"/>
           <w:szCs w:val="24"/>
         </w:rPr>
-        <w:t>Writing the behavior and helper for implementation in jsf/java.</w:t>
+        <w:t xml:space="preserve">Writing the behavior and helper for implementation in </w:t>
+      </w:r>
+      <w:proofErr w:type="spellStart"/>
+      <w:r>
+        <w:rPr>
+          <w:rFonts w:ascii="Times New Roman" w:hAnsi="Times New Roman"/>
+          <w:sz w:val="24"/>
+          <w:szCs w:val="24"/>
+        </w:rPr>
+        <w:t>jsf</w:t>
+      </w:r>
+      <w:proofErr w:type="spellEnd"/>
+      <w:r>
+        <w:rPr>
+          <w:rFonts w:ascii="Times New Roman" w:hAnsi="Times New Roman"/>
+          <w:sz w:val="24"/>
+          <w:szCs w:val="24"/>
+        </w:rPr>
+        <w:t>/java.</w:t>
       </w:r>
     </w:p>
     <w:p>
@@ -2862,7 +3493,25 @@
           <w:sz w:val="24"/>
           <w:szCs w:val="24"/>
         </w:rPr>
-        <w:t>Used: EJB, Hibernate, JSF, Prime-faces, Bootstrap3 and GlassFish application server</w:t>
+        <w:t xml:space="preserve">Used: EJB, Hibernate, JSF, Prime-faces, Bootstrap3 and </w:t>
+      </w:r>
+      <w:proofErr w:type="spellStart"/>
+      <w:r>
+        <w:rPr>
+          <w:rFonts w:ascii="Times New Roman" w:hAnsi="Times New Roman"/>
+          <w:sz w:val="24"/>
+          <w:szCs w:val="24"/>
+        </w:rPr>
+        <w:t>GlassFish</w:t>
+      </w:r>
+      <w:proofErr w:type="spellEnd"/>
+      <w:r>
+        <w:rPr>
+          <w:rFonts w:ascii="Times New Roman" w:hAnsi="Times New Roman"/>
+          <w:sz w:val="24"/>
+          <w:szCs w:val="24"/>
+        </w:rPr>
+        <w:t xml:space="preserve"> application server</w:t>
       </w:r>
     </w:p>
     <w:p>
@@ -2945,7 +3594,38 @@
           <w:sz w:val="24"/>
           <w:szCs w:val="24"/>
         </w:rPr>
-        <w:t>designed for the online payment of water tariff consumed in the customer water meter using eSewa(electronic payment service) or via counter.</w:t>
+        <w:t xml:space="preserve">designed for the online payment of water tariff consumed in the customer water meter using </w:t>
+      </w:r>
+      <w:proofErr w:type="spellStart"/>
+      <w:proofErr w:type="gramStart"/>
+      <w:r>
+        <w:rPr>
+          <w:rFonts w:ascii="Times New Roman" w:hAnsi="Times New Roman"/>
+          <w:color w:val="000000"/>
+          <w:sz w:val="24"/>
+          <w:szCs w:val="24"/>
+        </w:rPr>
+        <w:t>eSewa</w:t>
+      </w:r>
+      <w:proofErr w:type="spellEnd"/>
+      <w:r>
+        <w:rPr>
+          <w:rFonts w:ascii="Times New Roman" w:hAnsi="Times New Roman"/>
+          <w:color w:val="000000"/>
+          <w:sz w:val="24"/>
+          <w:szCs w:val="24"/>
+        </w:rPr>
+        <w:t>(</w:t>
+      </w:r>
+      <w:proofErr w:type="gramEnd"/>
+      <w:r>
+        <w:rPr>
+          <w:rFonts w:ascii="Times New Roman" w:hAnsi="Times New Roman"/>
+          <w:color w:val="000000"/>
+          <w:sz w:val="24"/>
+          <w:szCs w:val="24"/>
+        </w:rPr>
+        <w:t>electronic payment service) or via counter.</w:t>
       </w:r>
     </w:p>
     <w:p>
@@ -3063,7 +3743,47 @@
           <w:sz w:val="24"/>
           <w:szCs w:val="24"/>
         </w:rPr>
-        <w:t>XAMPP control Panel, SQL yog, NetBeans IDE, Git Bash.</w:t>
+        <w:t xml:space="preserve">XAMPP control Panel, SQL </w:t>
+      </w:r>
+      <w:proofErr w:type="spellStart"/>
+      <w:r>
+        <w:rPr>
+          <w:rFonts w:ascii="Times New Roman" w:hAnsi="Times New Roman"/>
+          <w:color w:val="000000"/>
+          <w:sz w:val="24"/>
+          <w:szCs w:val="24"/>
+        </w:rPr>
+        <w:t>yog</w:t>
+      </w:r>
+      <w:proofErr w:type="spellEnd"/>
+      <w:r>
+        <w:rPr>
+          <w:rFonts w:ascii="Times New Roman" w:hAnsi="Times New Roman"/>
+          <w:color w:val="000000"/>
+          <w:sz w:val="24"/>
+          <w:szCs w:val="24"/>
+        </w:rPr>
+        <w:t xml:space="preserve">, NetBeans IDE, </w:t>
+      </w:r>
+      <w:proofErr w:type="spellStart"/>
+      <w:r>
+        <w:rPr>
+          <w:rFonts w:ascii="Times New Roman" w:hAnsi="Times New Roman"/>
+          <w:color w:val="000000"/>
+          <w:sz w:val="24"/>
+          <w:szCs w:val="24"/>
+        </w:rPr>
+        <w:t>Git</w:t>
+      </w:r>
+      <w:proofErr w:type="spellEnd"/>
+      <w:r>
+        <w:rPr>
+          <w:rFonts w:ascii="Times New Roman" w:hAnsi="Times New Roman"/>
+          <w:color w:val="000000"/>
+          <w:sz w:val="24"/>
+          <w:szCs w:val="24"/>
+        </w:rPr>
+        <w:t xml:space="preserve"> Bash.</w:t>
       </w:r>
       <w:r>
         <w:rPr>
@@ -3138,7 +3858,25 @@
           <w:sz w:val="24"/>
           <w:szCs w:val="24"/>
         </w:rPr>
-        <w:t>Assisting on developing software architecture, class diagram, uml diagram, system flow diagram.</w:t>
+        <w:t xml:space="preserve">Assisting on developing software architecture, class diagram, </w:t>
+      </w:r>
+      <w:proofErr w:type="spellStart"/>
+      <w:r>
+        <w:rPr>
+          <w:rFonts w:ascii="Times New Roman" w:hAnsi="Times New Roman"/>
+          <w:sz w:val="24"/>
+          <w:szCs w:val="24"/>
+        </w:rPr>
+        <w:t>uml</w:t>
+      </w:r>
+      <w:proofErr w:type="spellEnd"/>
+      <w:r>
+        <w:rPr>
+          <w:rFonts w:ascii="Times New Roman" w:hAnsi="Times New Roman"/>
+          <w:sz w:val="24"/>
+          <w:szCs w:val="24"/>
+        </w:rPr>
+        <w:t xml:space="preserve"> diagram, system flow diagram.</w:t>
       </w:r>
     </w:p>
     <w:p>
@@ -3217,8 +3955,44 @@
           <w:sz w:val="24"/>
           <w:szCs w:val="24"/>
         </w:rPr>
-        <w:t>Programming for different transactions like monthly billing, daily transaction report, slabwise report, meter reading etc .</w:t>
-      </w:r>
+        <w:t xml:space="preserve">Programming for different transactions like monthly billing, daily transaction report, </w:t>
+      </w:r>
+      <w:r>
+        <w:rPr>
+          <w:rFonts w:ascii="Times New Roman" w:hAnsi="Times New Roman"/>
+          <w:sz w:val="24"/>
+          <w:szCs w:val="24"/>
+        </w:rPr>
+        <w:t>slab wise</w:t>
+      </w:r>
+      <w:r>
+        <w:rPr>
+          <w:rFonts w:ascii="Times New Roman" w:hAnsi="Times New Roman"/>
+          <w:sz w:val="24"/>
+          <w:szCs w:val="24"/>
+        </w:rPr>
+        <w:t xml:space="preserve"> report, meter reading </w:t>
+      </w:r>
+      <w:proofErr w:type="spellStart"/>
+      <w:proofErr w:type="gramStart"/>
+      <w:r>
+        <w:rPr>
+          <w:rFonts w:ascii="Times New Roman" w:hAnsi="Times New Roman"/>
+          <w:sz w:val="24"/>
+          <w:szCs w:val="24"/>
+        </w:rPr>
+        <w:t>etc</w:t>
+      </w:r>
+      <w:proofErr w:type="spellEnd"/>
+      <w:r>
+        <w:rPr>
+          <w:rFonts w:ascii="Times New Roman" w:hAnsi="Times New Roman"/>
+          <w:sz w:val="24"/>
+          <w:szCs w:val="24"/>
+        </w:rPr>
+        <w:t xml:space="preserve"> .</w:t>
+      </w:r>
+      <w:proofErr w:type="gramEnd"/>
     </w:p>
     <w:p>
       <w:pPr>
@@ -3240,7 +4014,25 @@
           <w:sz w:val="24"/>
           <w:szCs w:val="24"/>
         </w:rPr>
-        <w:t>Worked on HQL and native sql(hibernate query language required for different transactions)</w:t>
+        <w:t xml:space="preserve">Worked on HQL and native </w:t>
+      </w:r>
+      <w:proofErr w:type="spellStart"/>
+      <w:r>
+        <w:rPr>
+          <w:rFonts w:ascii="Times New Roman" w:hAnsi="Times New Roman"/>
+          <w:sz w:val="24"/>
+          <w:szCs w:val="24"/>
+        </w:rPr>
+        <w:t>sql</w:t>
+      </w:r>
+      <w:proofErr w:type="spellEnd"/>
+      <w:r>
+        <w:rPr>
+          <w:rFonts w:ascii="Times New Roman" w:hAnsi="Times New Roman"/>
+          <w:sz w:val="24"/>
+          <w:szCs w:val="24"/>
+        </w:rPr>
+        <w:t>(hibernate query language required for different transactions)</w:t>
       </w:r>
     </w:p>
     <w:p>
@@ -3331,7 +4123,27 @@
           <w:sz w:val="24"/>
           <w:szCs w:val="24"/>
         </w:rPr>
-        <w:t xml:space="preserve"> It’s a Maven Project developing an integrated application for data entry, access and reporting on a centralized, web based platform, featuring detailed reporting, supporting optimal management for futsal, as well as role-based module access control set by the administration.</w:t>
+        <w:t xml:space="preserve"> It’s a Maven Project developing an integrated application for data entry, access and reporting on a centralized, web based platform, featuring detailed reporting, </w:t>
+      </w:r>
+      <w:bookmarkStart w:id="0" w:name="_GoBack"/>
+      <w:bookmarkEnd w:id="0"/>
+      <w:r>
+        <w:rPr>
+          <w:rFonts w:ascii="Times New Roman" w:hAnsi="Times New Roman"/>
+          <w:color w:val="000000"/>
+          <w:sz w:val="24"/>
+          <w:szCs w:val="24"/>
+        </w:rPr>
+        <w:t>and supporting</w:t>
+      </w:r>
+      <w:r>
+        <w:rPr>
+          <w:rFonts w:ascii="Times New Roman" w:hAnsi="Times New Roman"/>
+          <w:color w:val="000000"/>
+          <w:sz w:val="24"/>
+          <w:szCs w:val="24"/>
+        </w:rPr>
+        <w:t xml:space="preserve"> optimal management for futsal, as well as role-based module access control set by the administration.</w:t>
       </w:r>
     </w:p>
     <w:p>
@@ -3411,7 +4223,47 @@
           <w:sz w:val="24"/>
           <w:szCs w:val="24"/>
         </w:rPr>
-        <w:t>XAMPP control Panel, SQL yog, NetBeans IDE, Git Bash.</w:t>
+        <w:t xml:space="preserve">XAMPP control Panel, SQL </w:t>
+      </w:r>
+      <w:proofErr w:type="spellStart"/>
+      <w:r>
+        <w:rPr>
+          <w:rFonts w:ascii="Times New Roman" w:hAnsi="Times New Roman"/>
+          <w:color w:val="000000"/>
+          <w:sz w:val="24"/>
+          <w:szCs w:val="24"/>
+        </w:rPr>
+        <w:t>yog</w:t>
+      </w:r>
+      <w:proofErr w:type="spellEnd"/>
+      <w:r>
+        <w:rPr>
+          <w:rFonts w:ascii="Times New Roman" w:hAnsi="Times New Roman"/>
+          <w:color w:val="000000"/>
+          <w:sz w:val="24"/>
+          <w:szCs w:val="24"/>
+        </w:rPr>
+        <w:t xml:space="preserve">, NetBeans IDE, </w:t>
+      </w:r>
+      <w:proofErr w:type="spellStart"/>
+      <w:r>
+        <w:rPr>
+          <w:rFonts w:ascii="Times New Roman" w:hAnsi="Times New Roman"/>
+          <w:color w:val="000000"/>
+          <w:sz w:val="24"/>
+          <w:szCs w:val="24"/>
+        </w:rPr>
+        <w:t>Git</w:t>
+      </w:r>
+      <w:proofErr w:type="spellEnd"/>
+      <w:r>
+        <w:rPr>
+          <w:rFonts w:ascii="Times New Roman" w:hAnsi="Times New Roman"/>
+          <w:color w:val="000000"/>
+          <w:sz w:val="24"/>
+          <w:szCs w:val="24"/>
+        </w:rPr>
+        <w:t xml:space="preserve"> Bash.</w:t>
       </w:r>
       <w:r>
         <w:rPr>
@@ -3475,7 +4327,25 @@
           <w:sz w:val="24"/>
           <w:szCs w:val="24"/>
         </w:rPr>
-        <w:t>Developing software architecture, class diagram, uml diagram, system flow diagram.</w:t>
+        <w:t xml:space="preserve">Developing software architecture, class diagram, </w:t>
+      </w:r>
+      <w:proofErr w:type="spellStart"/>
+      <w:r>
+        <w:rPr>
+          <w:rFonts w:ascii="Times New Roman" w:hAnsi="Times New Roman"/>
+          <w:sz w:val="24"/>
+          <w:szCs w:val="24"/>
+        </w:rPr>
+        <w:t>uml</w:t>
+      </w:r>
+      <w:proofErr w:type="spellEnd"/>
+      <w:r>
+        <w:rPr>
+          <w:rFonts w:ascii="Times New Roman" w:hAnsi="Times New Roman"/>
+          <w:sz w:val="24"/>
+          <w:szCs w:val="24"/>
+        </w:rPr>
+        <w:t xml:space="preserve"> diagram, system flow diagram.</w:t>
       </w:r>
     </w:p>
     <w:p>
@@ -3571,13 +4441,31 @@
         </w:rPr>
         <w:t xml:space="preserve"> </w:t>
       </w:r>
-      <w:r>
-        <w:rPr>
-          <w:rFonts w:ascii="Times New Roman" w:hAnsi="Times New Roman"/>
-          <w:sz w:val="24"/>
-          <w:szCs w:val="24"/>
-        </w:rPr>
-        <w:t>primefaces,</w:t>
+      <w:proofErr w:type="spellStart"/>
+      <w:r>
+        <w:rPr>
+          <w:rFonts w:ascii="Times New Roman" w:hAnsi="Times New Roman"/>
+          <w:sz w:val="24"/>
+          <w:szCs w:val="24"/>
+        </w:rPr>
+        <w:t>P</w:t>
+      </w:r>
+      <w:r>
+        <w:rPr>
+          <w:rFonts w:ascii="Times New Roman" w:hAnsi="Times New Roman"/>
+          <w:sz w:val="24"/>
+          <w:szCs w:val="24"/>
+        </w:rPr>
+        <w:t>rimefaces</w:t>
+      </w:r>
+      <w:proofErr w:type="spellEnd"/>
+      <w:r>
+        <w:rPr>
+          <w:rFonts w:ascii="Times New Roman" w:hAnsi="Times New Roman"/>
+          <w:sz w:val="24"/>
+          <w:szCs w:val="24"/>
+        </w:rPr>
+        <w:t>,</w:t>
       </w:r>
       <w:r>
         <w:rPr>
@@ -3680,7 +4568,27 @@
           <w:sz w:val="24"/>
           <w:szCs w:val="24"/>
         </w:rPr>
-        <w:t>IOE/Pulchowk.</w:t>
+        <w:t>IOE/</w:t>
+      </w:r>
+      <w:proofErr w:type="spellStart"/>
+      <w:r>
+        <w:rPr>
+          <w:rFonts w:ascii="Times New Roman" w:hAnsi="Times New Roman"/>
+          <w:color w:val="000000"/>
+          <w:sz w:val="24"/>
+          <w:szCs w:val="24"/>
+        </w:rPr>
+        <w:t>Pulchowk</w:t>
+      </w:r>
+      <w:proofErr w:type="spellEnd"/>
+      <w:r>
+        <w:rPr>
+          <w:rFonts w:ascii="Times New Roman" w:hAnsi="Times New Roman"/>
+          <w:color w:val="000000"/>
+          <w:sz w:val="24"/>
+          <w:szCs w:val="24"/>
+        </w:rPr>
+        <w:t>.</w:t>
       </w:r>
     </w:p>
     <w:p>
@@ -3738,7 +4646,25 @@
           <w:sz w:val="24"/>
           <w:szCs w:val="24"/>
         </w:rPr>
-        <w:t xml:space="preserve">4 year scholarship from Institute of Engineering , Pulchowk Campus </w:t>
+        <w:t xml:space="preserve">4 year scholarship from Institute of Engineering , </w:t>
+      </w:r>
+      <w:proofErr w:type="spellStart"/>
+      <w:r>
+        <w:rPr>
+          <w:rFonts w:ascii="Times New Roman" w:hAnsi="Times New Roman"/>
+          <w:sz w:val="24"/>
+          <w:szCs w:val="24"/>
+        </w:rPr>
+        <w:t>Pulchowk</w:t>
+      </w:r>
+      <w:proofErr w:type="spellEnd"/>
+      <w:r>
+        <w:rPr>
+          <w:rFonts w:ascii="Times New Roman" w:hAnsi="Times New Roman"/>
+          <w:sz w:val="24"/>
+          <w:szCs w:val="24"/>
+        </w:rPr>
+        <w:t xml:space="preserve"> Campus </w:t>
       </w:r>
     </w:p>
     <w:p>
@@ -3899,7 +4825,23 @@
           <w:sz w:val="24"/>
           <w:szCs w:val="24"/>
         </w:rPr>
-        <w:t>BACHELOR’S DEGREE  2010-2014</w:t>
+        <w:t xml:space="preserve">BACHELOR’S </w:t>
+      </w:r>
+      <w:r>
+        <w:rPr>
+          <w:rFonts w:ascii="Times New Roman" w:eastAsia="Times New Roman" w:hAnsi="Times New Roman" w:cs="Times New Roman"/>
+          <w:sz w:val="24"/>
+          <w:szCs w:val="24"/>
+        </w:rPr>
+        <w:t>DEGREE 2010</w:t>
+      </w:r>
+      <w:r>
+        <w:rPr>
+          <w:rFonts w:ascii="Times New Roman" w:eastAsia="Times New Roman" w:hAnsi="Times New Roman" w:cs="Times New Roman"/>
+          <w:sz w:val="24"/>
+          <w:szCs w:val="24"/>
+        </w:rPr>
+        <w:t>-2014</w:t>
       </w:r>
     </w:p>
     <w:p>
@@ -3937,7 +4879,43 @@
           <w:sz w:val="24"/>
           <w:szCs w:val="24"/>
         </w:rPr>
-        <w:t>IOE, Pulchowk Campus, Tribhuwan University</w:t>
+        <w:t xml:space="preserve">IOE, </w:t>
+      </w:r>
+      <w:proofErr w:type="spellStart"/>
+      <w:r>
+        <w:rPr>
+          <w:rFonts w:ascii="Times New Roman" w:eastAsia="Times New Roman" w:hAnsi="Times New Roman" w:cs="Times New Roman"/>
+          <w:sz w:val="24"/>
+          <w:szCs w:val="24"/>
+        </w:rPr>
+        <w:t>Pulchowk</w:t>
+      </w:r>
+      <w:proofErr w:type="spellEnd"/>
+      <w:r>
+        <w:rPr>
+          <w:rFonts w:ascii="Times New Roman" w:eastAsia="Times New Roman" w:hAnsi="Times New Roman" w:cs="Times New Roman"/>
+          <w:sz w:val="24"/>
+          <w:szCs w:val="24"/>
+        </w:rPr>
+        <w:t xml:space="preserve"> Campus, </w:t>
+      </w:r>
+      <w:proofErr w:type="spellStart"/>
+      <w:r>
+        <w:rPr>
+          <w:rFonts w:ascii="Times New Roman" w:eastAsia="Times New Roman" w:hAnsi="Times New Roman" w:cs="Times New Roman"/>
+          <w:sz w:val="24"/>
+          <w:szCs w:val="24"/>
+        </w:rPr>
+        <w:t>Tribhuwan</w:t>
+      </w:r>
+      <w:proofErr w:type="spellEnd"/>
+      <w:r>
+        <w:rPr>
+          <w:rFonts w:ascii="Times New Roman" w:eastAsia="Times New Roman" w:hAnsi="Times New Roman" w:cs="Times New Roman"/>
+          <w:sz w:val="24"/>
+          <w:szCs w:val="24"/>
+        </w:rPr>
+        <w:t xml:space="preserve"> University</w:t>
       </w:r>
     </w:p>
     <w:p>

--- a/binodcv/Binod-cv.docx
+++ b/binodcv/Binod-cv.docx
@@ -45,30 +45,51 @@
         <w:rPr>
           <w:rStyle w:val="InternetLink"/>
           <w:rFonts w:ascii="Times New Roman" w:hAnsi="Times New Roman"/>
-          <w:sz w:val="24"/>
-          <w:szCs w:val="24"/>
-        </w:rPr>
-      </w:pPr>
-      <w:r>
-        <w:rPr>
-          <w:rFonts w:ascii="Times New Roman" w:hAnsi="Times New Roman"/>
-          <w:color w:val="000000"/>
-          <w:sz w:val="24"/>
-          <w:szCs w:val="24"/>
-        </w:rPr>
-        <w:t xml:space="preserve">          </w:t>
-      </w:r>
-      <w:hyperlink r:id="rId5" w:history="1">
-        <w:r>
-          <w:rPr>
-            <w:rStyle w:val="Hyperlink"/>
-            <w:rFonts w:ascii="Times New Roman" w:hAnsi="Times New Roman"/>
-            <w:sz w:val="24"/>
-            <w:szCs w:val="24"/>
-          </w:rPr>
-          <w:t>binod@fusemachines.com</w:t>
-        </w:r>
-      </w:hyperlink>
+          <w:color w:val="000000"/>
+          <w:sz w:val="24"/>
+          <w:szCs w:val="24"/>
+        </w:rPr>
+      </w:pPr>
+      <w:r>
+        <w:rPr>
+          <w:rFonts w:ascii="Times New Roman" w:hAnsi="Times New Roman"/>
+          <w:color w:val="000000"/>
+          <w:sz w:val="24"/>
+          <w:szCs w:val="24"/>
+        </w:rPr>
+        <w:t xml:space="preserve">     </w:t>
+      </w:r>
+      <w:bookmarkStart w:id="0" w:name="_GoBack"/>
+      <w:bookmarkEnd w:id="0"/>
+      <w:r>
+        <w:fldChar w:fldCharType="begin"/>
+      </w:r>
+      <w:r>
+        <w:instrText xml:space="preserve"> HYPERLINK "mailto:binodrajpandey@ioe.edu.np" \h </w:instrText>
+      </w:r>
+      <w:r>
+        <w:fldChar w:fldCharType="separate"/>
+      </w:r>
+      <w:r>
+        <w:rPr>
+          <w:rStyle w:val="InternetLink"/>
+          <w:rFonts w:ascii="Times New Roman" w:hAnsi="Times New Roman"/>
+          <w:color w:val="000000"/>
+          <w:sz w:val="24"/>
+          <w:szCs w:val="24"/>
+        </w:rPr>
+        <w:t>binodbex@gmail.com</w:t>
+      </w:r>
+      <w:r>
+        <w:rPr>
+          <w:rStyle w:val="InternetLink"/>
+          <w:rFonts w:ascii="Times New Roman" w:hAnsi="Times New Roman"/>
+          <w:color w:val="000000"/>
+          <w:sz w:val="24"/>
+          <w:szCs w:val="24"/>
+        </w:rPr>
+        <w:fldChar w:fldCharType="end"/>
+      </w:r>
     </w:p>
     <w:p>
       <w:pPr>
@@ -76,30 +97,25 @@
         <w:ind w:firstLine="720"/>
         <w:jc w:val="center"/>
         <w:rPr>
-          <w:rStyle w:val="InternetLink"/>
-          <w:rFonts w:ascii="Times New Roman" w:hAnsi="Times New Roman"/>
-          <w:color w:val="000000"/>
-          <w:sz w:val="24"/>
-          <w:szCs w:val="24"/>
-        </w:rPr>
-      </w:pPr>
-      <w:hyperlink r:id="rId6">
-        <w:r>
-          <w:rPr>
-            <w:rStyle w:val="InternetLink"/>
-            <w:rFonts w:ascii="Times New Roman" w:hAnsi="Times New Roman"/>
-            <w:color w:val="000000"/>
-            <w:sz w:val="24"/>
-            <w:szCs w:val="24"/>
-          </w:rPr>
-          <w:t>binodrajpandey@ioe.edu.np</w:t>
-        </w:r>
-      </w:hyperlink>
-    </w:p>
-    <w:p>
-      <w:pPr>
-        <w:spacing w:after="0" w:line="360" w:lineRule="auto"/>
-        <w:ind w:firstLine="720"/>
+          <w:rFonts w:ascii="Times New Roman" w:hAnsi="Times New Roman"/>
+          <w:color w:val="000000"/>
+          <w:sz w:val="24"/>
+          <w:szCs w:val="24"/>
+        </w:rPr>
+      </w:pPr>
+      <w:r>
+        <w:rPr>
+          <w:rFonts w:ascii="Times New Roman" w:hAnsi="Times New Roman"/>
+          <w:color w:val="000000"/>
+          <w:sz w:val="24"/>
+          <w:szCs w:val="24"/>
+        </w:rPr>
+        <w:t>9851162081</w:t>
+      </w:r>
+    </w:p>
+    <w:p>
+      <w:pPr>
+        <w:spacing w:after="0" w:line="360" w:lineRule="auto"/>
         <w:jc w:val="center"/>
         <w:rPr>
           <w:rFonts w:ascii="Times New Roman" w:hAnsi="Times New Roman"/>
@@ -115,27 +131,6 @@
           <w:sz w:val="24"/>
           <w:szCs w:val="24"/>
         </w:rPr>
-        <w:t>9851162081</w:t>
-      </w:r>
-    </w:p>
-    <w:p>
-      <w:pPr>
-        <w:spacing w:after="0" w:line="360" w:lineRule="auto"/>
-        <w:jc w:val="center"/>
-        <w:rPr>
-          <w:rFonts w:ascii="Times New Roman" w:hAnsi="Times New Roman"/>
-          <w:color w:val="000000"/>
-          <w:sz w:val="24"/>
-          <w:szCs w:val="24"/>
-        </w:rPr>
-      </w:pPr>
-      <w:r>
-        <w:rPr>
-          <w:rFonts w:ascii="Times New Roman" w:hAnsi="Times New Roman"/>
-          <w:color w:val="000000"/>
-          <w:sz w:val="24"/>
-          <w:szCs w:val="24"/>
-        </w:rPr>
         <w:t xml:space="preserve">      </w:t>
       </w:r>
       <w:r>
@@ -154,16 +149,16 @@
           <w:sz w:val="24"/>
           <w:szCs w:val="24"/>
         </w:rPr>
-        <w:t>27</w:t>
-      </w:r>
-      <w:r>
-        <w:rPr>
-          <w:rFonts w:ascii="Times New Roman" w:hAnsi="Times New Roman"/>
-          <w:color w:val="000000"/>
-          <w:sz w:val="24"/>
-          <w:szCs w:val="24"/>
-        </w:rPr>
-        <w:t>/10</w:t>
+        <w:t>03/1</w:t>
+      </w:r>
+      <w:r>
+        <w:rPr>
+          <w:rFonts w:ascii="Times New Roman" w:hAnsi="Times New Roman"/>
+          <w:color w:val="000000"/>
+          <w:sz w:val="24"/>
+          <w:szCs w:val="24"/>
+        </w:rPr>
+        <w:t>2</w:t>
       </w:r>
       <w:r>
         <w:rPr>
@@ -316,7 +311,25 @@
           <w:sz w:val="24"/>
           <w:szCs w:val="24"/>
         </w:rPr>
-        <w:t xml:space="preserve"> of part time paid lecturer in IOE </w:t>
+        <w:t xml:space="preserve"> of part time paid </w:t>
+      </w:r>
+      <w:r>
+        <w:rPr>
+          <w:rFonts w:ascii="Times New Roman" w:hAnsi="Times New Roman"/>
+          <w:color w:val="000000"/>
+          <w:sz w:val="24"/>
+          <w:szCs w:val="24"/>
+        </w:rPr>
+        <w:t>Assistant L</w:t>
+      </w:r>
+      <w:r>
+        <w:rPr>
+          <w:rFonts w:ascii="Times New Roman" w:hAnsi="Times New Roman"/>
+          <w:color w:val="000000"/>
+          <w:sz w:val="24"/>
+          <w:szCs w:val="24"/>
+        </w:rPr>
+        <w:t xml:space="preserve">ecturer in IOE </w:t>
       </w:r>
       <w:proofErr w:type="spellStart"/>
       <w:r>
@@ -346,6 +359,31 @@
           <w:szCs w:val="24"/>
         </w:rPr>
         <w:t>.</w:t>
+      </w:r>
+    </w:p>
+    <w:p>
+      <w:pPr>
+        <w:pStyle w:val="ListParagraph"/>
+        <w:numPr>
+          <w:ilvl w:val="0"/>
+          <w:numId w:val="2"/>
+        </w:numPr>
+        <w:spacing w:after="0" w:line="360" w:lineRule="auto"/>
+        <w:rPr>
+          <w:rFonts w:ascii="Times New Roman" w:hAnsi="Times New Roman"/>
+          <w:color w:val="000000"/>
+          <w:sz w:val="24"/>
+          <w:szCs w:val="24"/>
+        </w:rPr>
+      </w:pPr>
+      <w:r>
+        <w:rPr>
+          <w:rFonts w:ascii="Times New Roman" w:hAnsi="Times New Roman"/>
+          <w:color w:val="000000"/>
+          <w:sz w:val="24"/>
+          <w:szCs w:val="24"/>
+        </w:rPr>
+        <w:t>Two years of experience as a Java Instructor in IT training Nepal.</w:t>
       </w:r>
     </w:p>
     <w:p>
@@ -480,25 +518,7 @@
           <w:sz w:val="24"/>
           <w:szCs w:val="24"/>
         </w:rPr>
-        <w:t xml:space="preserve"> spring data</w:t>
-      </w:r>
-      <w:r>
-        <w:rPr>
-          <w:rFonts w:ascii="Times New Roman" w:hAnsi="Times New Roman"/>
-          <w:color w:val="000000"/>
-          <w:sz w:val="24"/>
-          <w:szCs w:val="24"/>
-        </w:rPr>
-        <w:t xml:space="preserve"> JPA</w:t>
-      </w:r>
-      <w:r>
-        <w:rPr>
-          <w:rFonts w:ascii="Times New Roman" w:hAnsi="Times New Roman"/>
-          <w:color w:val="000000"/>
-          <w:sz w:val="24"/>
-          <w:szCs w:val="24"/>
-        </w:rPr>
-        <w:t>,</w:t>
+        <w:t xml:space="preserve"> spring data,</w:t>
       </w:r>
       <w:r>
         <w:rPr>
@@ -544,6 +564,15 @@
           <w:szCs w:val="24"/>
         </w:rPr>
         <w:t>ocker,</w:t>
+      </w:r>
+      <w:r>
+        <w:rPr>
+          <w:rFonts w:ascii="Times New Roman" w:hAnsi="Times New Roman"/>
+          <w:color w:val="000000"/>
+          <w:sz w:val="24"/>
+          <w:szCs w:val="24"/>
+        </w:rPr>
+        <w:t xml:space="preserve"> Vagrant,</w:t>
       </w:r>
       <w:r>
         <w:rPr>
@@ -899,7 +928,16 @@
           <w:sz w:val="24"/>
           <w:szCs w:val="24"/>
         </w:rPr>
-        <w:t xml:space="preserve">Test API: Junit, Selenium, Cucumber, </w:t>
+        <w:t xml:space="preserve">Test API: Junit, </w:t>
+      </w:r>
+      <w:r>
+        <w:rPr>
+          <w:rFonts w:ascii="Times New Roman" w:hAnsi="Times New Roman"/>
+          <w:color w:val="000000"/>
+          <w:sz w:val="24"/>
+          <w:szCs w:val="24"/>
+        </w:rPr>
+        <w:t xml:space="preserve">Selenium, Cucumber, </w:t>
       </w:r>
       <w:proofErr w:type="spellStart"/>
       <w:r>
@@ -1077,7 +1115,45 @@
           <w:sz w:val="24"/>
           <w:szCs w:val="24"/>
         </w:rPr>
-        <w:t>, NoSQL(Cassandra)</w:t>
+        <w:t>, NoSQL(Cassandra</w:t>
+      </w:r>
+      <w:r>
+        <w:rPr>
+          <w:rFonts w:ascii="Times New Roman" w:hAnsi="Times New Roman"/>
+          <w:color w:val="000000"/>
+          <w:sz w:val="24"/>
+          <w:szCs w:val="24"/>
+        </w:rPr>
+        <w:t xml:space="preserve">, </w:t>
+      </w:r>
+      <w:proofErr w:type="spellStart"/>
+      <w:r>
+        <w:rPr>
+          <w:rFonts w:ascii="Times New Roman" w:hAnsi="Times New Roman"/>
+          <w:color w:val="000000"/>
+          <w:sz w:val="24"/>
+          <w:szCs w:val="24"/>
+        </w:rPr>
+        <w:t>Redis</w:t>
+      </w:r>
+      <w:proofErr w:type="spellEnd"/>
+      <w:r>
+        <w:rPr>
+          <w:rFonts w:ascii="Times New Roman" w:hAnsi="Times New Roman"/>
+          <w:color w:val="000000"/>
+          <w:sz w:val="24"/>
+          <w:szCs w:val="24"/>
+        </w:rPr>
+        <w:t>, MongoDB</w:t>
+      </w:r>
+      <w:r>
+        <w:rPr>
+          <w:rFonts w:ascii="Times New Roman" w:hAnsi="Times New Roman"/>
+          <w:color w:val="000000"/>
+          <w:sz w:val="24"/>
+          <w:szCs w:val="24"/>
+        </w:rPr>
+        <w:t>)</w:t>
       </w:r>
     </w:p>
     <w:p>
@@ -1302,25 +1378,23 @@
         </w:rPr>
         <w:t>Framework: -</w:t>
       </w:r>
-      <w:proofErr w:type="gramStart"/>
-      <w:r>
-        <w:rPr>
-          <w:rFonts w:ascii="Times New Roman" w:hAnsi="Times New Roman"/>
-          <w:color w:val="000000"/>
-          <w:sz w:val="24"/>
-          <w:szCs w:val="24"/>
-        </w:rPr>
-        <w:t>Spring-</w:t>
-      </w:r>
-      <w:proofErr w:type="gramEnd"/>
-      <w:r>
-        <w:rPr>
-          <w:rFonts w:ascii="Times New Roman" w:hAnsi="Times New Roman"/>
-          <w:color w:val="000000"/>
-          <w:sz w:val="24"/>
-          <w:szCs w:val="24"/>
-        </w:rPr>
-        <w:t>Boot, EJB, JSF</w:t>
+      <w:r>
+        <w:rPr>
+          <w:rFonts w:ascii="Times New Roman" w:hAnsi="Times New Roman"/>
+          <w:color w:val="000000"/>
+          <w:sz w:val="24"/>
+          <w:szCs w:val="24"/>
+        </w:rPr>
+        <w:t xml:space="preserve"> </w:t>
+      </w:r>
+      <w:r>
+        <w:rPr>
+          <w:rFonts w:ascii="Times New Roman" w:hAnsi="Times New Roman"/>
+          <w:color w:val="000000"/>
+          <w:sz w:val="24"/>
+          <w:szCs w:val="24"/>
+        </w:rPr>
+        <w:t>Spring-Boot, EJB, JSF</w:t>
       </w:r>
       <w:r>
         <w:rPr>
@@ -1349,6 +1423,14 @@
         </w:rPr>
         <w:lastRenderedPageBreak/>
         <w:t>ORM: - JPA/Hibernate</w:t>
+      </w:r>
+      <w:r>
+        <w:rPr>
+          <w:rFonts w:ascii="Times New Roman" w:hAnsi="Times New Roman"/>
+          <w:sz w:val="24"/>
+          <w:szCs w:val="24"/>
+        </w:rPr>
+        <w:t xml:space="preserve"> (Spring data)</w:t>
       </w:r>
     </w:p>
     <w:p>
@@ -2277,39 +2359,7 @@
           <w:szCs w:val="24"/>
         </w:rPr>
         <w:lastRenderedPageBreak/>
-        <w:t>Developing software architecture</w:t>
-      </w:r>
-      <w:r>
-        <w:rPr>
-          <w:rFonts w:ascii="Times New Roman" w:hAnsi="Times New Roman"/>
-          <w:sz w:val="24"/>
-          <w:szCs w:val="24"/>
-        </w:rPr>
-        <w:t xml:space="preserve"> for M</w:t>
-      </w:r>
-      <w:r>
-        <w:rPr>
-          <w:rFonts w:ascii="Times New Roman" w:hAnsi="Times New Roman"/>
-          <w:sz w:val="24"/>
-          <w:szCs w:val="24"/>
-        </w:rPr>
-        <w:t>arvin to support multi tenancy feature for the all clients</w:t>
-      </w:r>
-      <w:r>
-        <w:rPr>
-          <w:rFonts w:ascii="Times New Roman" w:hAnsi="Times New Roman"/>
-          <w:sz w:val="24"/>
-          <w:szCs w:val="24"/>
-        </w:rPr>
-        <w:t xml:space="preserve"> </w:t>
-      </w:r>
-      <w:r>
-        <w:rPr>
-          <w:rFonts w:ascii="Times New Roman" w:hAnsi="Times New Roman"/>
-          <w:sz w:val="24"/>
-          <w:szCs w:val="24"/>
-        </w:rPr>
-        <w:t>(insurance companies).</w:t>
+        <w:t>Discuss about architecture and data modelling of multi tenancy behavior of Marvin Server.</w:t>
       </w:r>
     </w:p>
     <w:p>
@@ -2332,7 +2382,39 @@
           <w:sz w:val="24"/>
           <w:szCs w:val="24"/>
         </w:rPr>
-        <w:t>Convert EJB project to Spring-Boot Projects.</w:t>
+        <w:t>Developing software architecture</w:t>
+      </w:r>
+      <w:r>
+        <w:rPr>
+          <w:rFonts w:ascii="Times New Roman" w:hAnsi="Times New Roman"/>
+          <w:sz w:val="24"/>
+          <w:szCs w:val="24"/>
+        </w:rPr>
+        <w:t xml:space="preserve"> for M</w:t>
+      </w:r>
+      <w:r>
+        <w:rPr>
+          <w:rFonts w:ascii="Times New Roman" w:hAnsi="Times New Roman"/>
+          <w:sz w:val="24"/>
+          <w:szCs w:val="24"/>
+        </w:rPr>
+        <w:t>arvin to support multi tenancy feature for the all clients</w:t>
+      </w:r>
+      <w:r>
+        <w:rPr>
+          <w:rFonts w:ascii="Times New Roman" w:hAnsi="Times New Roman"/>
+          <w:sz w:val="24"/>
+          <w:szCs w:val="24"/>
+        </w:rPr>
+        <w:t xml:space="preserve"> </w:t>
+      </w:r>
+      <w:r>
+        <w:rPr>
+          <w:rFonts w:ascii="Times New Roman" w:hAnsi="Times New Roman"/>
+          <w:sz w:val="24"/>
+          <w:szCs w:val="24"/>
+        </w:rPr>
+        <w:t>(insurance companies).</w:t>
       </w:r>
     </w:p>
     <w:p>
@@ -2355,15 +2437,7 @@
           <w:sz w:val="24"/>
           <w:szCs w:val="24"/>
         </w:rPr>
-        <w:t>Change services to support backward compatibility</w:t>
-      </w:r>
-      <w:r>
-        <w:rPr>
-          <w:rFonts w:ascii="Times New Roman" w:hAnsi="Times New Roman"/>
-          <w:sz w:val="24"/>
-          <w:szCs w:val="24"/>
-        </w:rPr>
-        <w:t>.</w:t>
+        <w:t>Convert EJB project to Spring-Boot Projects.</w:t>
       </w:r>
     </w:p>
     <w:p>
@@ -2386,7 +2460,15 @@
           <w:sz w:val="24"/>
           <w:szCs w:val="24"/>
         </w:rPr>
-        <w:t>Add feature for multi-tenancy behavior.</w:t>
+        <w:t>Change services to support backward compatibility</w:t>
+      </w:r>
+      <w:r>
+        <w:rPr>
+          <w:rFonts w:ascii="Times New Roman" w:hAnsi="Times New Roman"/>
+          <w:sz w:val="24"/>
+          <w:szCs w:val="24"/>
+        </w:rPr>
+        <w:t>.</w:t>
       </w:r>
     </w:p>
     <w:p>
@@ -2409,7 +2491,7 @@
           <w:sz w:val="24"/>
           <w:szCs w:val="24"/>
         </w:rPr>
-        <w:t>Manage Security for some endpoints using OAUTH2</w:t>
+        <w:t>Add feature for multi-tenancy behavior.</w:t>
       </w:r>
     </w:p>
     <w:p>
@@ -2432,23 +2514,7 @@
           <w:sz w:val="24"/>
           <w:szCs w:val="24"/>
         </w:rPr>
-        <w:t>Import vehicle data obtained from the differen</w:t>
-      </w:r>
-      <w:r>
-        <w:rPr>
-          <w:rFonts w:ascii="Times New Roman" w:hAnsi="Times New Roman"/>
-          <w:sz w:val="24"/>
-          <w:szCs w:val="24"/>
-        </w:rPr>
-        <w:t>t Vendor</w:t>
-      </w:r>
-      <w:r>
-        <w:rPr>
-          <w:rFonts w:ascii="Times New Roman" w:hAnsi="Times New Roman"/>
-          <w:sz w:val="24"/>
-          <w:szCs w:val="24"/>
-        </w:rPr>
-        <w:t>.</w:t>
+        <w:t>Manage Security for some endpoints using OAUTH2</w:t>
       </w:r>
     </w:p>
     <w:p>
@@ -2471,27 +2537,23 @@
           <w:sz w:val="24"/>
           <w:szCs w:val="24"/>
         </w:rPr>
-        <w:t xml:space="preserve">Import and export vehicle compatibilities with different device for different client to the centralized </w:t>
-      </w:r>
-      <w:proofErr w:type="spellStart"/>
-      <w:proofErr w:type="gramStart"/>
-      <w:r>
-        <w:rPr>
-          <w:rFonts w:ascii="Times New Roman" w:hAnsi="Times New Roman"/>
-          <w:sz w:val="24"/>
-          <w:szCs w:val="24"/>
-        </w:rPr>
-        <w:t>marvin</w:t>
-      </w:r>
-      <w:proofErr w:type="spellEnd"/>
-      <w:proofErr w:type="gramEnd"/>
-      <w:r>
-        <w:rPr>
-          <w:rFonts w:ascii="Times New Roman" w:hAnsi="Times New Roman"/>
-          <w:sz w:val="24"/>
-          <w:szCs w:val="24"/>
-        </w:rPr>
-        <w:t xml:space="preserve"> server.</w:t>
+        <w:t>Import vehicle data obtained from the differen</w:t>
+      </w:r>
+      <w:r>
+        <w:rPr>
+          <w:rFonts w:ascii="Times New Roman" w:hAnsi="Times New Roman"/>
+          <w:sz w:val="24"/>
+          <w:szCs w:val="24"/>
+        </w:rPr>
+        <w:t>t Vendor</w:t>
+      </w:r>
+      <w:r>
+        <w:rPr>
+          <w:rFonts w:ascii="Times New Roman" w:hAnsi="Times New Roman"/>
+          <w:sz w:val="24"/>
+          <w:szCs w:val="24"/>
+        </w:rPr>
+        <w:t>.</w:t>
       </w:r>
     </w:p>
     <w:p>
@@ -2514,6 +2576,49 @@
           <w:sz w:val="24"/>
           <w:szCs w:val="24"/>
         </w:rPr>
+        <w:t xml:space="preserve">Import and export vehicle compatibilities with different device for different client to the centralized </w:t>
+      </w:r>
+      <w:proofErr w:type="spellStart"/>
+      <w:proofErr w:type="gramStart"/>
+      <w:r>
+        <w:rPr>
+          <w:rFonts w:ascii="Times New Roman" w:hAnsi="Times New Roman"/>
+          <w:sz w:val="24"/>
+          <w:szCs w:val="24"/>
+        </w:rPr>
+        <w:t>marvin</w:t>
+      </w:r>
+      <w:proofErr w:type="spellEnd"/>
+      <w:proofErr w:type="gramEnd"/>
+      <w:r>
+        <w:rPr>
+          <w:rFonts w:ascii="Times New Roman" w:hAnsi="Times New Roman"/>
+          <w:sz w:val="24"/>
+          <w:szCs w:val="24"/>
+        </w:rPr>
+        <w:t xml:space="preserve"> server.</w:t>
+      </w:r>
+    </w:p>
+    <w:p>
+      <w:pPr>
+        <w:widowControl w:val="0"/>
+        <w:numPr>
+          <w:ilvl w:val="0"/>
+          <w:numId w:val="3"/>
+        </w:numPr>
+        <w:spacing w:line="360" w:lineRule="auto"/>
+        <w:rPr>
+          <w:rFonts w:ascii="Times New Roman" w:hAnsi="Times New Roman"/>
+          <w:sz w:val="24"/>
+          <w:szCs w:val="24"/>
+        </w:rPr>
+      </w:pPr>
+      <w:r>
+        <w:rPr>
+          <w:rFonts w:ascii="Times New Roman" w:hAnsi="Times New Roman"/>
+          <w:sz w:val="24"/>
+          <w:szCs w:val="24"/>
+        </w:rPr>
         <w:t>Cond</w:t>
       </w:r>
       <w:r>
@@ -2984,6 +3089,7 @@
           <w:sz w:val="24"/>
           <w:szCs w:val="24"/>
         </w:rPr>
+        <w:lastRenderedPageBreak/>
         <w:t xml:space="preserve">Create </w:t>
       </w:r>
       <w:r>
@@ -3085,7 +3191,6 @@
           <w:szCs w:val="32"/>
           <w:u w:val="single"/>
         </w:rPr>
-        <w:lastRenderedPageBreak/>
         <w:t>SIM Tracker Master</w:t>
       </w:r>
     </w:p>
@@ -3734,6 +3839,7 @@
           <w:sz w:val="28"/>
           <w:szCs w:val="28"/>
         </w:rPr>
+        <w:lastRenderedPageBreak/>
         <w:t xml:space="preserve">Tools: </w:t>
       </w:r>
       <w:r>
@@ -3834,7 +3940,6 @@
           <w:sz w:val="28"/>
           <w:szCs w:val="28"/>
         </w:rPr>
-        <w:lastRenderedPageBreak/>
         <w:t xml:space="preserve">Responsibilities: </w:t>
       </w:r>
     </w:p>
@@ -4125,8 +4230,6 @@
         </w:rPr>
         <w:t xml:space="preserve"> It’s a Maven Project developing an integrated application for data entry, access and reporting on a centralized, web based platform, featuring detailed reporting, </w:t>
       </w:r>
-      <w:bookmarkStart w:id="0" w:name="_GoBack"/>
-      <w:bookmarkEnd w:id="0"/>
       <w:r>
         <w:rPr>
           <w:rFonts w:ascii="Times New Roman" w:hAnsi="Times New Roman"/>
@@ -4368,7 +4471,16 @@
           <w:sz w:val="24"/>
           <w:szCs w:val="24"/>
         </w:rPr>
-        <w:t>Implement feature like daily schedule management, futsal field seat reservation and cancellation, admin and customer part pages design as per client requirement discussing with project manager.</w:t>
+        <w:t xml:space="preserve">Implement feature like daily schedule management, futsal field seat reservation and cancellation, admin and customer part pages design as per client requirement discussing </w:t>
+      </w:r>
+      <w:r>
+        <w:rPr>
+          <w:rFonts w:ascii="Times New Roman" w:hAnsi="Times New Roman"/>
+          <w:sz w:val="24"/>
+          <w:szCs w:val="24"/>
+        </w:rPr>
+        <w:lastRenderedPageBreak/>
+        <w:t>with project manager.</w:t>
       </w:r>
     </w:p>
     <w:p>
@@ -4414,7 +4526,6 @@
           <w:sz w:val="24"/>
           <w:szCs w:val="24"/>
         </w:rPr>
-        <w:lastRenderedPageBreak/>
         <w:t>Used: EJB,</w:t>
       </w:r>
       <w:r>
